--- a/samples/CONTOH_SPT_2_PEGAWAI.docx
+++ b/samples/CONTOH_SPT_2_PEGAWAI.docx
@@ -470,7 +470,7 @@
     </w:p>
     <w:p>
       <w:pPr>
-        <w:spacing w:before="240" w:after="0" w:line="240" w:lineRule="auto"/>
+        <w:spacing w:before="0" w:after="0" w:line="240" w:lineRule="auto"/>
         <w:jc w:val="center"/>
         <w:rPr>
           <w:rFonts w:ascii="Arial" w:eastAsia="Arial" w:hAnsi="Arial" w:cs="Arial"/>
@@ -491,7 +491,7 @@
     </w:p>
     <w:p>
       <w:pPr>
-        <w:spacing w:after="0" w:line="240" w:lineRule="auto"/>
+        <w:spacing w:after="0" w:line="240" w:lineRule="auto" w:before="0"/>
         <w:jc w:val="center"/>
         <w:rPr>
           <w:rFonts w:ascii="Arial" w:eastAsia="Arial" w:hAnsi="Arial" w:cs="Arial"/>
@@ -501,43 +501,10 @@
       </w:pPr>
       <w:r>
         <w:rPr>
-          <w:rFonts w:ascii="Arial" w:eastAsia="Arial" w:hAnsi="Arial" w:cs="Arial"/>
+          <w:rFonts w:ascii="Arial" w:hAnsi="Arial" w:eastAsia="Arial" w:cs="Arial"/>
           <w:sz w:val="24"/>
-          <w:szCs w:val="24"/>
         </w:rPr>
-        <w:t xml:space="preserve">Nomor : 000.1.2.3 / </w:t>
-      </w:r>
-      <w:r>
-        <w:rPr>
-          <w:rFonts w:ascii="Arial" w:eastAsia="Arial" w:hAnsi="Arial" w:cs="Arial"/>
-          <w:sz w:val="24"/>
-          <w:szCs w:val="24"/>
-        </w:rPr>
-        <w:t>123</w:t>
-      </w:r>
-      <w:r>
-        <w:rPr>
-          <w:rFonts w:ascii="Arial" w:eastAsia="Arial" w:hAnsi="Arial" w:cs="Arial"/>
-          <w:sz w:val="24"/>
-          <w:szCs w:val="24"/>
-        </w:rPr>
-        <w:t xml:space="preserve"> </w:t>
-      </w:r>
-      <w:r>
-        <w:rPr>
-          <w:rFonts w:ascii="Arial" w:eastAsia="Arial" w:hAnsi="Arial" w:cs="Arial"/>
-          <w:sz w:val="24"/>
-          <w:szCs w:val="24"/>
-        </w:rPr>
-        <w:t>/ 118.4 / 202</w:t>
-      </w:r>
-      <w:r>
-        <w:rPr>
-          <w:rFonts w:ascii="Arial" w:eastAsia="Arial" w:hAnsi="Arial" w:cs="Arial"/>
-          <w:sz w:val="24"/>
-          <w:szCs w:val="24"/>
-        </w:rPr>
-        <w:t>6</w:t>
+        <w:t>Nomor : 000.1.2.3 / 123 / 118.4 / 2026</w:t>
       </w:r>
     </w:p>
     <w:p>
@@ -546,7 +513,7 @@
           <w:tab w:val="left" w:pos="1080"/>
           <w:tab w:val="left" w:pos="1350"/>
         </w:tabs>
-        <w:spacing w:before="120" w:after="0" w:line="240" w:lineRule="auto"/>
+        <w:spacing w:before="0" w:after="0" w:line="240" w:lineRule="auto"/>
         <w:ind w:left="1797" w:hanging="1797"/>
         <w:jc w:val="both"/>
         <w:rPr>
@@ -557,44 +524,15 @@
       </w:pPr>
       <w:r>
         <w:rPr>
-          <w:rFonts w:ascii="Arial" w:eastAsia="Arial" w:hAnsi="Arial" w:cs="Arial"/>
+          <w:rFonts w:ascii="Arial" w:hAnsi="Arial" w:eastAsia="Arial" w:cs="Arial"/>
           <w:sz w:val="24"/>
-          <w:szCs w:val="24"/>
         </w:rPr>
         <w:t>DASAR</w:t>
-      </w:r>
-      <w:r>
-        <w:rPr>
-          <w:rFonts w:ascii="Arial" w:eastAsia="Arial" w:hAnsi="Arial" w:cs="Arial"/>
-          <w:sz w:val="24"/>
-          <w:szCs w:val="24"/>
-        </w:rPr>
         <w:tab/>
-        <w:t xml:space="preserve">: </w:t>
-      </w:r>
-      <w:r>
-        <w:rPr>
-          <w:rFonts w:ascii="Arial" w:eastAsia="Arial" w:hAnsi="Arial" w:cs="Arial"/>
-          <w:sz w:val="24"/>
-          <w:szCs w:val="24"/>
-        </w:rPr>
+        <w:t>:</w:t>
         <w:tab/>
-        <w:t xml:space="preserve">1. </w:t>
-      </w:r>
-      <w:r>
-        <w:rPr>
-          <w:rFonts w:ascii="Arial" w:eastAsia="Arial" w:hAnsi="Arial" w:cs="Arial"/>
-          <w:sz w:val="24"/>
-          <w:szCs w:val="24"/>
-        </w:rPr>
+        <w:t>1.</w:t>
         <w:tab/>
-      </w:r>
-      <w:r>
-        <w:rPr>
-          <w:rFonts w:ascii="Arial" w:eastAsia="Arial" w:hAnsi="Arial" w:cs="Arial"/>
-          <w:sz w:val="24"/>
-          <w:szCs w:val="24"/>
-        </w:rPr>
         <w:t>Peraturan Daerah Provinsi Jawa Timur Nomor 6 Tahun 2025 Tanggal 31 Desember 2025 tentang Anggaran Pendapatan dan Belanja Provinsi Jawa Timur Tahun Anggaran 2026;</w:t>
       </w:r>
     </w:p>
@@ -604,7 +542,7 @@
           <w:tab w:val="left" w:pos="1080"/>
           <w:tab w:val="left" w:pos="1350"/>
         </w:tabs>
-        <w:spacing w:before="120" w:after="0" w:line="240" w:lineRule="auto"/>
+        <w:spacing w:before="0" w:after="0" w:line="240" w:lineRule="auto"/>
         <w:ind w:left="1797" w:hanging="1797"/>
         <w:jc w:val="both"/>
         <w:rPr>
@@ -615,35 +553,13 @@
       </w:pPr>
       <w:r>
         <w:rPr>
-          <w:rFonts w:ascii="Arial" w:eastAsia="Arial" w:hAnsi="Arial" w:cs="Arial"/>
+          <w:rFonts w:ascii="Arial" w:hAnsi="Arial" w:eastAsia="Arial" w:cs="Arial"/>
           <w:sz w:val="24"/>
-          <w:szCs w:val="24"/>
         </w:rPr>
         <w:tab/>
-      </w:r>
-      <w:r>
-        <w:rPr>
-          <w:rFonts w:ascii="Arial" w:eastAsia="Arial" w:hAnsi="Arial" w:cs="Arial"/>
-          <w:sz w:val="24"/>
-          <w:szCs w:val="24"/>
-        </w:rPr>
         <w:tab/>
-        <w:t xml:space="preserve">2. </w:t>
-      </w:r>
-      <w:r>
-        <w:rPr>
-          <w:rFonts w:ascii="Arial" w:eastAsia="Arial" w:hAnsi="Arial" w:cs="Arial"/>
-          <w:sz w:val="24"/>
-          <w:szCs w:val="24"/>
-        </w:rPr>
+        <w:t>2.</w:t>
         <w:tab/>
-      </w:r>
-      <w:r>
-        <w:rPr>
-          <w:rFonts w:ascii="Arial" w:eastAsia="Arial" w:hAnsi="Arial" w:cs="Arial"/>
-          <w:sz w:val="24"/>
-          <w:szCs w:val="24"/>
-        </w:rPr>
         <w:t>Peraturan Gubernur Jawa Timur Nomor 41 Tahun 2025 Tanggal 31 Desember 2025 tentang Penjabaran Perubahan Anggaran Pendapatan dan Belanja Daerah Provinsi Jawa Timur Tahun Anggaran 2026;</w:t>
       </w:r>
     </w:p>
@@ -653,7 +569,7 @@
           <w:tab w:val="left" w:pos="1080"/>
           <w:tab w:val="left" w:pos="1350"/>
         </w:tabs>
-        <w:spacing w:before="120" w:after="0" w:line="240" w:lineRule="auto"/>
+        <w:spacing w:before="0" w:after="0" w:line="240" w:lineRule="auto"/>
         <w:ind w:left="1797" w:hanging="1797"/>
         <w:jc w:val="both"/>
         <w:rPr>
@@ -664,35 +580,13 @@
       </w:pPr>
       <w:r>
         <w:rPr>
-          <w:rFonts w:ascii="Arial" w:eastAsia="Arial" w:hAnsi="Arial" w:cs="Arial"/>
+          <w:rFonts w:ascii="Arial" w:hAnsi="Arial" w:eastAsia="Arial" w:cs="Arial"/>
           <w:sz w:val="24"/>
-          <w:szCs w:val="24"/>
         </w:rPr>
         <w:tab/>
-      </w:r>
-      <w:r>
-        <w:rPr>
-          <w:rFonts w:ascii="Arial" w:eastAsia="Arial" w:hAnsi="Arial" w:cs="Arial"/>
-          <w:sz w:val="24"/>
-          <w:szCs w:val="24"/>
-        </w:rPr>
         <w:tab/>
-        <w:t xml:space="preserve">3. </w:t>
-      </w:r>
-      <w:r>
-        <w:rPr>
-          <w:rFonts w:ascii="Arial" w:eastAsia="Arial" w:hAnsi="Arial" w:cs="Arial"/>
-          <w:sz w:val="24"/>
-          <w:szCs w:val="24"/>
-        </w:rPr>
+        <w:t>3.</w:t>
         <w:tab/>
-      </w:r>
-      <w:r>
-        <w:rPr>
-          <w:rFonts w:ascii="Arial" w:eastAsia="Arial" w:hAnsi="Arial" w:cs="Arial"/>
-          <w:sz w:val="24"/>
-          <w:szCs w:val="24"/>
-        </w:rPr>
         <w:t>Dokumen Pelaksanaan Anggaran (DPA) Nomor: DPA/A.1/2.22.3.26.0.00.03.0000/001/2026 Tanggal 1 Januari 2026.</w:t>
       </w:r>
     </w:p>
@@ -702,7 +596,7 @@
           <w:tab w:val="left" w:pos="1080"/>
           <w:tab w:val="left" w:pos="1350"/>
         </w:tabs>
-        <w:spacing w:before="120" w:after="0" w:line="240" w:lineRule="auto"/>
+        <w:spacing w:before="0" w:after="0" w:line="240" w:lineRule="auto"/>
         <w:ind w:left="1797" w:hanging="1797"/>
         <w:jc w:val="both"/>
         <w:rPr>
@@ -713,41 +607,19 @@
       </w:pPr>
       <w:r>
         <w:rPr>
-          <w:rFonts w:ascii="Arial" w:eastAsia="Arial" w:hAnsi="Arial" w:cs="Arial"/>
+          <w:rFonts w:ascii="Arial" w:hAnsi="Arial" w:eastAsia="Arial" w:cs="Arial"/>
           <w:sz w:val="24"/>
-          <w:szCs w:val="24"/>
         </w:rPr>
         <w:tab/>
-      </w:r>
-      <w:r>
-        <w:rPr>
-          <w:rFonts w:ascii="Arial" w:eastAsia="Arial" w:hAnsi="Arial" w:cs="Arial"/>
-          <w:sz w:val="24"/>
-          <w:szCs w:val="24"/>
-        </w:rPr>
         <w:tab/>
-        <w:t xml:space="preserve">4. </w:t>
-      </w:r>
-      <w:r>
-        <w:rPr>
-          <w:rFonts w:ascii="Arial" w:eastAsia="Arial" w:hAnsi="Arial" w:cs="Arial"/>
-          <w:sz w:val="24"/>
-          <w:szCs w:val="24"/>
-        </w:rPr>
+        <w:t>4.</w:t>
         <w:tab/>
-      </w:r>
-      <w:r>
-        <w:rPr>
-          <w:rFonts w:ascii="Arial" w:eastAsia="Arial" w:hAnsi="Arial" w:cs="Arial"/>
-          <w:sz w:val="24"/>
-          <w:szCs w:val="24"/>
-        </w:rPr>
         <w:t>Undangan dari Pemerintah Kabupaten Ponorogo;</w:t>
       </w:r>
     </w:p>
     <w:p>
       <w:pPr>
-        <w:spacing w:before="120" w:after="0" w:line="240" w:lineRule="auto"/>
+        <w:spacing w:before="0" w:after="0" w:line="240" w:lineRule="auto"/>
         <w:jc w:val="center"/>
         <w:rPr>
           <w:rFonts w:ascii="Arial" w:eastAsia="Arial" w:hAnsi="Arial" w:cs="Arial"/>
@@ -768,1130 +640,681 @@
     </w:p>
     <w:tbl>
       <w:tblPr>
-        <w:tblStyle w:val="a4"/>
-        <w:tblW w:w="9929" w:type="dxa"/>
-        <w:tblInd w:w="-108" w:type="dxa"/>
+        <w:tblW w:type="auto" w:w="0"/>
         <w:tblLayout w:type="fixed"/>
-        <w:tblLook w:val="0400" w:firstRow="0" w:lastRow="0" w:firstColumn="0" w:lastColumn="0" w:noHBand="0" w:noVBand="1"/>
+        <w:tblLook w:firstColumn="1" w:firstRow="1" w:lastColumn="0" w:lastRow="0" w:noHBand="0" w:noVBand="1" w:val="04A0"/>
+        <w:tblBorders>
+          <w:top w:val="nil"/>
+          <w:left w:val="nil"/>
+          <w:bottom w:val="nil"/>
+          <w:right w:val="nil"/>
+          <w:insideH w:val="nil"/>
+          <w:insideV w:val="nil"/>
+        </w:tblBorders>
       </w:tblPr>
       <w:tblGrid>
-        <w:gridCol w:w="1368"/>
-        <w:gridCol w:w="8561"/>
+        <w:gridCol w:w="1440"/>
+        <w:gridCol w:w="547"/>
+        <w:gridCol w:w="1728"/>
+        <w:gridCol w:w="317"/>
+        <w:gridCol w:w="5587"/>
       </w:tblGrid>
       <w:tr>
+        <w:trPr>
+          <w:cantSplit/>
+        </w:trPr>
         <w:tc>
           <w:tcPr>
-            <w:tcW w:w="1368" w:type="dxa"/>
+            <w:tcW w:type="dxa" w:w="1440"/>
+            <w:vAlign w:val="top"/>
+            <w:tcMar>
+              <w:top w:w="0" w:type="dxa"/>
+              <w:start w:w="0" w:type="dxa"/>
+              <w:bottom w:w="0" w:type="dxa"/>
+              <w:end w:w="35" w:type="dxa"/>
+            </w:tcMar>
           </w:tcPr>
           <w:p>
             <w:pPr>
-              <w:tabs>
-                <w:tab w:val="left" w:pos="1080"/>
-                <w:tab w:val="left" w:pos="1276"/>
-              </w:tabs>
-              <w:jc w:val="both"/>
-              <w:rPr>
-                <w:sz w:val="24"/>
-                <w:szCs w:val="24"/>
-              </w:rPr>
-            </w:pPr>
-            <w:r>
-              <w:rPr>
-                <w:sz w:val="24"/>
-                <w:szCs w:val="24"/>
-              </w:rPr>
-              <w:t>KEPADA</w:t>
-            </w:r>
-            <w:r>
-              <w:rPr>
-                <w:sz w:val="24"/>
-                <w:szCs w:val="24"/>
-              </w:rPr>
-              <w:tab/>
-              <w:t>:</w:t>
+              <w:spacing w:before="0" w:after="0" w:line="240" w:lineRule="auto"/>
+            </w:pPr>
+            <w:r>
+              <w:rPr>
+                <w:rFonts w:ascii="Arial" w:hAnsi="Arial" w:eastAsia="Arial" w:cs="Arial"/>
+                <w:sz w:val="24"/>
+              </w:rPr>
+            </w:r>
+          </w:p>
+          <w:p>
+            <w:pPr>
+              <w:keepNext w:val="0"/>
+              <w:spacing w:before="0" w:after="0" w:line="240" w:lineRule="auto"/>
+            </w:pPr>
+            <w:r>
+              <w:rPr>
+                <w:rFonts w:ascii="Arial" w:hAnsi="Arial" w:eastAsia="Arial" w:cs="Arial"/>
+                <w:b w:val="0"/>
+                <w:sz w:val="24"/>
+                <w:u w:val="none"/>
+              </w:rPr>
+              <w:t>KEPADA :</w:t>
             </w:r>
           </w:p>
         </w:tc>
         <w:tc>
           <w:tcPr>
-            <w:tcW w:w="8561" w:type="dxa"/>
+            <w:tcW w:type="dxa" w:w="547"/>
+            <w:vAlign w:val="top"/>
+            <w:tcMar>
+              <w:top w:w="0" w:type="dxa"/>
+              <w:start w:w="0" w:type="dxa"/>
+              <w:bottom w:w="0" w:type="dxa"/>
+              <w:end w:w="35" w:type="dxa"/>
+            </w:tcMar>
           </w:tcPr>
           <w:p>
             <w:pPr>
-              <w:widowControl w:val="0"/>
-              <w:pBdr>
-                <w:top w:val="nil"/>
-                <w:left w:val="nil"/>
-                <w:bottom w:val="nil"/>
-                <w:right w:val="nil"/>
-                <w:between w:val="nil"/>
-              </w:pBdr>
-              <w:spacing w:line="276" w:lineRule="auto"/>
-              <w:jc w:val="right"/>
-              <w:rPr>
-                <w:i/>
-                <w:iCs/>
-                <w:color w:val="D9D9D9" w:themeColor="background1" w:themeShade="D9"/>
-                <w:sz w:val="24"/>
-                <w:szCs w:val="24"/>
-              </w:rPr>
-            </w:pPr>
-          </w:p>
-          <w:tbl>
-            <w:tblPr>
-              <w:tblStyle w:val="a5"/>
-              <w:tblW w:w="8520" w:type="dxa"/>
-              <w:tblLayout w:type="fixed"/>
-              <w:tblLook w:val="0400" w:firstRow="0" w:lastRow="0" w:firstColumn="0" w:lastColumn="0" w:noHBand="0" w:noVBand="1"/>
-            </w:tblPr>
-            <w:tblGrid>
-              <w:gridCol w:w="600"/>
-              <w:gridCol w:w="1559"/>
-              <w:gridCol w:w="283"/>
-              <w:gridCol w:w="6078"/>
-            </w:tblGrid>
-            <w:tr>
-              <w:tc>
-                <w:tcPr>
-                  <w:tcW w:w="600" w:type="dxa"/>
-                </w:tcPr>
-                <w:p>
-                  <w:pPr>
-                    <w:tabs>
-                      <w:tab w:val="left" w:pos="1080"/>
-                      <w:tab w:val="left" w:pos="1276"/>
-                    </w:tabs>
-                    <w:rPr>
-                      <w:sz w:val="24"/>
-                      <w:szCs w:val="24"/>
-                    </w:rPr>
-                  </w:pPr>
-                  <w:r>
-                    <w:rPr>
-                      <w:sz w:val="24"/>
-                      <w:szCs w:val="24"/>
-                    </w:rPr>
-                    <w:t>1</w:t>
-                  </w:r>
-                  <w:r>
-                    <w:rPr>
-                      <w:sz w:val="24"/>
-                      <w:szCs w:val="24"/>
-                    </w:rPr>
-                    <w:t>.</w:t>
-                  </w:r>
-                </w:p>
-              </w:tc>
-              <w:tc>
-                <w:tcPr>
-                  <w:tcW w:w="1559" w:type="dxa"/>
-                </w:tcPr>
-                <w:p>
-                  <w:pPr>
-                    <w:tabs>
-                      <w:tab w:val="left" w:pos="1080"/>
-                      <w:tab w:val="left" w:pos="1276"/>
-                    </w:tabs>
-                    <w:rPr>
-                      <w:sz w:val="24"/>
-                      <w:szCs w:val="24"/>
-                      <w:lang w:val="sv-SE"/>
-                    </w:rPr>
-                  </w:pPr>
-                  <w:proofErr w:type="spellStart"/>
-                  <w:r>
-                    <w:rPr>
-                      <w:sz w:val="24"/>
-                      <w:szCs w:val="24"/>
-                      <w:lang w:val="sv-SE"/>
-                    </w:rPr>
-                    <w:t>Nama</w:t>
-                  </w:r>
-                  <w:proofErr w:type="spellEnd"/>
-                </w:p>
-              </w:tc>
-              <w:tc>
-                <w:tcPr>
-                  <w:tcW w:w="283" w:type="dxa"/>
-                </w:tcPr>
-                <w:p>
-                  <w:pPr>
-                    <w:tabs>
-                      <w:tab w:val="left" w:pos="1080"/>
-                      <w:tab w:val="left" w:pos="1276"/>
-                    </w:tabs>
-                    <w:rPr>
-                      <w:sz w:val="24"/>
-                      <w:szCs w:val="24"/>
-                      <w:lang w:val="sv-SE"/>
-                    </w:rPr>
-                  </w:pPr>
-                  <w:r>
-                    <w:rPr>
-                      <w:sz w:val="24"/>
-                      <w:szCs w:val="24"/>
-                      <w:lang w:val="sv-SE"/>
-                    </w:rPr>
-                    <w:t>:</w:t>
-                  </w:r>
-                </w:p>
-              </w:tc>
-              <w:tc>
-                <w:tcPr>
-                  <w:tcW w:w="6078" w:type="dxa"/>
-                </w:tcPr>
-                <w:p>
-                  <w:pPr>
-                    <w:tabs>
-                      <w:tab w:val="left" w:pos="1080"/>
-                      <w:tab w:val="left" w:pos="1276"/>
-                    </w:tabs>
-                    <w:ind w:left="-27"/>
-                    <w:rPr>
-                      <w:sz w:val="24"/>
-                      <w:szCs w:val="24"/>
-                      <w:lang w:val="sv-SE"/>
-                    </w:rPr>
-                  </w:pPr>
-                  <w:r>
-                    <w:rPr>
-                      <w:sz w:val="24"/>
-                      <w:szCs w:val="24"/>
-                    </w:rPr>
-                    <w:t>WISNU ADY SEPTIAN, S.IP.</w:t>
-                  </w:r>
-                </w:p>
-              </w:tc>
-            </w:tr>
-            <w:tr>
-              <w:tc>
-                <w:tcPr>
-                  <w:tcW w:w="600" w:type="dxa"/>
-                </w:tcPr>
-                <w:p>
-                  <w:pPr>
-                    <w:tabs>
-                      <w:tab w:val="left" w:pos="1080"/>
-                      <w:tab w:val="left" w:pos="1276"/>
-                    </w:tabs>
-                    <w:rPr>
-                      <w:sz w:val="24"/>
-                      <w:szCs w:val="24"/>
-                    </w:rPr>
-                  </w:pPr>
-                </w:p>
-              </w:tc>
-              <w:tc>
-                <w:tcPr>
-                  <w:tcW w:w="1559" w:type="dxa"/>
-                </w:tcPr>
-                <w:p>
-                  <w:pPr>
-                    <w:tabs>
-                      <w:tab w:val="left" w:pos="1080"/>
-                      <w:tab w:val="left" w:pos="1276"/>
-                    </w:tabs>
-                    <w:rPr>
-                      <w:sz w:val="24"/>
-                      <w:szCs w:val="24"/>
-                      <w:lang w:val="sv-SE"/>
-                    </w:rPr>
-                  </w:pPr>
-                  <w:proofErr w:type="spellStart"/>
-                  <w:r>
-                    <w:rPr>
-                      <w:sz w:val="24"/>
-                      <w:szCs w:val="24"/>
-                      <w:lang w:val="sv-SE"/>
-                    </w:rPr>
-                    <w:t>Pangkat</w:t>
-                  </w:r>
-                  <w:proofErr w:type="spellEnd"/>
-                  <w:r>
-                    <w:rPr>
-                      <w:sz w:val="24"/>
-                      <w:szCs w:val="24"/>
-                      <w:lang w:val="sv-SE"/>
-                    </w:rPr>
-                    <w:t>/gol</w:t>
-                  </w:r>
-                </w:p>
-              </w:tc>
-              <w:tc>
-                <w:tcPr>
-                  <w:tcW w:w="283" w:type="dxa"/>
-                </w:tcPr>
-                <w:p>
-                  <w:pPr>
-                    <w:tabs>
-                      <w:tab w:val="left" w:pos="1080"/>
-                      <w:tab w:val="left" w:pos="1276"/>
-                    </w:tabs>
-                    <w:rPr>
-                      <w:sz w:val="24"/>
-                      <w:szCs w:val="24"/>
-                      <w:lang w:val="sv-SE"/>
-                    </w:rPr>
-                  </w:pPr>
-                  <w:r>
-                    <w:rPr>
-                      <w:sz w:val="24"/>
-                      <w:szCs w:val="24"/>
-                      <w:lang w:val="sv-SE"/>
-                    </w:rPr>
-                    <w:t>:</w:t>
-                  </w:r>
-                </w:p>
-              </w:tc>
-              <w:tc>
-                <w:tcPr>
-                  <w:tcW w:w="6078" w:type="dxa"/>
-                </w:tcPr>
-                <w:p>
-                  <w:pPr>
-                    <w:tabs>
-                      <w:tab w:val="left" w:pos="1080"/>
-                      <w:tab w:val="left" w:pos="1276"/>
-                    </w:tabs>
-                    <w:ind w:left="-27"/>
-                    <w:rPr>
-                      <w:sz w:val="24"/>
-                      <w:szCs w:val="24"/>
-                      <w:lang w:val="sv-SE"/>
-                    </w:rPr>
-                  </w:pPr>
-                  <w:r>
-                    <w:rPr>
-                      <w:sz w:val="24"/>
-                      <w:szCs w:val="24"/>
-                      <w:lang w:val="it-IT"/>
-                    </w:rPr>
-                    <w:t>-/IX</w:t>
-                  </w:r>
-                </w:p>
-              </w:tc>
-            </w:tr>
-            <w:tr>
-              <w:tc>
-                <w:tcPr>
-                  <w:tcW w:w="600" w:type="dxa"/>
-                </w:tcPr>
-                <w:p>
-                  <w:pPr>
-                    <w:tabs>
-                      <w:tab w:val="left" w:pos="1080"/>
-                      <w:tab w:val="left" w:pos="1276"/>
-                    </w:tabs>
-                    <w:rPr>
-                      <w:sz w:val="24"/>
-                      <w:szCs w:val="24"/>
-                    </w:rPr>
-                  </w:pPr>
-                </w:p>
-              </w:tc>
-              <w:tc>
-                <w:tcPr>
-                  <w:tcW w:w="1559" w:type="dxa"/>
-                </w:tcPr>
-                <w:p>
-                  <w:pPr>
-                    <w:tabs>
-                      <w:tab w:val="left" w:pos="1080"/>
-                      <w:tab w:val="left" w:pos="1276"/>
-                    </w:tabs>
-                    <w:rPr>
-                      <w:sz w:val="24"/>
-                      <w:szCs w:val="24"/>
-                      <w:lang w:val="sv-SE"/>
-                    </w:rPr>
-                  </w:pPr>
-                  <w:r>
-                    <w:rPr>
-                      <w:sz w:val="24"/>
-                      <w:szCs w:val="24"/>
-                      <w:lang w:val="sv-SE"/>
-                    </w:rPr>
-                    <w:t>NIP</w:t>
-                  </w:r>
-                </w:p>
-              </w:tc>
-              <w:tc>
-                <w:tcPr>
-                  <w:tcW w:w="283" w:type="dxa"/>
-                </w:tcPr>
-                <w:p>
-                  <w:pPr>
-                    <w:tabs>
-                      <w:tab w:val="left" w:pos="1080"/>
-                      <w:tab w:val="left" w:pos="1276"/>
-                    </w:tabs>
-                    <w:rPr>
-                      <w:sz w:val="24"/>
-                      <w:szCs w:val="24"/>
-                      <w:lang w:val="sv-SE"/>
-                    </w:rPr>
-                  </w:pPr>
-                  <w:r>
-                    <w:rPr>
-                      <w:sz w:val="24"/>
-                      <w:szCs w:val="24"/>
-                      <w:lang w:val="sv-SE"/>
-                    </w:rPr>
-                    <w:t>:</w:t>
-                  </w:r>
-                </w:p>
-              </w:tc>
-              <w:tc>
-                <w:tcPr>
-                  <w:tcW w:w="6078" w:type="dxa"/>
-                </w:tcPr>
-                <w:p>
-                  <w:pPr>
-                    <w:tabs>
-                      <w:tab w:val="left" w:pos="1080"/>
-                      <w:tab w:val="left" w:pos="1276"/>
-                    </w:tabs>
-                    <w:ind w:left="-27"/>
-                    <w:rPr>
-                      <w:sz w:val="24"/>
-                      <w:szCs w:val="24"/>
-                      <w:lang w:val="sv-SE"/>
-                    </w:rPr>
-                  </w:pPr>
-                  <w:r>
-                    <w:rPr>
-                      <w:sz w:val="24"/>
-                      <w:szCs w:val="24"/>
-                    </w:rPr>
-                    <w:t>199309252024211018</w:t>
-                  </w:r>
-                </w:p>
-              </w:tc>
-            </w:tr>
-            <w:tr>
-              <w:tc>
-                <w:tcPr>
-                  <w:tcW w:w="600" w:type="dxa"/>
-                </w:tcPr>
-                <w:p>
-                  <w:pPr>
-                    <w:tabs>
-                      <w:tab w:val="left" w:pos="1080"/>
-                      <w:tab w:val="left" w:pos="1276"/>
-                    </w:tabs>
-                    <w:rPr>
-                      <w:sz w:val="24"/>
-                      <w:szCs w:val="24"/>
-                    </w:rPr>
-                  </w:pPr>
-                </w:p>
-              </w:tc>
-              <w:tc>
-                <w:tcPr>
-                  <w:tcW w:w="1559" w:type="dxa"/>
-                </w:tcPr>
-                <w:p>
-                  <w:pPr>
-                    <w:tabs>
-                      <w:tab w:val="left" w:pos="1080"/>
-                      <w:tab w:val="left" w:pos="1276"/>
-                    </w:tabs>
-                    <w:rPr>
-                      <w:sz w:val="24"/>
-                      <w:szCs w:val="24"/>
-                      <w:lang w:val="sv-SE"/>
-                    </w:rPr>
-                  </w:pPr>
-                  <w:proofErr w:type="spellStart"/>
-                  <w:r>
-                    <w:rPr>
-                      <w:sz w:val="24"/>
-                      <w:szCs w:val="24"/>
-                      <w:lang w:val="sv-SE"/>
-                    </w:rPr>
-                    <w:t>Jabatan</w:t>
-                  </w:r>
-                  <w:proofErr w:type="spellEnd"/>
-                </w:p>
-              </w:tc>
-              <w:tc>
-                <w:tcPr>
-                  <w:tcW w:w="283" w:type="dxa"/>
-                </w:tcPr>
-                <w:p>
-                  <w:pPr>
-                    <w:tabs>
-                      <w:tab w:val="left" w:pos="1080"/>
-                      <w:tab w:val="left" w:pos="1276"/>
-                    </w:tabs>
-                    <w:rPr>
-                      <w:sz w:val="24"/>
-                      <w:szCs w:val="24"/>
-                      <w:lang w:val="sv-SE"/>
-                    </w:rPr>
-                  </w:pPr>
-                  <w:r>
-                    <w:rPr>
-                      <w:sz w:val="24"/>
-                      <w:szCs w:val="24"/>
-                      <w:lang w:val="sv-SE"/>
-                    </w:rPr>
-                    <w:t>:</w:t>
-                  </w:r>
-                </w:p>
-              </w:tc>
-              <w:tc>
-                <w:tcPr>
-                  <w:tcW w:w="6078" w:type="dxa"/>
-                </w:tcPr>
-                <w:p>
-                  <w:pPr>
-                    <w:tabs>
-                      <w:tab w:val="left" w:pos="1080"/>
-                      <w:tab w:val="left" w:pos="1276"/>
-                    </w:tabs>
-                    <w:ind w:left="-27"/>
-                    <w:rPr>
-                      <w:sz w:val="24"/>
-                      <w:szCs w:val="24"/>
-                      <w:lang w:val="sv-SE"/>
-                    </w:rPr>
-                  </w:pPr>
-                  <w:r>
-                    <w:rPr>
-                      <w:sz w:val="24"/>
-                      <w:szCs w:val="24"/>
-                    </w:rPr>
-                    <w:t>Pranata Hubungan Masyarakat Ahli Pertama</w:t>
-                  </w:r>
-                </w:p>
-              </w:tc>
-            </w:tr>
-            <w:tr>
-              <w:tc>
-                <w:tcPr>
-                  <w:tcW w:w="600" w:type="dxa"/>
-                </w:tcPr>
-                <w:p>
-                  <w:pPr>
-                    <w:tabs>
-                      <w:tab w:val="left" w:pos="1080"/>
-                      <w:tab w:val="left" w:pos="1276"/>
-                    </w:tabs>
-                    <w:rPr>
-                      <w:sz w:val="24"/>
-                      <w:szCs w:val="24"/>
-                    </w:rPr>
-                  </w:pPr>
-                </w:p>
-              </w:tc>
-              <w:tc>
-                <w:tcPr>
-                  <w:tcW w:w="1559" w:type="dxa"/>
-                </w:tcPr>
-                <w:p>
-                  <w:pPr>
-                    <w:tabs>
-                      <w:tab w:val="left" w:pos="1080"/>
-                      <w:tab w:val="left" w:pos="1276"/>
-                    </w:tabs>
-                    <w:rPr>
-                      <w:sz w:val="24"/>
-                      <w:szCs w:val="24"/>
-                      <w:lang w:val="sv-SE"/>
-                    </w:rPr>
-                  </w:pPr>
-                </w:p>
-              </w:tc>
-              <w:tc>
-                <w:tcPr>
-                  <w:tcW w:w="283" w:type="dxa"/>
-                </w:tcPr>
-                <w:p>
-                  <w:pPr>
-                    <w:tabs>
-                      <w:tab w:val="left" w:pos="1080"/>
-                      <w:tab w:val="left" w:pos="1276"/>
-                    </w:tabs>
-                    <w:rPr>
-                      <w:sz w:val="24"/>
-                      <w:szCs w:val="24"/>
-                      <w:lang w:val="sv-SE"/>
-                    </w:rPr>
-                  </w:pPr>
-                </w:p>
-              </w:tc>
-              <w:tc>
-                <w:tcPr>
-                  <w:tcW w:w="6078" w:type="dxa"/>
-                </w:tcPr>
-                <w:p>
-                  <w:pPr>
-                    <w:tabs>
-                      <w:tab w:val="left" w:pos="1080"/>
-                      <w:tab w:val="left" w:pos="1276"/>
-                    </w:tabs>
-                    <w:ind w:left="-27"/>
-                    <w:rPr>
-                      <w:sz w:val="24"/>
-                      <w:szCs w:val="24"/>
-                      <w:lang w:val="sv-SE"/>
-                    </w:rPr>
-                  </w:pPr>
-                </w:p>
-              </w:tc>
-            </w:tr>
-            <w:tr>
-              <w:tc>
-                <w:tcPr>
-                  <w:tcW w:w="600" w:type="dxa"/>
-                </w:tcPr>
-                <w:p>
-                  <w:pPr>
-                    <w:tabs>
-                      <w:tab w:val="left" w:pos="1080"/>
-                      <w:tab w:val="left" w:pos="1276"/>
-                    </w:tabs>
-                    <w:rPr>
-                      <w:sz w:val="24"/>
-                      <w:szCs w:val="24"/>
-                    </w:rPr>
-                  </w:pPr>
-                  <w:r>
-                    <w:rPr>
-                      <w:sz w:val="24"/>
-                      <w:szCs w:val="24"/>
-                    </w:rPr>
-                    <w:t>2</w:t>
-                  </w:r>
-                  <w:r>
-                    <w:rPr>
-                      <w:sz w:val="24"/>
-                      <w:szCs w:val="24"/>
-                    </w:rPr>
-                    <w:t>.</w:t>
-                  </w:r>
-                </w:p>
-              </w:tc>
-              <w:tc>
-                <w:tcPr>
-                  <w:tcW w:w="1559" w:type="dxa"/>
-                </w:tcPr>
-                <w:p>
-                  <w:pPr>
-                    <w:tabs>
-                      <w:tab w:val="left" w:pos="1080"/>
-                      <w:tab w:val="left" w:pos="1276"/>
-                    </w:tabs>
-                    <w:rPr>
-                      <w:sz w:val="24"/>
-                      <w:szCs w:val="24"/>
-                      <w:lang w:val="sv-SE"/>
-                    </w:rPr>
-                  </w:pPr>
-                  <w:proofErr w:type="spellStart"/>
-                  <w:r>
-                    <w:rPr>
-                      <w:sz w:val="24"/>
-                      <w:szCs w:val="24"/>
-                      <w:lang w:val="sv-SE"/>
-                    </w:rPr>
-                    <w:t>Nama</w:t>
-                  </w:r>
-                  <w:proofErr w:type="spellEnd"/>
-                </w:p>
-              </w:tc>
-              <w:tc>
-                <w:tcPr>
-                  <w:tcW w:w="283" w:type="dxa"/>
-                </w:tcPr>
-                <w:p>
-                  <w:pPr>
-                    <w:tabs>
-                      <w:tab w:val="left" w:pos="1080"/>
-                      <w:tab w:val="left" w:pos="1276"/>
-                    </w:tabs>
-                    <w:rPr>
-                      <w:sz w:val="24"/>
-                      <w:szCs w:val="24"/>
-                      <w:lang w:val="sv-SE"/>
-                    </w:rPr>
-                  </w:pPr>
-                  <w:r>
-                    <w:rPr>
-                      <w:sz w:val="24"/>
-                      <w:szCs w:val="24"/>
-                      <w:lang w:val="sv-SE"/>
-                    </w:rPr>
-                    <w:t>:</w:t>
-                  </w:r>
-                </w:p>
-              </w:tc>
-              <w:tc>
-                <w:tcPr>
-                  <w:tcW w:w="6078" w:type="dxa"/>
-                </w:tcPr>
-                <w:p>
-                  <w:pPr>
-                    <w:tabs>
-                      <w:tab w:val="left" w:pos="1080"/>
-                      <w:tab w:val="left" w:pos="1276"/>
-                    </w:tabs>
-                    <w:ind w:left="-27"/>
-                    <w:rPr>
-                      <w:sz w:val="24"/>
-                      <w:szCs w:val="24"/>
-                      <w:lang w:val="sv-SE"/>
-                    </w:rPr>
-                  </w:pPr>
-                  <w:r>
-                    <w:rPr>
-                      <w:sz w:val="24"/>
-                      <w:szCs w:val="24"/>
-                      <w:lang w:val="sv-SE"/>
-                    </w:rPr>
-                    <w:t>ACHMAD RIZA MAULANA, S.T.</w:t>
-                  </w:r>
-                </w:p>
-              </w:tc>
-            </w:tr>
-            <w:tr>
-              <w:tc>
-                <w:tcPr>
-                  <w:tcW w:w="600" w:type="dxa"/>
-                </w:tcPr>
-                <w:p>
-                  <w:pPr>
-                    <w:tabs>
-                      <w:tab w:val="left" w:pos="1080"/>
-                      <w:tab w:val="left" w:pos="1276"/>
-                    </w:tabs>
-                    <w:rPr>
-                      <w:sz w:val="24"/>
-                      <w:szCs w:val="24"/>
-                    </w:rPr>
-                  </w:pPr>
-                </w:p>
-              </w:tc>
-              <w:tc>
-                <w:tcPr>
-                  <w:tcW w:w="1559" w:type="dxa"/>
-                </w:tcPr>
-                <w:p>
-                  <w:pPr>
-                    <w:tabs>
-                      <w:tab w:val="left" w:pos="1080"/>
-                      <w:tab w:val="left" w:pos="1276"/>
-                    </w:tabs>
-                    <w:rPr>
-                      <w:sz w:val="24"/>
-                      <w:szCs w:val="24"/>
-                      <w:lang w:val="sv-SE"/>
-                    </w:rPr>
-                  </w:pPr>
-                  <w:proofErr w:type="spellStart"/>
-                  <w:r>
-                    <w:rPr>
-                      <w:sz w:val="24"/>
-                      <w:szCs w:val="24"/>
-                      <w:lang w:val="sv-SE"/>
-                    </w:rPr>
-                    <w:t>Pangkat</w:t>
-                  </w:r>
-                  <w:proofErr w:type="spellEnd"/>
-                  <w:r>
-                    <w:rPr>
-                      <w:sz w:val="24"/>
-                      <w:szCs w:val="24"/>
-                      <w:lang w:val="sv-SE"/>
-                    </w:rPr>
-                    <w:t>/gol</w:t>
-                  </w:r>
-                </w:p>
-              </w:tc>
-              <w:tc>
-                <w:tcPr>
-                  <w:tcW w:w="283" w:type="dxa"/>
-                </w:tcPr>
-                <w:p>
-                  <w:pPr>
-                    <w:tabs>
-                      <w:tab w:val="left" w:pos="1080"/>
-                      <w:tab w:val="left" w:pos="1276"/>
-                    </w:tabs>
-                    <w:rPr>
-                      <w:sz w:val="24"/>
-                      <w:szCs w:val="24"/>
-                      <w:lang w:val="sv-SE"/>
-                    </w:rPr>
-                  </w:pPr>
-                  <w:r>
-                    <w:rPr>
-                      <w:sz w:val="24"/>
-                      <w:szCs w:val="24"/>
-                      <w:lang w:val="sv-SE"/>
-                    </w:rPr>
-                    <w:t>:</w:t>
-                  </w:r>
-                </w:p>
-              </w:tc>
-              <w:tc>
-                <w:tcPr>
-                  <w:tcW w:w="6078" w:type="dxa"/>
-                </w:tcPr>
-                <w:p>
-                  <w:pPr>
-                    <w:tabs>
-                      <w:tab w:val="left" w:pos="1080"/>
-                      <w:tab w:val="left" w:pos="1276"/>
-                    </w:tabs>
-                    <w:ind w:left="-27"/>
-                    <w:rPr>
-                      <w:sz w:val="24"/>
-                      <w:szCs w:val="24"/>
-                      <w:lang w:val="sv-SE"/>
-                    </w:rPr>
-                  </w:pPr>
-                  <w:r>
-                    <w:rPr>
-                      <w:sz w:val="24"/>
-                      <w:szCs w:val="24"/>
-                      <w:lang w:val="sv-SE"/>
-                    </w:rPr>
-                    <w:t>-/IX</w:t>
-                  </w:r>
-                </w:p>
-              </w:tc>
-            </w:tr>
-            <w:tr>
-              <w:tc>
-                <w:tcPr>
-                  <w:tcW w:w="600" w:type="dxa"/>
-                </w:tcPr>
-                <w:p>
-                  <w:pPr>
-                    <w:tabs>
-                      <w:tab w:val="left" w:pos="1080"/>
-                      <w:tab w:val="left" w:pos="1276"/>
-                    </w:tabs>
-                    <w:rPr>
-                      <w:sz w:val="24"/>
-                      <w:szCs w:val="24"/>
-                    </w:rPr>
-                  </w:pPr>
-                </w:p>
-              </w:tc>
-              <w:tc>
-                <w:tcPr>
-                  <w:tcW w:w="1559" w:type="dxa"/>
-                </w:tcPr>
-                <w:p>
-                  <w:pPr>
-                    <w:tabs>
-                      <w:tab w:val="left" w:pos="1080"/>
-                      <w:tab w:val="left" w:pos="1276"/>
-                    </w:tabs>
-                    <w:rPr>
-                      <w:sz w:val="24"/>
-                      <w:szCs w:val="24"/>
-                      <w:lang w:val="sv-SE"/>
-                    </w:rPr>
-                  </w:pPr>
-                  <w:r>
-                    <w:rPr>
-                      <w:sz w:val="24"/>
-                      <w:szCs w:val="24"/>
-                      <w:lang w:val="sv-SE"/>
-                    </w:rPr>
-                    <w:t>NIP</w:t>
-                  </w:r>
-                </w:p>
-              </w:tc>
-              <w:tc>
-                <w:tcPr>
-                  <w:tcW w:w="283" w:type="dxa"/>
-                </w:tcPr>
-                <w:p>
-                  <w:pPr>
-                    <w:tabs>
-                      <w:tab w:val="left" w:pos="1080"/>
-                      <w:tab w:val="left" w:pos="1276"/>
-                    </w:tabs>
-                    <w:rPr>
-                      <w:sz w:val="24"/>
-                      <w:szCs w:val="24"/>
-                      <w:lang w:val="sv-SE"/>
-                    </w:rPr>
-                  </w:pPr>
-                  <w:r>
-                    <w:rPr>
-                      <w:sz w:val="24"/>
-                      <w:szCs w:val="24"/>
-                      <w:lang w:val="sv-SE"/>
-                    </w:rPr>
-                    <w:t>:</w:t>
-                  </w:r>
-                </w:p>
-              </w:tc>
-              <w:tc>
-                <w:tcPr>
-                  <w:tcW w:w="6078" w:type="dxa"/>
-                </w:tcPr>
-                <w:p>
-                  <w:pPr>
-                    <w:tabs>
-                      <w:tab w:val="left" w:pos="1080"/>
-                      <w:tab w:val="left" w:pos="1276"/>
-                    </w:tabs>
-                    <w:ind w:left="-27"/>
-                    <w:rPr>
-                      <w:sz w:val="24"/>
-                      <w:szCs w:val="24"/>
-                      <w:lang w:val="sv-SE"/>
-                    </w:rPr>
-                  </w:pPr>
-                  <w:r>
-                    <w:rPr>
-                      <w:sz w:val="24"/>
-                      <w:szCs w:val="24"/>
-                    </w:rPr>
-                    <w:t>199606062025211002</w:t>
-                  </w:r>
-                </w:p>
-              </w:tc>
-            </w:tr>
-            <w:tr>
-              <w:tc>
-                <w:tcPr>
-                  <w:tcW w:w="600" w:type="dxa"/>
-                </w:tcPr>
-                <w:p>
-                  <w:pPr>
-                    <w:tabs>
-                      <w:tab w:val="left" w:pos="1080"/>
-                      <w:tab w:val="left" w:pos="1276"/>
-                    </w:tabs>
-                    <w:rPr>
-                      <w:sz w:val="24"/>
-                      <w:szCs w:val="24"/>
-                    </w:rPr>
-                  </w:pPr>
-                </w:p>
-              </w:tc>
-              <w:tc>
-                <w:tcPr>
-                  <w:tcW w:w="1559" w:type="dxa"/>
-                </w:tcPr>
-                <w:p>
-                  <w:pPr>
-                    <w:tabs>
-                      <w:tab w:val="left" w:pos="1080"/>
-                      <w:tab w:val="left" w:pos="1276"/>
-                    </w:tabs>
-                    <w:rPr>
-                      <w:sz w:val="24"/>
-                      <w:szCs w:val="24"/>
-                      <w:lang w:val="sv-SE"/>
-                    </w:rPr>
-                  </w:pPr>
-                  <w:proofErr w:type="spellStart"/>
-                  <w:r>
-                    <w:rPr>
-                      <w:sz w:val="24"/>
-                      <w:szCs w:val="24"/>
-                      <w:lang w:val="sv-SE"/>
-                    </w:rPr>
-                    <w:t>Jabatan</w:t>
-                  </w:r>
-                  <w:proofErr w:type="spellEnd"/>
-                </w:p>
-              </w:tc>
-              <w:tc>
-                <w:tcPr>
-                  <w:tcW w:w="283" w:type="dxa"/>
-                </w:tcPr>
-                <w:p>
-                  <w:pPr>
-                    <w:tabs>
-                      <w:tab w:val="left" w:pos="1080"/>
-                      <w:tab w:val="left" w:pos="1276"/>
-                    </w:tabs>
-                    <w:rPr>
-                      <w:sz w:val="24"/>
-                      <w:szCs w:val="24"/>
-                      <w:lang w:val="sv-SE"/>
-                    </w:rPr>
-                  </w:pPr>
-                  <w:r>
-                    <w:rPr>
-                      <w:sz w:val="24"/>
-                      <w:szCs w:val="24"/>
-                      <w:lang w:val="sv-SE"/>
-                    </w:rPr>
-                    <w:t>:</w:t>
-                  </w:r>
-                </w:p>
-              </w:tc>
-              <w:tc>
-                <w:tcPr>
-                  <w:tcW w:w="6078" w:type="dxa"/>
-                </w:tcPr>
-                <w:p>
-                  <w:pPr>
-                    <w:tabs>
-                      <w:tab w:val="left" w:pos="1080"/>
-                      <w:tab w:val="left" w:pos="1276"/>
-                    </w:tabs>
-                    <w:ind w:left="-27"/>
-                    <w:rPr>
-                      <w:sz w:val="24"/>
-                      <w:szCs w:val="24"/>
-                      <w:lang w:val="sv-SE"/>
-                    </w:rPr>
-                  </w:pPr>
-                  <w:proofErr w:type="spellStart"/>
-                  <w:r>
-                    <w:rPr>
-                      <w:sz w:val="24"/>
-                      <w:szCs w:val="24"/>
-                      <w:lang w:val="sv-SE"/>
-                    </w:rPr>
-                    <w:t>Penata</w:t>
-                  </w:r>
-                  <w:proofErr w:type="spellEnd"/>
-                  <w:r>
-                    <w:rPr>
-                      <w:sz w:val="24"/>
-                      <w:szCs w:val="24"/>
-                      <w:lang w:val="sv-SE"/>
-                    </w:rPr>
-                    <w:t xml:space="preserve"> </w:t>
-                  </w:r>
-                  <w:proofErr w:type="spellStart"/>
-                  <w:r>
-                    <w:rPr>
-                      <w:sz w:val="24"/>
-                      <w:szCs w:val="24"/>
-                      <w:lang w:val="sv-SE"/>
-                    </w:rPr>
-                    <w:t>Layanan</w:t>
-                  </w:r>
-                  <w:proofErr w:type="spellEnd"/>
-                  <w:r>
-                    <w:rPr>
-                      <w:sz w:val="24"/>
-                      <w:szCs w:val="24"/>
-                      <w:lang w:val="sv-SE"/>
-                    </w:rPr>
-                    <w:t xml:space="preserve"> </w:t>
-                  </w:r>
-                  <w:proofErr w:type="spellStart"/>
-                  <w:r>
-                    <w:rPr>
-                      <w:sz w:val="24"/>
-                      <w:szCs w:val="24"/>
-                      <w:lang w:val="sv-SE"/>
-                    </w:rPr>
-                    <w:t>Operasional</w:t>
-                  </w:r>
-                  <w:proofErr w:type="spellEnd"/>
-                  <w:r>
-                    <w:rPr>
-                      <w:sz w:val="24"/>
-                      <w:szCs w:val="24"/>
-                      <w:lang w:val="sv-SE"/>
-                    </w:rPr>
-                    <w:t xml:space="preserve"> </w:t>
-                  </w:r>
-                </w:p>
-              </w:tc>
-            </w:tr>
-            <w:tr>
-              <w:tc>
-                <w:tcPr>
-                  <w:tcW w:w="600" w:type="dxa"/>
-                </w:tcPr>
-                <w:p>
-                  <w:pPr>
-                    <w:tabs>
-                      <w:tab w:val="left" w:pos="1080"/>
-                      <w:tab w:val="left" w:pos="1276"/>
-                    </w:tabs>
-                    <w:rPr>
-                      <w:sz w:val="24"/>
-                      <w:szCs w:val="24"/>
-                    </w:rPr>
-                  </w:pPr>
-                </w:p>
-              </w:tc>
-              <w:tc>
-                <w:tcPr>
-                  <w:tcW w:w="1559" w:type="dxa"/>
-                </w:tcPr>
-                <w:p>
-                  <w:pPr>
-                    <w:tabs>
-                      <w:tab w:val="left" w:pos="1080"/>
-                      <w:tab w:val="left" w:pos="1276"/>
-                    </w:tabs>
-                    <w:rPr>
-                      <w:sz w:val="24"/>
-                      <w:szCs w:val="24"/>
-                      <w:lang w:val="sv-SE"/>
-                    </w:rPr>
-                  </w:pPr>
-                </w:p>
-              </w:tc>
-              <w:tc>
-                <w:tcPr>
-                  <w:tcW w:w="283" w:type="dxa"/>
-                </w:tcPr>
-                <w:p>
-                  <w:pPr>
-                    <w:tabs>
-                      <w:tab w:val="left" w:pos="1080"/>
-                      <w:tab w:val="left" w:pos="1276"/>
-                    </w:tabs>
-                    <w:rPr>
-                      <w:sz w:val="24"/>
-                      <w:szCs w:val="24"/>
-                      <w:lang w:val="sv-SE"/>
-                    </w:rPr>
-                  </w:pPr>
-                </w:p>
-              </w:tc>
-              <w:tc>
-                <w:tcPr>
-                  <w:tcW w:w="6078" w:type="dxa"/>
-                </w:tcPr>
-                <w:p>
-                  <w:pPr>
-                    <w:tabs>
-                      <w:tab w:val="left" w:pos="1080"/>
-                      <w:tab w:val="left" w:pos="1276"/>
-                    </w:tabs>
-                    <w:ind w:left="-27"/>
-                    <w:rPr>
-                      <w:sz w:val="24"/>
-                      <w:szCs w:val="24"/>
-                      <w:lang w:val="sv-SE"/>
-                    </w:rPr>
-                  </w:pPr>
-                </w:p>
-              </w:tc>
-            </w:tr>
-          </w:tbl>
-          <w:p>
-            <w:pPr>
-              <w:tabs>
-                <w:tab w:val="left" w:pos="1080"/>
-                <w:tab w:val="left" w:pos="1276"/>
-              </w:tabs>
-              <w:rPr>
-                <w:sz w:val="24"/>
-                <w:szCs w:val="24"/>
-              </w:rPr>
-            </w:pPr>
+              <w:spacing w:before="0" w:after="0" w:line="240" w:lineRule="auto"/>
+            </w:pPr>
+            <w:r>
+              <w:rPr>
+                <w:rFonts w:ascii="Arial" w:hAnsi="Arial" w:eastAsia="Arial" w:cs="Arial"/>
+                <w:sz w:val="24"/>
+              </w:rPr>
+            </w:r>
+          </w:p>
+          <w:p>
+            <w:pPr>
+              <w:keepNext w:val="0"/>
+              <w:spacing w:before="0" w:after="0" w:line="240" w:lineRule="auto"/>
+            </w:pPr>
+            <w:r>
+              <w:rPr>
+                <w:rFonts w:ascii="Arial" w:hAnsi="Arial" w:eastAsia="Arial" w:cs="Arial"/>
+                <w:b w:val="0"/>
+                <w:sz w:val="24"/>
+                <w:u w:val="none"/>
+              </w:rPr>
+              <w:t>1.</w:t>
+            </w:r>
+          </w:p>
+        </w:tc>
+        <w:tc>
+          <w:tcPr>
+            <w:tcW w:type="dxa" w:w="1728"/>
+            <w:vAlign w:val="top"/>
+            <w:tcMar>
+              <w:top w:w="0" w:type="dxa"/>
+              <w:start w:w="0" w:type="dxa"/>
+              <w:bottom w:w="0" w:type="dxa"/>
+              <w:end w:w="35" w:type="dxa"/>
+            </w:tcMar>
+          </w:tcPr>
+          <w:p>
+            <w:pPr>
+              <w:spacing w:before="0" w:after="0" w:line="240" w:lineRule="auto"/>
+            </w:pPr>
+            <w:r>
+              <w:rPr>
+                <w:rFonts w:ascii="Arial" w:hAnsi="Arial" w:eastAsia="Arial" w:cs="Arial"/>
+                <w:sz w:val="24"/>
+              </w:rPr>
+            </w:r>
+          </w:p>
+          <w:p>
+            <w:pPr>
+              <w:keepNext/>
+              <w:spacing w:before="0" w:after="0" w:line="240" w:lineRule="auto"/>
+            </w:pPr>
+            <w:r>
+              <w:rPr>
+                <w:rFonts w:ascii="Arial" w:hAnsi="Arial" w:eastAsia="Arial" w:cs="Arial"/>
+                <w:b w:val="0"/>
+                <w:sz w:val="24"/>
+                <w:u w:val="none"/>
+              </w:rPr>
+              <w:t>Nama</w:t>
+            </w:r>
+          </w:p>
+          <w:p>
+            <w:pPr>
+              <w:keepNext/>
+              <w:spacing w:before="0" w:after="0" w:line="240" w:lineRule="auto"/>
+            </w:pPr>
+            <w:r>
+              <w:rPr>
+                <w:rFonts w:ascii="Arial" w:hAnsi="Arial" w:eastAsia="Arial" w:cs="Arial"/>
+                <w:b w:val="0"/>
+                <w:sz w:val="24"/>
+                <w:u w:val="none"/>
+              </w:rPr>
+              <w:t>Pangkat/gol</w:t>
+            </w:r>
+          </w:p>
+          <w:p>
+            <w:pPr>
+              <w:keepNext/>
+              <w:spacing w:before="0" w:after="0" w:line="240" w:lineRule="auto"/>
+            </w:pPr>
+            <w:r>
+              <w:rPr>
+                <w:rFonts w:ascii="Arial" w:hAnsi="Arial" w:eastAsia="Arial" w:cs="Arial"/>
+                <w:b w:val="0"/>
+                <w:sz w:val="24"/>
+                <w:u w:val="none"/>
+              </w:rPr>
+              <w:t>NIP</w:t>
+            </w:r>
+          </w:p>
+          <w:p>
+            <w:pPr>
+              <w:keepNext w:val="0"/>
+              <w:spacing w:before="0" w:after="0" w:line="240" w:lineRule="auto"/>
+            </w:pPr>
+            <w:r>
+              <w:rPr>
+                <w:rFonts w:ascii="Arial" w:hAnsi="Arial" w:eastAsia="Arial" w:cs="Arial"/>
+                <w:b w:val="0"/>
+                <w:sz w:val="24"/>
+                <w:u w:val="none"/>
+              </w:rPr>
+              <w:t>Jabatan</w:t>
+            </w:r>
+          </w:p>
+        </w:tc>
+        <w:tc>
+          <w:tcPr>
+            <w:tcW w:type="dxa" w:w="317"/>
+            <w:vAlign w:val="top"/>
+            <w:tcMar>
+              <w:top w:w="0" w:type="dxa"/>
+              <w:start w:w="0" w:type="dxa"/>
+              <w:bottom w:w="0" w:type="dxa"/>
+              <w:end w:w="35" w:type="dxa"/>
+            </w:tcMar>
+          </w:tcPr>
+          <w:p>
+            <w:pPr>
+              <w:spacing w:before="0" w:after="0" w:line="240" w:lineRule="auto"/>
+            </w:pPr>
+            <w:r>
+              <w:rPr>
+                <w:rFonts w:ascii="Arial" w:hAnsi="Arial" w:eastAsia="Arial" w:cs="Arial"/>
+                <w:sz w:val="24"/>
+              </w:rPr>
+            </w:r>
+          </w:p>
+          <w:p>
+            <w:pPr>
+              <w:keepNext/>
+              <w:spacing w:before="0" w:after="0" w:line="240" w:lineRule="auto"/>
+            </w:pPr>
+            <w:r>
+              <w:rPr>
+                <w:rFonts w:ascii="Arial" w:hAnsi="Arial" w:eastAsia="Arial" w:cs="Arial"/>
+                <w:b w:val="0"/>
+                <w:sz w:val="24"/>
+                <w:u w:val="none"/>
+              </w:rPr>
+              <w:t>:</w:t>
+            </w:r>
+          </w:p>
+          <w:p>
+            <w:pPr>
+              <w:keepNext/>
+              <w:spacing w:before="0" w:after="0" w:line="240" w:lineRule="auto"/>
+            </w:pPr>
+            <w:r>
+              <w:rPr>
+                <w:rFonts w:ascii="Arial" w:hAnsi="Arial" w:eastAsia="Arial" w:cs="Arial"/>
+                <w:b w:val="0"/>
+                <w:sz w:val="24"/>
+                <w:u w:val="none"/>
+              </w:rPr>
+              <w:t>:</w:t>
+            </w:r>
+          </w:p>
+          <w:p>
+            <w:pPr>
+              <w:keepNext/>
+              <w:spacing w:before="0" w:after="0" w:line="240" w:lineRule="auto"/>
+            </w:pPr>
+            <w:r>
+              <w:rPr>
+                <w:rFonts w:ascii="Arial" w:hAnsi="Arial" w:eastAsia="Arial" w:cs="Arial"/>
+                <w:b w:val="0"/>
+                <w:sz w:val="24"/>
+                <w:u w:val="none"/>
+              </w:rPr>
+              <w:t>:</w:t>
+            </w:r>
+          </w:p>
+          <w:p>
+            <w:pPr>
+              <w:keepNext w:val="0"/>
+              <w:spacing w:before="0" w:after="0" w:line="240" w:lineRule="auto"/>
+            </w:pPr>
+            <w:r>
+              <w:rPr>
+                <w:rFonts w:ascii="Arial" w:hAnsi="Arial" w:eastAsia="Arial" w:cs="Arial"/>
+                <w:b w:val="0"/>
+                <w:sz w:val="24"/>
+                <w:u w:val="none"/>
+              </w:rPr>
+              <w:t>:</w:t>
+            </w:r>
+          </w:p>
+        </w:tc>
+        <w:tc>
+          <w:tcPr>
+            <w:tcW w:type="dxa" w:w="5587"/>
+            <w:vAlign w:val="top"/>
+            <w:tcMar>
+              <w:top w:w="0" w:type="dxa"/>
+              <w:start w:w="0" w:type="dxa"/>
+              <w:bottom w:w="0" w:type="dxa"/>
+              <w:end w:w="35" w:type="dxa"/>
+            </w:tcMar>
+          </w:tcPr>
+          <w:p>
+            <w:pPr>
+              <w:spacing w:before="0" w:after="0" w:line="240" w:lineRule="auto"/>
+            </w:pPr>
+            <w:r>
+              <w:rPr>
+                <w:rFonts w:ascii="Arial" w:hAnsi="Arial" w:eastAsia="Arial" w:cs="Arial"/>
+                <w:sz w:val="24"/>
+              </w:rPr>
+            </w:r>
+          </w:p>
+          <w:p>
+            <w:pPr>
+              <w:keepNext/>
+              <w:spacing w:before="0" w:after="0" w:line="240" w:lineRule="auto"/>
+            </w:pPr>
+            <w:r>
+              <w:rPr>
+                <w:rFonts w:ascii="Arial" w:hAnsi="Arial" w:eastAsia="Arial" w:cs="Arial"/>
+                <w:b w:val="0"/>
+                <w:sz w:val="24"/>
+                <w:u w:val="none"/>
+              </w:rPr>
+              <w:t>WISNU ADY SEPTIAN, S.IP.</w:t>
+            </w:r>
+          </w:p>
+          <w:p>
+            <w:pPr>
+              <w:keepNext/>
+              <w:spacing w:before="0" w:after="0" w:line="240" w:lineRule="auto"/>
+            </w:pPr>
+            <w:r>
+              <w:rPr>
+                <w:rFonts w:ascii="Arial" w:hAnsi="Arial" w:eastAsia="Arial" w:cs="Arial"/>
+                <w:b w:val="0"/>
+                <w:sz w:val="24"/>
+                <w:u w:val="none"/>
+              </w:rPr>
+              <w:t>-/IX</w:t>
+            </w:r>
+          </w:p>
+          <w:p>
+            <w:pPr>
+              <w:keepNext/>
+              <w:spacing w:before="0" w:after="0" w:line="240" w:lineRule="auto"/>
+            </w:pPr>
+            <w:r>
+              <w:rPr>
+                <w:rFonts w:ascii="Arial" w:hAnsi="Arial" w:eastAsia="Arial" w:cs="Arial"/>
+                <w:b w:val="0"/>
+                <w:sz w:val="24"/>
+                <w:u w:val="none"/>
+              </w:rPr>
+              <w:t>199309252024211018</w:t>
+            </w:r>
+          </w:p>
+          <w:p>
+            <w:pPr>
+              <w:keepNext w:val="0"/>
+              <w:spacing w:before="0" w:after="0" w:line="240" w:lineRule="auto"/>
+            </w:pPr>
+            <w:r>
+              <w:rPr>
+                <w:rFonts w:ascii="Arial" w:hAnsi="Arial" w:eastAsia="Arial" w:cs="Arial"/>
+                <w:b w:val="0"/>
+                <w:sz w:val="24"/>
+                <w:u w:val="none"/>
+              </w:rPr>
+              <w:t>Pranata Hubungan Masyarakat Ahli Pertama</w:t>
+            </w:r>
+          </w:p>
+        </w:tc>
+      </w:tr>
+      <w:tr>
+        <w:trPr>
+          <w:cantSplit/>
+        </w:trPr>
+        <w:tc>
+          <w:tcPr>
+            <w:tcW w:type="dxa" w:w="1440"/>
+            <w:vAlign w:val="top"/>
+            <w:tcMar>
+              <w:top w:w="0" w:type="dxa"/>
+              <w:start w:w="0" w:type="dxa"/>
+              <w:bottom w:w="0" w:type="dxa"/>
+              <w:end w:w="35" w:type="dxa"/>
+            </w:tcMar>
+          </w:tcPr>
+          <w:p>
+            <w:pPr>
+              <w:spacing w:before="0" w:after="0" w:line="240" w:lineRule="auto"/>
+            </w:pPr>
+            <w:r>
+              <w:rPr>
+                <w:rFonts w:ascii="Arial" w:hAnsi="Arial" w:eastAsia="Arial" w:cs="Arial"/>
+                <w:sz w:val="24"/>
+              </w:rPr>
+            </w:r>
+          </w:p>
+          <w:p>
+            <w:pPr>
+              <w:keepNext w:val="0"/>
+              <w:spacing w:before="0" w:after="0" w:line="240" w:lineRule="auto"/>
+            </w:pPr>
+            <w:r>
+              <w:rPr>
+                <w:rFonts w:ascii="Arial" w:hAnsi="Arial" w:eastAsia="Arial" w:cs="Arial"/>
+                <w:b w:val="0"/>
+                <w:sz w:val="24"/>
+                <w:u w:val="none"/>
+              </w:rPr>
+            </w:r>
+          </w:p>
+        </w:tc>
+        <w:tc>
+          <w:tcPr>
+            <w:tcW w:type="dxa" w:w="547"/>
+            <w:vAlign w:val="top"/>
+            <w:tcMar>
+              <w:top w:w="0" w:type="dxa"/>
+              <w:start w:w="0" w:type="dxa"/>
+              <w:bottom w:w="0" w:type="dxa"/>
+              <w:end w:w="35" w:type="dxa"/>
+            </w:tcMar>
+          </w:tcPr>
+          <w:p>
+            <w:pPr>
+              <w:spacing w:before="0" w:after="0" w:line="240" w:lineRule="auto"/>
+            </w:pPr>
+            <w:r>
+              <w:rPr>
+                <w:rFonts w:ascii="Arial" w:hAnsi="Arial" w:eastAsia="Arial" w:cs="Arial"/>
+                <w:sz w:val="24"/>
+              </w:rPr>
+            </w:r>
+          </w:p>
+          <w:p>
+            <w:pPr>
+              <w:keepNext w:val="0"/>
+              <w:spacing w:before="0" w:after="0" w:line="240" w:lineRule="auto"/>
+            </w:pPr>
+            <w:r>
+              <w:rPr>
+                <w:rFonts w:ascii="Arial" w:hAnsi="Arial" w:eastAsia="Arial" w:cs="Arial"/>
+                <w:b w:val="0"/>
+                <w:sz w:val="24"/>
+                <w:u w:val="none"/>
+              </w:rPr>
+              <w:t>2.</w:t>
+            </w:r>
+          </w:p>
+        </w:tc>
+        <w:tc>
+          <w:tcPr>
+            <w:tcW w:type="dxa" w:w="1728"/>
+            <w:vAlign w:val="top"/>
+            <w:tcMar>
+              <w:top w:w="0" w:type="dxa"/>
+              <w:start w:w="0" w:type="dxa"/>
+              <w:bottom w:w="0" w:type="dxa"/>
+              <w:end w:w="35" w:type="dxa"/>
+            </w:tcMar>
+          </w:tcPr>
+          <w:p>
+            <w:pPr>
+              <w:spacing w:before="0" w:after="0" w:line="240" w:lineRule="auto"/>
+            </w:pPr>
+            <w:r>
+              <w:rPr>
+                <w:rFonts w:ascii="Arial" w:hAnsi="Arial" w:eastAsia="Arial" w:cs="Arial"/>
+                <w:sz w:val="24"/>
+              </w:rPr>
+            </w:r>
+          </w:p>
+          <w:p>
+            <w:pPr>
+              <w:keepNext/>
+              <w:spacing w:before="0" w:after="0" w:line="240" w:lineRule="auto"/>
+            </w:pPr>
+            <w:r>
+              <w:rPr>
+                <w:rFonts w:ascii="Arial" w:hAnsi="Arial" w:eastAsia="Arial" w:cs="Arial"/>
+                <w:b w:val="0"/>
+                <w:sz w:val="24"/>
+                <w:u w:val="none"/>
+              </w:rPr>
+              <w:t>Nama</w:t>
+            </w:r>
+          </w:p>
+          <w:p>
+            <w:pPr>
+              <w:keepNext/>
+              <w:spacing w:before="0" w:after="0" w:line="240" w:lineRule="auto"/>
+            </w:pPr>
+            <w:r>
+              <w:rPr>
+                <w:rFonts w:ascii="Arial" w:hAnsi="Arial" w:eastAsia="Arial" w:cs="Arial"/>
+                <w:b w:val="0"/>
+                <w:sz w:val="24"/>
+                <w:u w:val="none"/>
+              </w:rPr>
+              <w:t>Pangkat/gol</w:t>
+            </w:r>
+          </w:p>
+          <w:p>
+            <w:pPr>
+              <w:keepNext/>
+              <w:spacing w:before="0" w:after="0" w:line="240" w:lineRule="auto"/>
+            </w:pPr>
+            <w:r>
+              <w:rPr>
+                <w:rFonts w:ascii="Arial" w:hAnsi="Arial" w:eastAsia="Arial" w:cs="Arial"/>
+                <w:b w:val="0"/>
+                <w:sz w:val="24"/>
+                <w:u w:val="none"/>
+              </w:rPr>
+              <w:t>NIP</w:t>
+            </w:r>
+          </w:p>
+          <w:p>
+            <w:pPr>
+              <w:keepNext w:val="0"/>
+              <w:spacing w:before="0" w:after="0" w:line="240" w:lineRule="auto"/>
+            </w:pPr>
+            <w:r>
+              <w:rPr>
+                <w:rFonts w:ascii="Arial" w:hAnsi="Arial" w:eastAsia="Arial" w:cs="Arial"/>
+                <w:b w:val="0"/>
+                <w:sz w:val="24"/>
+                <w:u w:val="none"/>
+              </w:rPr>
+              <w:t>Jabatan</w:t>
+            </w:r>
+          </w:p>
+        </w:tc>
+        <w:tc>
+          <w:tcPr>
+            <w:tcW w:type="dxa" w:w="317"/>
+            <w:vAlign w:val="top"/>
+            <w:tcMar>
+              <w:top w:w="0" w:type="dxa"/>
+              <w:start w:w="0" w:type="dxa"/>
+              <w:bottom w:w="0" w:type="dxa"/>
+              <w:end w:w="35" w:type="dxa"/>
+            </w:tcMar>
+          </w:tcPr>
+          <w:p>
+            <w:pPr>
+              <w:spacing w:before="0" w:after="0" w:line="240" w:lineRule="auto"/>
+            </w:pPr>
+            <w:r>
+              <w:rPr>
+                <w:rFonts w:ascii="Arial" w:hAnsi="Arial" w:eastAsia="Arial" w:cs="Arial"/>
+                <w:sz w:val="24"/>
+              </w:rPr>
+            </w:r>
+          </w:p>
+          <w:p>
+            <w:pPr>
+              <w:keepNext/>
+              <w:spacing w:before="0" w:after="0" w:line="240" w:lineRule="auto"/>
+            </w:pPr>
+            <w:r>
+              <w:rPr>
+                <w:rFonts w:ascii="Arial" w:hAnsi="Arial" w:eastAsia="Arial" w:cs="Arial"/>
+                <w:b w:val="0"/>
+                <w:sz w:val="24"/>
+                <w:u w:val="none"/>
+              </w:rPr>
+              <w:t>:</w:t>
+            </w:r>
+          </w:p>
+          <w:p>
+            <w:pPr>
+              <w:keepNext/>
+              <w:spacing w:before="0" w:after="0" w:line="240" w:lineRule="auto"/>
+            </w:pPr>
+            <w:r>
+              <w:rPr>
+                <w:rFonts w:ascii="Arial" w:hAnsi="Arial" w:eastAsia="Arial" w:cs="Arial"/>
+                <w:b w:val="0"/>
+                <w:sz w:val="24"/>
+                <w:u w:val="none"/>
+              </w:rPr>
+              <w:t>:</w:t>
+            </w:r>
+          </w:p>
+          <w:p>
+            <w:pPr>
+              <w:keepNext/>
+              <w:spacing w:before="0" w:after="0" w:line="240" w:lineRule="auto"/>
+            </w:pPr>
+            <w:r>
+              <w:rPr>
+                <w:rFonts w:ascii="Arial" w:hAnsi="Arial" w:eastAsia="Arial" w:cs="Arial"/>
+                <w:b w:val="0"/>
+                <w:sz w:val="24"/>
+                <w:u w:val="none"/>
+              </w:rPr>
+              <w:t>:</w:t>
+            </w:r>
+          </w:p>
+          <w:p>
+            <w:pPr>
+              <w:keepNext w:val="0"/>
+              <w:spacing w:before="0" w:after="0" w:line="240" w:lineRule="auto"/>
+            </w:pPr>
+            <w:r>
+              <w:rPr>
+                <w:rFonts w:ascii="Arial" w:hAnsi="Arial" w:eastAsia="Arial" w:cs="Arial"/>
+                <w:b w:val="0"/>
+                <w:sz w:val="24"/>
+                <w:u w:val="none"/>
+              </w:rPr>
+              <w:t>:</w:t>
+            </w:r>
+          </w:p>
+        </w:tc>
+        <w:tc>
+          <w:tcPr>
+            <w:tcW w:type="dxa" w:w="5587"/>
+            <w:vAlign w:val="top"/>
+            <w:tcMar>
+              <w:top w:w="0" w:type="dxa"/>
+              <w:start w:w="0" w:type="dxa"/>
+              <w:bottom w:w="0" w:type="dxa"/>
+              <w:end w:w="35" w:type="dxa"/>
+            </w:tcMar>
+          </w:tcPr>
+          <w:p>
+            <w:pPr>
+              <w:spacing w:before="0" w:after="0" w:line="240" w:lineRule="auto"/>
+            </w:pPr>
+            <w:r>
+              <w:rPr>
+                <w:rFonts w:ascii="Arial" w:hAnsi="Arial" w:eastAsia="Arial" w:cs="Arial"/>
+                <w:sz w:val="24"/>
+              </w:rPr>
+            </w:r>
+          </w:p>
+          <w:p>
+            <w:pPr>
+              <w:keepNext/>
+              <w:spacing w:before="0" w:after="0" w:line="240" w:lineRule="auto"/>
+            </w:pPr>
+            <w:r>
+              <w:rPr>
+                <w:rFonts w:ascii="Arial" w:hAnsi="Arial" w:eastAsia="Arial" w:cs="Arial"/>
+                <w:b w:val="0"/>
+                <w:sz w:val="24"/>
+                <w:u w:val="none"/>
+              </w:rPr>
+              <w:t>ACHMAD RIZA MAULANA, S.T.</w:t>
+            </w:r>
+          </w:p>
+          <w:p>
+            <w:pPr>
+              <w:keepNext/>
+              <w:spacing w:before="0" w:after="0" w:line="240" w:lineRule="auto"/>
+            </w:pPr>
+            <w:r>
+              <w:rPr>
+                <w:rFonts w:ascii="Arial" w:hAnsi="Arial" w:eastAsia="Arial" w:cs="Arial"/>
+                <w:b w:val="0"/>
+                <w:sz w:val="24"/>
+                <w:u w:val="none"/>
+              </w:rPr>
+              <w:t>-/IX</w:t>
+            </w:r>
+          </w:p>
+          <w:p>
+            <w:pPr>
+              <w:keepNext/>
+              <w:spacing w:before="0" w:after="0" w:line="240" w:lineRule="auto"/>
+            </w:pPr>
+            <w:r>
+              <w:rPr>
+                <w:rFonts w:ascii="Arial" w:hAnsi="Arial" w:eastAsia="Arial" w:cs="Arial"/>
+                <w:b w:val="0"/>
+                <w:sz w:val="24"/>
+                <w:u w:val="none"/>
+              </w:rPr>
+              <w:t>199606062025211002</w:t>
+            </w:r>
+          </w:p>
+          <w:p>
+            <w:pPr>
+              <w:keepNext w:val="0"/>
+              <w:spacing w:before="0" w:after="0" w:line="240" w:lineRule="auto"/>
+            </w:pPr>
+            <w:r>
+              <w:rPr>
+                <w:rFonts w:ascii="Arial" w:hAnsi="Arial" w:eastAsia="Arial" w:cs="Arial"/>
+                <w:b w:val="0"/>
+                <w:sz w:val="24"/>
+                <w:u w:val="none"/>
+              </w:rPr>
+              <w:t>Penata Layanan Operasional</w:t>
+            </w:r>
           </w:p>
         </w:tc>
       </w:tr>
@@ -1901,6 +1324,7 @@
         <w:tabs>
           <w:tab w:val="left" w:pos="1134"/>
         </w:tabs>
+        <w:spacing w:before="0" w:after="0" w:line="240" w:lineRule="auto"/>
         <w:ind w:left="1276" w:hanging="1276"/>
         <w:jc w:val="both"/>
         <w:rPr>
@@ -1911,222 +1335,14 @@
       </w:pPr>
       <w:r>
         <w:rPr>
-          <w:rFonts w:ascii="Arial" w:eastAsia="Arial" w:hAnsi="Arial" w:cs="Arial"/>
+          <w:rFonts w:ascii="Arial" w:hAnsi="Arial" w:eastAsia="Arial" w:cs="Arial"/>
           <w:sz w:val="24"/>
-          <w:szCs w:val="24"/>
         </w:rPr>
         <w:t>UNTUK</w:t>
-      </w:r>
-      <w:r>
-        <w:rPr>
-          <w:rFonts w:ascii="Arial" w:eastAsia="Arial" w:hAnsi="Arial" w:cs="Arial"/>
-          <w:sz w:val="24"/>
-          <w:szCs w:val="24"/>
-        </w:rPr>
         <w:tab/>
         <w:t>:</w:t>
-      </w:r>
-      <w:r>
-        <w:rPr>
-          <w:rFonts w:ascii="Arial" w:eastAsia="Arial" w:hAnsi="Arial" w:cs="Arial"/>
-          <w:sz w:val="24"/>
-          <w:szCs w:val="24"/>
-        </w:rPr>
         <w:tab/>
-      </w:r>
-      <w:r>
-        <w:rPr>
-          <w:rFonts w:ascii="Arial" w:eastAsia="Arial" w:hAnsi="Arial" w:cs="Arial"/>
-          <w:sz w:val="24"/>
-          <w:szCs w:val="24"/>
-        </w:rPr>
-        <w:t>Perjalanan Dinas</w:t>
-      </w:r>
-      <w:r>
-        <w:rPr>
-          <w:rFonts w:ascii="Arial" w:eastAsia="Arial" w:hAnsi="Arial" w:cs="Arial"/>
-          <w:sz w:val="24"/>
-          <w:szCs w:val="24"/>
-        </w:rPr>
-        <w:t xml:space="preserve"> ke</w:t>
-      </w:r>
-      <w:r>
-        <w:rPr>
-          <w:rFonts w:ascii="Arial" w:eastAsia="Arial" w:hAnsi="Arial" w:cs="Arial"/>
-          <w:sz w:val="24"/>
-          <w:szCs w:val="24"/>
-        </w:rPr>
-        <w:t xml:space="preserve"> </w:t>
-      </w:r>
-      <w:r>
-        <w:rPr>
-          <w:rFonts w:ascii="Arial" w:eastAsia="Arial" w:hAnsi="Arial" w:cs="Arial"/>
-          <w:sz w:val="24"/>
-          <w:szCs w:val="24"/>
-        </w:rPr>
-        <w:t xml:space="preserve">Kabupaten </w:t>
-      </w:r>
-      <w:r>
-        <w:rPr>
-          <w:rFonts w:ascii="Arial" w:eastAsia="Arial" w:hAnsi="Arial" w:cs="Arial"/>
-          <w:sz w:val="24"/>
-          <w:szCs w:val="24"/>
-        </w:rPr>
-        <w:t>Ponorogo</w:t>
-      </w:r>
-      <w:r>
-        <w:rPr>
-          <w:rFonts w:ascii="Arial" w:eastAsia="Arial" w:hAnsi="Arial" w:cs="Arial"/>
-          <w:sz w:val="24"/>
-          <w:szCs w:val="24"/>
-        </w:rPr>
-        <w:t xml:space="preserve"> dalam rangka </w:t>
-      </w:r>
-      <w:r>
-        <w:rPr>
-          <w:rFonts w:ascii="Arial" w:eastAsia="Arial" w:hAnsi="Arial" w:cs="Arial"/>
-          <w:sz w:val="24"/>
-          <w:szCs w:val="24"/>
-        </w:rPr>
-        <w:t>pendampingan dan</w:t>
-      </w:r>
-      <w:r>
-        <w:rPr>
-          <w:rFonts w:ascii="Arial" w:eastAsia="Arial" w:hAnsi="Arial" w:cs="Arial"/>
-          <w:sz w:val="24"/>
-          <w:szCs w:val="24"/>
-        </w:rPr>
-        <w:t xml:space="preserve"> </w:t>
-      </w:r>
-      <w:r>
-        <w:rPr>
-          <w:rFonts w:ascii="Arial" w:eastAsia="Arial" w:hAnsi="Arial" w:cs="Arial"/>
-          <w:sz w:val="24"/>
-          <w:szCs w:val="24"/>
-        </w:rPr>
-        <w:t xml:space="preserve">pembuatan </w:t>
-      </w:r>
-      <w:r>
-        <w:rPr>
-          <w:rFonts w:ascii="Arial" w:eastAsia="Arial" w:hAnsi="Arial" w:cs="Arial"/>
-          <w:sz w:val="24"/>
-          <w:szCs w:val="24"/>
-        </w:rPr>
-        <w:t xml:space="preserve">konten </w:t>
-      </w:r>
-      <w:r>
-        <w:rPr>
-          <w:rFonts w:ascii="Arial" w:eastAsia="Arial" w:hAnsi="Arial" w:cs="Arial"/>
-          <w:sz w:val="24"/>
-          <w:szCs w:val="24"/>
-        </w:rPr>
-        <w:t xml:space="preserve">video </w:t>
-      </w:r>
-      <w:r>
-        <w:rPr>
-          <w:rFonts w:ascii="Arial" w:eastAsia="Arial" w:hAnsi="Arial" w:cs="Arial"/>
-          <w:sz w:val="24"/>
-          <w:szCs w:val="24"/>
-        </w:rPr>
-        <w:t xml:space="preserve">KYAI LODRA pada Festival Nasional </w:t>
-      </w:r>
-      <w:proofErr w:type="spellStart"/>
-      <w:r>
-        <w:rPr>
-          <w:rFonts w:ascii="Arial" w:eastAsia="Arial" w:hAnsi="Arial" w:cs="Arial"/>
-          <w:sz w:val="24"/>
-          <w:szCs w:val="24"/>
-        </w:rPr>
-        <w:t>Reyog</w:t>
-      </w:r>
-      <w:proofErr w:type="spellEnd"/>
-      <w:r>
-        <w:rPr>
-          <w:rFonts w:ascii="Arial" w:eastAsia="Arial" w:hAnsi="Arial" w:cs="Arial"/>
-          <w:sz w:val="24"/>
-          <w:szCs w:val="24"/>
-        </w:rPr>
-        <w:t xml:space="preserve"> Ponorogo XXXI 2026</w:t>
-      </w:r>
-      <w:r>
-        <w:rPr>
-          <w:rFonts w:ascii="Arial" w:eastAsia="Arial" w:hAnsi="Arial" w:cs="Arial"/>
-          <w:sz w:val="24"/>
-          <w:szCs w:val="24"/>
-        </w:rPr>
-        <w:t xml:space="preserve"> selama </w:t>
-      </w:r>
-      <w:r>
-        <w:rPr>
-          <w:rFonts w:ascii="Arial" w:eastAsia="Arial" w:hAnsi="Arial" w:cs="Arial"/>
-          <w:sz w:val="24"/>
-          <w:szCs w:val="24"/>
-        </w:rPr>
-        <w:t>4</w:t>
-      </w:r>
-      <w:r>
-        <w:rPr>
-          <w:rFonts w:ascii="Arial" w:eastAsia="Arial" w:hAnsi="Arial" w:cs="Arial"/>
-          <w:sz w:val="24"/>
-          <w:szCs w:val="24"/>
-        </w:rPr>
-        <w:t xml:space="preserve"> (</w:t>
-      </w:r>
-      <w:r>
-        <w:rPr>
-          <w:rFonts w:ascii="Arial" w:eastAsia="Arial" w:hAnsi="Arial" w:cs="Arial"/>
-          <w:sz w:val="24"/>
-          <w:szCs w:val="24"/>
-        </w:rPr>
-        <w:t>empat</w:t>
-      </w:r>
-      <w:r>
-        <w:rPr>
-          <w:rFonts w:ascii="Arial" w:eastAsia="Arial" w:hAnsi="Arial" w:cs="Arial"/>
-          <w:sz w:val="24"/>
-          <w:szCs w:val="24"/>
-        </w:rPr>
-        <w:t>) hari pada tanggal 11-1</w:t>
-      </w:r>
-      <w:r>
-        <w:rPr>
-          <w:rFonts w:ascii="Arial" w:eastAsia="Arial" w:hAnsi="Arial" w:cs="Arial"/>
-          <w:sz w:val="24"/>
-          <w:szCs w:val="24"/>
-        </w:rPr>
-        <w:t>4</w:t>
-      </w:r>
-      <w:r>
-        <w:rPr>
-          <w:rFonts w:ascii="Arial" w:eastAsia="Arial" w:hAnsi="Arial" w:cs="Arial"/>
-          <w:sz w:val="24"/>
-          <w:szCs w:val="24"/>
-        </w:rPr>
-        <w:t xml:space="preserve"> </w:t>
-      </w:r>
-      <w:r>
-        <w:rPr>
-          <w:rFonts w:ascii="Arial" w:eastAsia="Arial" w:hAnsi="Arial" w:cs="Arial"/>
-          <w:sz w:val="24"/>
-          <w:szCs w:val="24"/>
-        </w:rPr>
-        <w:t>Juni</w:t>
-      </w:r>
-      <w:r>
-        <w:rPr>
-          <w:rFonts w:ascii="Arial" w:eastAsia="Arial" w:hAnsi="Arial" w:cs="Arial"/>
-          <w:sz w:val="24"/>
-          <w:szCs w:val="24"/>
-        </w:rPr>
-        <w:t xml:space="preserve"> 2026</w:t>
-      </w:r>
-      <w:r>
-        <w:rPr>
-          <w:rFonts w:ascii="Arial" w:eastAsia="Arial" w:hAnsi="Arial" w:cs="Arial"/>
-          <w:sz w:val="24"/>
-          <w:szCs w:val="24"/>
-        </w:rPr>
-        <w:t>.</w:t>
+        <w:t>Perjalanan Dinas ke Kabupaten Ponorogo dalam rangka pendampingan dan pembuatan konten video KYAI LODRA pada Festival Nasional Reyog Ponorogo XXXI 2026 selama 4 (empat) hari pada tanggal 11-14 Juni 2026.</w:t>
       </w:r>
     </w:p>
     <w:tbl>
@@ -2135,13 +1351,14 @@
         <w:tblW w:w="0" w:type="auto"/>
         <w:tblInd w:w="1276" w:type="dxa"/>
         <w:tblBorders>
-          <w:top w:val="none" w:sz="0" w:space="0" w:color="auto"/>
-          <w:left w:val="none" w:sz="0" w:space="0" w:color="auto"/>
-          <w:bottom w:val="none" w:sz="0" w:space="0" w:color="auto"/>
-          <w:right w:val="none" w:sz="0" w:space="0" w:color="auto"/>
-          <w:insideH w:val="none" w:sz="0" w:space="0" w:color="auto"/>
-          <w:insideV w:val="none" w:sz="0" w:space="0" w:color="auto"/>
+          <w:top w:val="nil" w:sz="0" w:space="0" w:color="auto"/>
+          <w:left w:val="nil" w:sz="0" w:space="0" w:color="auto"/>
+          <w:bottom w:val="nil" w:sz="0" w:space="0" w:color="auto"/>
+          <w:right w:val="nil" w:sz="0" w:space="0" w:color="auto"/>
+          <w:insideH w:val="nil" w:sz="0" w:space="0" w:color="auto"/>
+          <w:insideV w:val="nil" w:sz="0" w:space="0" w:color="auto"/>
         </w:tblBorders>
+        <w:tblLayout w:type="fixed"/>
         <w:tblLook w:val="04A0" w:firstRow="1" w:lastRow="0" w:firstColumn="1" w:lastColumn="0" w:noHBand="0" w:noVBand="1"/>
       </w:tblPr>
       <w:tblGrid>
@@ -2151,544 +1368,162 @@
       <w:tr>
         <w:trPr>
           <w:trHeight w:val="426"/>
+          <w:cantSplit/>
         </w:trPr>
         <w:tc>
           <w:tcPr>
-            <w:tcW w:w="4054" w:type="dxa"/>
+            <w:tcW w:w="5112" w:type="dxa"/>
+            <w:tcMar>
+              <w:top w:w="0" w:type="dxa"/>
+              <w:start w:w="0" w:type="dxa"/>
+              <w:bottom w:w="0" w:type="dxa"/>
+              <w:end w:w="0" w:type="dxa"/>
+            </w:tcMar>
           </w:tcPr>
           <w:p>
             <w:pPr>
-              <w:tabs>
-                <w:tab w:val="left" w:pos="1134"/>
-              </w:tabs>
-              <w:jc w:val="both"/>
-              <w:rPr>
-                <w:sz w:val="24"/>
-                <w:szCs w:val="24"/>
-              </w:rPr>
-            </w:pPr>
+              <w:spacing w:before="0" w:after="0" w:line="240" w:lineRule="auto"/>
+            </w:pPr>
+            <w:r>
+              <w:rPr>
+                <w:rFonts w:ascii="Arial" w:hAnsi="Arial" w:eastAsia="Arial" w:cs="Arial"/>
+                <w:sz w:val="24"/>
+              </w:rPr>
+            </w:r>
           </w:p>
         </w:tc>
         <w:tc>
           <w:tcPr>
-            <w:tcW w:w="4297" w:type="dxa"/>
+            <w:tcW w:w="4536" w:type="dxa"/>
+            <w:tcMar>
+              <w:top w:w="0" w:type="dxa"/>
+              <w:start w:w="0" w:type="dxa"/>
+              <w:bottom w:w="0" w:type="dxa"/>
+              <w:end w:w="0" w:type="dxa"/>
+            </w:tcMar>
           </w:tcPr>
           <w:p>
             <w:pPr>
-              <w:spacing w:before="120"/>
-              <w:ind w:left="-27"/>
-              <w:jc w:val="both"/>
-              <w:rPr>
-                <w:sz w:val="24"/>
-                <w:szCs w:val="24"/>
-              </w:rPr>
-            </w:pPr>
-            <w:proofErr w:type="spellStart"/>
-            <w:r>
-              <w:rPr>
-                <w:sz w:val="24"/>
-                <w:szCs w:val="24"/>
-              </w:rPr>
-              <w:t>Ditetapkan</w:t>
-            </w:r>
-            <w:proofErr w:type="spellEnd"/>
-            <w:r>
-              <w:rPr>
-                <w:sz w:val="24"/>
-                <w:szCs w:val="24"/>
-              </w:rPr>
-              <w:t xml:space="preserve"> di Surabaya</w:t>
-            </w:r>
-          </w:p>
-          <w:p>
-            <w:pPr>
-              <w:ind w:left="-27"/>
-              <w:jc w:val="both"/>
-              <w:rPr>
-                <w:sz w:val="24"/>
-                <w:szCs w:val="24"/>
-              </w:rPr>
-            </w:pPr>
-            <w:r>
-              <w:rPr>
-                <w:noProof/>
-                <w:sz w:val="24"/>
-                <w:szCs w:val="24"/>
-              </w:rPr>
-              <mc:AlternateContent>
-                <mc:Choice Requires="wps">
-                  <w:drawing>
-                    <wp:anchor distT="0" distB="0" distL="114300" distR="114300" simplePos="0" relativeHeight="251826176" behindDoc="0" locked="0" layoutInCell="1" allowOverlap="1" wp14:anchorId="125C0D05" wp14:editId="4BC31E32">
-                      <wp:simplePos x="0" y="0"/>
-                      <wp:positionH relativeFrom="column">
-                        <wp:posOffset>-104775</wp:posOffset>
-                      </wp:positionH>
-                      <wp:positionV relativeFrom="paragraph">
-                        <wp:posOffset>165947</wp:posOffset>
-                      </wp:positionV>
-                      <wp:extent cx="3137535" cy="2032000"/>
-                      <wp:effectExtent l="0" t="0" r="0" b="0"/>
-                      <wp:wrapNone/>
-                      <wp:docPr id="633391320" name="Text Box 3"/>
-                      <wp:cNvGraphicFramePr/>
-                      <a:graphic xmlns:a="http://schemas.openxmlformats.org/drawingml/2006/main">
-                        <a:graphicData uri="http://schemas.microsoft.com/office/word/2010/wordprocessingShape">
-                          <wps:wsp>
-                            <wps:cNvSpPr txBox="1"/>
-                            <wps:spPr>
-                              <a:xfrm>
-                                <a:off x="0" y="0"/>
-                                <a:ext cx="3137535" cy="2032000"/>
-                              </a:xfrm>
-                              <a:prstGeom prst="rect">
-                                <a:avLst/>
-                              </a:prstGeom>
-                              <a:noFill/>
-                              <a:ln w="6350">
-                                <a:noFill/>
-                              </a:ln>
-                            </wps:spPr>
-                            <wps:txbx>
-                              <w:txbxContent>
-                                <w:p>
-                                  <w:pPr>
-                                    <w:pStyle w:val="NoSpacing"/>
-                                    <w:rPr>
-                                      <w:rFonts w:ascii="Arial" w:hAnsi="Arial" w:cs="Arial"/>
-                                      <w:sz w:val="24"/>
-                                      <w:szCs w:val="24"/>
-                                    </w:rPr>
-                                  </w:pPr>
-                                  <w:r>
-                                    <w:rPr>
-                                      <w:rFonts w:ascii="Arial" w:hAnsi="Arial" w:cs="Arial"/>
-                                      <w:sz w:val="24"/>
-                                      <w:szCs w:val="24"/>
-                                    </w:rPr>
-                                    <w:t>KEPALA DINAS</w:t>
-                                  </w:r>
-                                </w:p>
-                                <w:p>
-                                  <w:pPr>
-                                    <w:pStyle w:val="NoSpacing"/>
-                                    <w:rPr>
-                                      <w:rFonts w:ascii="Arial" w:hAnsi="Arial" w:cs="Arial"/>
-                                      <w:sz w:val="24"/>
-                                      <w:szCs w:val="24"/>
-                                    </w:rPr>
-                                  </w:pPr>
-                                  <w:r>
-                                    <w:rPr>
-                                      <w:rFonts w:ascii="Arial" w:hAnsi="Arial" w:cs="Arial"/>
-                                      <w:sz w:val="24"/>
-                                      <w:szCs w:val="24"/>
-                                    </w:rPr>
-                                    <w:t>KEBUDAYAAN DAN PARIWISATA</w:t>
-                                  </w:r>
-                                </w:p>
-                                <w:p>
-                                  <w:pPr>
-                                    <w:pStyle w:val="NoSpacing"/>
-                                    <w:rPr>
-                                      <w:rFonts w:ascii="Arial" w:hAnsi="Arial" w:cs="Arial"/>
-                                      <w:sz w:val="24"/>
-                                      <w:szCs w:val="24"/>
-                                    </w:rPr>
-                                  </w:pPr>
-                                  <w:r>
-                                    <w:rPr>
-                                      <w:rFonts w:ascii="Arial" w:hAnsi="Arial" w:cs="Arial"/>
-                                      <w:sz w:val="24"/>
-                                      <w:szCs w:val="24"/>
-                                    </w:rPr>
-                                    <w:t>PROVINSI JAWA TIMUR</w:t>
-                                  </w:r>
-                                </w:p>
-                                <w:p>
-                                  <w:pPr>
-                                    <w:pStyle w:val="NoSpacing"/>
-                                    <w:rPr>
-                                      <w:rFonts w:ascii="Arial" w:hAnsi="Arial" w:cs="Arial"/>
-                                      <w:sz w:val="24"/>
-                                      <w:szCs w:val="24"/>
-                                    </w:rPr>
-                                  </w:pPr>
-                                </w:p>
-                                <w:p>
-                                  <w:pPr>
-                                    <w:pStyle w:val="NoSpacing"/>
-                                    <w:rPr>
-                                      <w:sz w:val="24"/>
-                                      <w:szCs w:val="24"/>
-                                    </w:rPr>
-                                  </w:pPr>
-                                </w:p>
-                                <w:p>
-                                  <w:pPr>
-                                    <w:pStyle w:val="NoSpacing"/>
-                                    <w:rPr>
-                                      <w:rFonts w:ascii="Arial" w:hAnsi="Arial" w:cs="Arial"/>
-                                      <w:sz w:val="24"/>
-                                      <w:szCs w:val="24"/>
-                                    </w:rPr>
-                                  </w:pPr>
-                                </w:p>
-                                <w:p>
-                                  <w:pPr>
-                                    <w:pStyle w:val="NoSpacing"/>
-                                    <w:rPr>
-                                      <w:rFonts w:ascii="Arial" w:hAnsi="Arial" w:cs="Arial"/>
-                                      <w:sz w:val="24"/>
-                                      <w:szCs w:val="24"/>
-                                    </w:rPr>
-                                  </w:pPr>
-                                </w:p>
-                                <w:p>
-                                  <w:pPr>
-                                    <w:pStyle w:val="NoSpacing"/>
-                                    <w:rPr>
-                                      <w:rFonts w:ascii="Arial" w:hAnsi="Arial" w:cs="Arial"/>
-                                      <w:b/>
-                                      <w:bCs/>
-                                      <w:sz w:val="24"/>
-                                      <w:szCs w:val="24"/>
-                                      <w:u w:val="single"/>
-                                    </w:rPr>
-                                  </w:pPr>
-                                  <w:r>
-                                    <w:rPr>
-                                      <w:rFonts w:ascii="Arial" w:hAnsi="Arial" w:cs="Arial"/>
-                                      <w:b/>
-                                      <w:bCs/>
-                                      <w:sz w:val="24"/>
-                                      <w:szCs w:val="24"/>
-                                      <w:u w:val="single"/>
-                                    </w:rPr>
-                                    <w:t xml:space="preserve">Evy </w:t>
-                                  </w:r>
-                                  <w:proofErr w:type="spellStart"/>
-                                  <w:r>
-                                    <w:rPr>
-                                      <w:rFonts w:ascii="Arial" w:hAnsi="Arial" w:cs="Arial"/>
-                                      <w:b/>
-                                      <w:bCs/>
-                                      <w:sz w:val="24"/>
-                                      <w:szCs w:val="24"/>
-                                      <w:u w:val="single"/>
-                                    </w:rPr>
-                                    <w:t>Afianasari</w:t>
-                                  </w:r>
-                                  <w:proofErr w:type="spellEnd"/>
-                                  <w:r>
-                                    <w:rPr>
-                                      <w:rFonts w:ascii="Arial" w:hAnsi="Arial" w:cs="Arial"/>
-                                      <w:b/>
-                                      <w:bCs/>
-                                      <w:sz w:val="24"/>
-                                      <w:szCs w:val="24"/>
-                                      <w:u w:val="single"/>
-                                    </w:rPr>
-                                    <w:t>, S.T., M.M.A.</w:t>
-                                  </w:r>
-                                </w:p>
-                                <w:p>
-                                  <w:pPr>
-                                    <w:pStyle w:val="NoSpacing"/>
-                                    <w:rPr>
-                                      <w:rFonts w:ascii="Arial" w:hAnsi="Arial" w:cs="Arial"/>
-                                      <w:sz w:val="28"/>
-                                      <w:szCs w:val="28"/>
-                                    </w:rPr>
-                                  </w:pPr>
-                                  <w:r>
-                                    <w:rPr>
-                                      <w:rFonts w:ascii="Arial" w:eastAsia="Arial" w:hAnsi="Arial" w:cs="Arial"/>
-                                      <w:color w:val="000000" w:themeColor="text1"/>
-                                      <w:sz w:val="24"/>
-                                      <w:szCs w:val="24"/>
-                                    </w:rPr>
-                                    <w:t>Pembina Utama Muda (IV/c)</w:t>
-                                  </w:r>
-                                </w:p>
-                                <w:p>
-                                  <w:pPr>
-                                    <w:pStyle w:val="NoSpacing"/>
-                                    <w:rPr>
-                                      <w:rFonts w:ascii="Arial" w:hAnsi="Arial" w:cs="Arial"/>
-                                      <w:sz w:val="24"/>
-                                      <w:szCs w:val="24"/>
-                                    </w:rPr>
-                                  </w:pPr>
-                                  <w:r>
-                                    <w:rPr>
-                                      <w:rFonts w:ascii="Arial" w:eastAsia="Arial" w:hAnsi="Arial" w:cs="Arial"/>
-                                      <w:color w:val="000000" w:themeColor="text1"/>
-                                      <w:sz w:val="24"/>
-                                      <w:szCs w:val="24"/>
-                                    </w:rPr>
-                                    <w:t>NIP. 197601142000032004</w:t>
-                                  </w:r>
-                                </w:p>
-                              </w:txbxContent>
-                            </wps:txbx>
-                            <wps:bodyPr rot="0" spcFirstLastPara="0" vertOverflow="overflow" horzOverflow="overflow" vert="horz" wrap="square" lIns="91440" tIns="45720" rIns="91440" bIns="45720" numCol="1" spcCol="0" rtlCol="0" fromWordArt="0" anchor="t" anchorCtr="0" forceAA="0" compatLnSpc="1">
-                              <a:prstTxWarp prst="textNoShape">
-                                <a:avLst/>
-                              </a:prstTxWarp>
-                              <a:noAutofit/>
-                            </wps:bodyPr>
-                          </wps:wsp>
-                        </a:graphicData>
-                      </a:graphic>
-                      <wp14:sizeRelH relativeFrom="margin">
-                        <wp14:pctWidth>0</wp14:pctWidth>
-                      </wp14:sizeRelH>
-                      <wp14:sizeRelV relativeFrom="margin">
-                        <wp14:pctHeight>0</wp14:pctHeight>
-                      </wp14:sizeRelV>
-                    </wp:anchor>
-                  </w:drawing>
-                </mc:Choice>
-                <mc:Fallback>
-                  <w:pict>
-                    <v:shapetype w14:anchorId="125C0D05" id="_x0000_t202" coordsize="21600,21600" o:spt="202" path="m,l,21600r21600,l21600,xe">
-                      <v:stroke joinstyle="miter"/>
-                      <v:path gradientshapeok="t" o:connecttype="rect"/>
-                    </v:shapetype>
-                    <v:shape id="Text Box 3" o:spid="_x0000_s1027" type="#_x0000_t202" style="position:absolute;left:0;text-align:left;margin-left:-8.25pt;margin-top:13.05pt;width:247.05pt;height:160pt;z-index:251826176;visibility:visible;mso-wrap-style:square;mso-width-percent:0;mso-height-percent:0;mso-wrap-distance-left:9pt;mso-wrap-distance-top:0;mso-wrap-distance-right:9pt;mso-wrap-distance-bottom:0;mso-position-horizontal:absolute;mso-position-horizontal-relative:text;mso-position-vertical:absolute;mso-position-vertical-relative:text;mso-width-percent:0;mso-height-percent:0;mso-width-relative:margin;mso-height-relative:margin;v-text-anchor:top" o:gfxdata="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" filled="f" stroked="f" strokeweight=".5pt">
-                      <v:textbox>
-                        <w:txbxContent>
-                          <w:p>
-                            <w:pPr>
-                              <w:pStyle w:val="NoSpacing"/>
-                              <w:rPr>
-                                <w:rFonts w:ascii="Arial" w:hAnsi="Arial" w:cs="Arial"/>
-                                <w:sz w:val="24"/>
-                                <w:szCs w:val="24"/>
-                              </w:rPr>
-                            </w:pPr>
-                            <w:r>
-                              <w:rPr>
-                                <w:rFonts w:ascii="Arial" w:hAnsi="Arial" w:cs="Arial"/>
-                                <w:sz w:val="24"/>
-                                <w:szCs w:val="24"/>
-                              </w:rPr>
-                              <w:t>KEPALA DINAS</w:t>
-                            </w:r>
-                          </w:p>
-                          <w:p>
-                            <w:pPr>
-                              <w:pStyle w:val="NoSpacing"/>
-                              <w:rPr>
-                                <w:rFonts w:ascii="Arial" w:hAnsi="Arial" w:cs="Arial"/>
-                                <w:sz w:val="24"/>
-                                <w:szCs w:val="24"/>
-                              </w:rPr>
-                            </w:pPr>
-                            <w:r>
-                              <w:rPr>
-                                <w:rFonts w:ascii="Arial" w:hAnsi="Arial" w:cs="Arial"/>
-                                <w:sz w:val="24"/>
-                                <w:szCs w:val="24"/>
-                              </w:rPr>
-                              <w:t>KEBUDAYAAN DAN PARIWISATA</w:t>
-                            </w:r>
-                          </w:p>
-                          <w:p>
-                            <w:pPr>
-                              <w:pStyle w:val="NoSpacing"/>
-                              <w:rPr>
-                                <w:rFonts w:ascii="Arial" w:hAnsi="Arial" w:cs="Arial"/>
-                                <w:sz w:val="24"/>
-                                <w:szCs w:val="24"/>
-                              </w:rPr>
-                            </w:pPr>
-                            <w:r>
-                              <w:rPr>
-                                <w:rFonts w:ascii="Arial" w:hAnsi="Arial" w:cs="Arial"/>
-                                <w:sz w:val="24"/>
-                                <w:szCs w:val="24"/>
-                              </w:rPr>
-                              <w:t>PROVINSI JAWA TIMUR</w:t>
-                            </w:r>
-                          </w:p>
-                          <w:p>
-                            <w:pPr>
-                              <w:pStyle w:val="NoSpacing"/>
-                              <w:rPr>
-                                <w:rFonts w:ascii="Arial" w:hAnsi="Arial" w:cs="Arial"/>
-                                <w:sz w:val="24"/>
-                                <w:szCs w:val="24"/>
-                              </w:rPr>
-                            </w:pPr>
-                          </w:p>
-                          <w:p>
-                            <w:pPr>
-                              <w:pStyle w:val="NoSpacing"/>
-                              <w:rPr>
-                                <w:sz w:val="24"/>
-                                <w:szCs w:val="24"/>
-                              </w:rPr>
-                            </w:pPr>
-                          </w:p>
-                          <w:p>
-                            <w:pPr>
-                              <w:pStyle w:val="NoSpacing"/>
-                              <w:rPr>
-                                <w:rFonts w:ascii="Arial" w:hAnsi="Arial" w:cs="Arial"/>
-                                <w:sz w:val="24"/>
-                                <w:szCs w:val="24"/>
-                              </w:rPr>
-                            </w:pPr>
-                          </w:p>
-                          <w:p>
-                            <w:pPr>
-                              <w:pStyle w:val="NoSpacing"/>
-                              <w:rPr>
-                                <w:rFonts w:ascii="Arial" w:hAnsi="Arial" w:cs="Arial"/>
-                                <w:sz w:val="24"/>
-                                <w:szCs w:val="24"/>
-                              </w:rPr>
-                            </w:pPr>
-                          </w:p>
-                          <w:p>
-                            <w:pPr>
-                              <w:pStyle w:val="NoSpacing"/>
-                              <w:rPr>
-                                <w:rFonts w:ascii="Arial" w:hAnsi="Arial" w:cs="Arial"/>
-                                <w:b/>
-                                <w:bCs/>
-                                <w:sz w:val="24"/>
-                                <w:szCs w:val="24"/>
-                                <w:u w:val="single"/>
-                              </w:rPr>
-                            </w:pPr>
-                            <w:r>
-                              <w:rPr>
-                                <w:rFonts w:ascii="Arial" w:hAnsi="Arial" w:cs="Arial"/>
-                                <w:b/>
-                                <w:bCs/>
-                                <w:sz w:val="24"/>
-                                <w:szCs w:val="24"/>
-                                <w:u w:val="single"/>
-                              </w:rPr>
-                              <w:t xml:space="preserve">Evy </w:t>
-                            </w:r>
-                            <w:proofErr w:type="spellStart"/>
-                            <w:r>
-                              <w:rPr>
-                                <w:rFonts w:ascii="Arial" w:hAnsi="Arial" w:cs="Arial"/>
-                                <w:b/>
-                                <w:bCs/>
-                                <w:sz w:val="24"/>
-                                <w:szCs w:val="24"/>
-                                <w:u w:val="single"/>
-                              </w:rPr>
-                              <w:t>Afianasari</w:t>
-                            </w:r>
-                            <w:proofErr w:type="spellEnd"/>
-                            <w:r>
-                              <w:rPr>
-                                <w:rFonts w:ascii="Arial" w:hAnsi="Arial" w:cs="Arial"/>
-                                <w:b/>
-                                <w:bCs/>
-                                <w:sz w:val="24"/>
-                                <w:szCs w:val="24"/>
-                                <w:u w:val="single"/>
-                              </w:rPr>
-                              <w:t>, S.T., M.M.A.</w:t>
-                            </w:r>
-                          </w:p>
-                          <w:p>
-                            <w:pPr>
-                              <w:pStyle w:val="NoSpacing"/>
-                              <w:rPr>
-                                <w:rFonts w:ascii="Arial" w:hAnsi="Arial" w:cs="Arial"/>
-                                <w:sz w:val="28"/>
-                                <w:szCs w:val="28"/>
-                              </w:rPr>
-                            </w:pPr>
-                            <w:r>
-                              <w:rPr>
-                                <w:rFonts w:ascii="Arial" w:eastAsia="Arial" w:hAnsi="Arial" w:cs="Arial"/>
-                                <w:color w:val="000000" w:themeColor="text1"/>
-                                <w:sz w:val="24"/>
-                                <w:szCs w:val="24"/>
-                              </w:rPr>
-                              <w:t>Pembina Utama Muda (IV/c)</w:t>
-                            </w:r>
-                          </w:p>
-                          <w:p>
-                            <w:pPr>
-                              <w:pStyle w:val="NoSpacing"/>
-                              <w:rPr>
-                                <w:rFonts w:ascii="Arial" w:hAnsi="Arial" w:cs="Arial"/>
-                                <w:sz w:val="24"/>
-                                <w:szCs w:val="24"/>
-                              </w:rPr>
-                            </w:pPr>
-                            <w:r>
-                              <w:rPr>
-                                <w:rFonts w:ascii="Arial" w:eastAsia="Arial" w:hAnsi="Arial" w:cs="Arial"/>
-                                <w:color w:val="000000" w:themeColor="text1"/>
-                                <w:sz w:val="24"/>
-                                <w:szCs w:val="24"/>
-                              </w:rPr>
-                              <w:t>NIP. 197601142000032004</w:t>
-                            </w:r>
-                          </w:p>
-                        </w:txbxContent>
-                      </v:textbox>
-                    </v:shape>
-                  </w:pict>
-                </mc:Fallback>
-              </mc:AlternateContent>
-            </w:r>
-            <w:r>
-              <w:rPr>
-                <w:sz w:val="24"/>
-                <w:szCs w:val="24"/>
-              </w:rPr>
-              <w:t>pada tanggal</w:t>
-            </w:r>
-            <w:r>
-              <w:rPr>
-                <w:sz w:val="24"/>
-                <w:szCs w:val="24"/>
-              </w:rPr>
-              <w:t xml:space="preserve">       </w:t>
-            </w:r>
-            <w:r>
-              <w:rPr>
-                <w:sz w:val="24"/>
-                <w:szCs w:val="24"/>
-              </w:rPr>
-              <w:t>Juni</w:t>
-            </w:r>
-            <w:r>
-              <w:rPr>
-                <w:sz w:val="24"/>
-                <w:szCs w:val="24"/>
-              </w:rPr>
-              <w:t xml:space="preserve"> 2026</w:t>
-            </w:r>
-          </w:p>
-          <w:p>
-            <w:pPr>
-              <w:ind w:left="-27" w:right="60"/>
-              <w:jc w:val="both"/>
-              <w:rPr>
-                <w:sz w:val="24"/>
-                <w:szCs w:val="24"/>
-              </w:rPr>
-            </w:pPr>
+              <w:spacing w:before="0" w:after="0" w:line="240" w:lineRule="auto"/>
+            </w:pPr>
+            <w:r>
+              <w:rPr>
+                <w:rFonts w:ascii="Arial" w:hAnsi="Arial" w:eastAsia="Arial" w:cs="Arial"/>
+                <w:sz w:val="24"/>
+              </w:rPr>
+            </w:r>
+          </w:p>
+          <w:p>
+            <w:pPr>
+              <w:keepNext/>
+              <w:spacing w:before="0" w:after="0" w:line="240" w:lineRule="auto"/>
+            </w:pPr>
+            <w:r>
+              <w:rPr>
+                <w:rFonts w:ascii="Arial" w:hAnsi="Arial" w:eastAsia="Arial" w:cs="Arial"/>
+                <w:b w:val="0"/>
+                <w:sz w:val="24"/>
+                <w:u w:val="none"/>
+              </w:rPr>
+              <w:t>Ditetapkan di Surabaya</w:t>
+            </w:r>
+          </w:p>
+          <w:p>
+            <w:pPr>
+              <w:keepNext/>
+              <w:spacing w:before="0" w:after="0" w:line="240" w:lineRule="auto"/>
+            </w:pPr>
+            <w:r>
+              <w:rPr>
+                <w:rFonts w:ascii="Arial" w:hAnsi="Arial" w:eastAsia="Arial" w:cs="Arial"/>
+                <w:b w:val="0"/>
+                <w:sz w:val="24"/>
+                <w:u w:val="none"/>
+              </w:rPr>
+              <w:t>pada tanggal 10 Juni 2026</w:t>
+            </w:r>
+          </w:p>
+          <w:p>
+            <w:pPr>
+              <w:keepNext/>
+              <w:spacing w:before="0" w:after="0" w:line="240" w:lineRule="auto"/>
+            </w:pPr>
+            <w:r>
+              <w:rPr>
+                <w:rFonts w:ascii="Arial" w:hAnsi="Arial" w:eastAsia="Arial" w:cs="Arial"/>
+                <w:b w:val="0"/>
+                <w:sz w:val="24"/>
+                <w:u w:val="none"/>
+              </w:rPr>
+              <w:t>KEPALA DINAS</w:t>
+            </w:r>
+          </w:p>
+          <w:p>
+            <w:pPr>
+              <w:keepNext/>
+              <w:spacing w:before="0" w:after="0" w:line="240" w:lineRule="auto"/>
+            </w:pPr>
+            <w:r>
+              <w:rPr>
+                <w:rFonts w:ascii="Arial" w:hAnsi="Arial" w:eastAsia="Arial" w:cs="Arial"/>
+                <w:b w:val="0"/>
+                <w:sz w:val="24"/>
+                <w:u w:val="none"/>
+              </w:rPr>
+              <w:t>KEBUDAYAAN DAN PARIWISATA</w:t>
+            </w:r>
+          </w:p>
+          <w:p>
+            <w:pPr>
+              <w:keepNext/>
+              <w:spacing w:before="0" w:after="0" w:line="240" w:lineRule="auto"/>
+            </w:pPr>
+            <w:r>
+              <w:rPr>
+                <w:rFonts w:ascii="Arial" w:hAnsi="Arial" w:eastAsia="Arial" w:cs="Arial"/>
+                <w:b w:val="0"/>
+                <w:sz w:val="24"/>
+                <w:u w:val="none"/>
+              </w:rPr>
+              <w:t>PROVINSI JAWA TIMUR</w:t>
+            </w:r>
+          </w:p>
+          <w:p>
+            <w:pPr>
+              <w:keepNext/>
+              <w:spacing w:before="0" w:after="0" w:line="240" w:lineRule="auto"/>
+            </w:pPr>
+            <w:r>
+              <w:rPr>
+                <w:rFonts w:ascii="Arial" w:hAnsi="Arial" w:eastAsia="Arial" w:cs="Arial"/>
+                <w:b/>
+                <w:sz w:val="24"/>
+                <w:u w:val="single"/>
+              </w:rPr>
+              <w:t>Evy Afianasari, S.T., M.M.A.</w:t>
+            </w:r>
+          </w:p>
+          <w:p>
+            <w:pPr>
+              <w:keepNext w:val="0"/>
+              <w:spacing w:before="0" w:after="0" w:line="240" w:lineRule="auto"/>
+            </w:pPr>
+            <w:r>
+              <w:rPr>
+                <w:rFonts w:ascii="Arial" w:hAnsi="Arial" w:eastAsia="Arial" w:cs="Arial"/>
+                <w:b w:val="0"/>
+                <w:sz w:val="24"/>
+                <w:u w:val="none"/>
+              </w:rPr>
+              <w:t>Pembina Utama Muda (IV/c)</w:t>
+            </w:r>
           </w:p>
         </w:tc>
       </w:tr>
     </w:tbl>
     <w:p>
       <w:pPr>
-        <w:spacing w:after="0" w:line="240" w:lineRule="auto"/>
+        <w:spacing w:after="0" w:line="240" w:lineRule="auto" w:before="0"/>
         <w:jc w:val="both"/>
         <w:rPr>
           <w:rFonts w:ascii="Arial" w:eastAsia="Arial" w:hAnsi="Arial" w:cs="Arial"/>

--- a/samples/CONTOH_SPT_2_PEGAWAI.docx
+++ b/samples/CONTOH_SPT_2_PEGAWAI.docx
@@ -470,7 +470,7 @@
     </w:p>
     <w:p>
       <w:pPr>
-        <w:spacing w:before="0" w:after="0" w:line="240" w:lineRule="auto"/>
+        <w:spacing w:before="240" w:after="0" w:line="240" w:lineRule="auto"/>
         <w:jc w:val="center"/>
         <w:rPr>
           <w:rFonts w:ascii="Arial" w:eastAsia="Arial" w:hAnsi="Arial" w:cs="Arial"/>
@@ -491,7 +491,7 @@
     </w:p>
     <w:p>
       <w:pPr>
-        <w:spacing w:after="0" w:line="240" w:lineRule="auto" w:before="0"/>
+        <w:spacing w:after="0" w:line="240" w:lineRule="auto"/>
         <w:jc w:val="center"/>
         <w:rPr>
           <w:rFonts w:ascii="Arial" w:eastAsia="Arial" w:hAnsi="Arial" w:cs="Arial"/>
@@ -501,10 +501,43 @@
       </w:pPr>
       <w:r>
         <w:rPr>
-          <w:rFonts w:ascii="Arial" w:hAnsi="Arial" w:eastAsia="Arial" w:cs="Arial"/>
-          <w:sz w:val="24"/>
-        </w:rPr>
-        <w:t>Nomor : 000.1.2.3 / 123 / 118.4 / 2026</w:t>
+          <w:rFonts w:ascii="Arial" w:eastAsia="Arial" w:hAnsi="Arial" w:cs="Arial"/>
+          <w:sz w:val="24"/>
+          <w:szCs w:val="24"/>
+        </w:rPr>
+        <w:t xml:space="preserve">Nomor : 000.1.2.3 / </w:t>
+      </w:r>
+      <w:r>
+        <w:rPr>
+          <w:rFonts w:ascii="Arial" w:eastAsia="Arial" w:hAnsi="Arial" w:cs="Arial"/>
+          <w:sz w:val="24"/>
+          <w:szCs w:val="24"/>
+        </w:rPr>
+        <w:t>123</w:t>
+      </w:r>
+      <w:r>
+        <w:rPr>
+          <w:rFonts w:ascii="Arial" w:eastAsia="Arial" w:hAnsi="Arial" w:cs="Arial"/>
+          <w:sz w:val="24"/>
+          <w:szCs w:val="24"/>
+        </w:rPr>
+        <w:t xml:space="preserve"> </w:t>
+      </w:r>
+      <w:r>
+        <w:rPr>
+          <w:rFonts w:ascii="Arial" w:eastAsia="Arial" w:hAnsi="Arial" w:cs="Arial"/>
+          <w:sz w:val="24"/>
+          <w:szCs w:val="24"/>
+        </w:rPr>
+        <w:t>/ 118.4 / 202</w:t>
+      </w:r>
+      <w:r>
+        <w:rPr>
+          <w:rFonts w:ascii="Arial" w:eastAsia="Arial" w:hAnsi="Arial" w:cs="Arial"/>
+          <w:sz w:val="24"/>
+          <w:szCs w:val="24"/>
+        </w:rPr>
+        <w:t>6</w:t>
       </w:r>
     </w:p>
     <w:p>
@@ -513,7 +546,7 @@
           <w:tab w:val="left" w:pos="1080"/>
           <w:tab w:val="left" w:pos="1350"/>
         </w:tabs>
-        <w:spacing w:before="0" w:after="0" w:line="240" w:lineRule="auto"/>
+        <w:spacing w:before="120" w:after="0" w:line="240" w:lineRule="auto"/>
         <w:ind w:left="1797" w:hanging="1797"/>
         <w:jc w:val="both"/>
         <w:rPr>
@@ -524,15 +557,44 @@
       </w:pPr>
       <w:r>
         <w:rPr>
-          <w:rFonts w:ascii="Arial" w:hAnsi="Arial" w:eastAsia="Arial" w:cs="Arial"/>
-          <w:sz w:val="24"/>
+          <w:rFonts w:ascii="Arial" w:eastAsia="Arial" w:hAnsi="Arial" w:cs="Arial"/>
+          <w:sz w:val="24"/>
+          <w:szCs w:val="24"/>
         </w:rPr>
         <w:t>DASAR</w:t>
+      </w:r>
+      <w:r>
+        <w:rPr>
+          <w:rFonts w:ascii="Arial" w:eastAsia="Arial" w:hAnsi="Arial" w:cs="Arial"/>
+          <w:sz w:val="24"/>
+          <w:szCs w:val="24"/>
+        </w:rPr>
         <w:tab/>
-        <w:t>:</w:t>
+        <w:t xml:space="preserve">: </w:t>
+      </w:r>
+      <w:r>
+        <w:rPr>
+          <w:rFonts w:ascii="Arial" w:eastAsia="Arial" w:hAnsi="Arial" w:cs="Arial"/>
+          <w:sz w:val="24"/>
+          <w:szCs w:val="24"/>
+        </w:rPr>
         <w:tab/>
-        <w:t>1.</w:t>
+        <w:t xml:space="preserve">1. </w:t>
+      </w:r>
+      <w:r>
+        <w:rPr>
+          <w:rFonts w:ascii="Arial" w:eastAsia="Arial" w:hAnsi="Arial" w:cs="Arial"/>
+          <w:sz w:val="24"/>
+          <w:szCs w:val="24"/>
+        </w:rPr>
         <w:tab/>
+      </w:r>
+      <w:r>
+        <w:rPr>
+          <w:rFonts w:ascii="Arial" w:eastAsia="Arial" w:hAnsi="Arial" w:cs="Arial"/>
+          <w:sz w:val="24"/>
+          <w:szCs w:val="24"/>
+        </w:rPr>
         <w:t>Peraturan Daerah Provinsi Jawa Timur Nomor 6 Tahun 2025 Tanggal 31 Desember 2025 tentang Anggaran Pendapatan dan Belanja Provinsi Jawa Timur Tahun Anggaran 2026;</w:t>
       </w:r>
     </w:p>
@@ -542,7 +604,7 @@
           <w:tab w:val="left" w:pos="1080"/>
           <w:tab w:val="left" w:pos="1350"/>
         </w:tabs>
-        <w:spacing w:before="0" w:after="0" w:line="240" w:lineRule="auto"/>
+        <w:spacing w:before="120" w:after="0" w:line="240" w:lineRule="auto"/>
         <w:ind w:left="1797" w:hanging="1797"/>
         <w:jc w:val="both"/>
         <w:rPr>
@@ -553,13 +615,35 @@
       </w:pPr>
       <w:r>
         <w:rPr>
-          <w:rFonts w:ascii="Arial" w:hAnsi="Arial" w:eastAsia="Arial" w:cs="Arial"/>
-          <w:sz w:val="24"/>
+          <w:rFonts w:ascii="Arial" w:eastAsia="Arial" w:hAnsi="Arial" w:cs="Arial"/>
+          <w:sz w:val="24"/>
+          <w:szCs w:val="24"/>
         </w:rPr>
         <w:tab/>
+      </w:r>
+      <w:r>
+        <w:rPr>
+          <w:rFonts w:ascii="Arial" w:eastAsia="Arial" w:hAnsi="Arial" w:cs="Arial"/>
+          <w:sz w:val="24"/>
+          <w:szCs w:val="24"/>
+        </w:rPr>
         <w:tab/>
-        <w:t>2.</w:t>
+        <w:t xml:space="preserve">2. </w:t>
+      </w:r>
+      <w:r>
+        <w:rPr>
+          <w:rFonts w:ascii="Arial" w:eastAsia="Arial" w:hAnsi="Arial" w:cs="Arial"/>
+          <w:sz w:val="24"/>
+          <w:szCs w:val="24"/>
+        </w:rPr>
         <w:tab/>
+      </w:r>
+      <w:r>
+        <w:rPr>
+          <w:rFonts w:ascii="Arial" w:eastAsia="Arial" w:hAnsi="Arial" w:cs="Arial"/>
+          <w:sz w:val="24"/>
+          <w:szCs w:val="24"/>
+        </w:rPr>
         <w:t>Peraturan Gubernur Jawa Timur Nomor 41 Tahun 2025 Tanggal 31 Desember 2025 tentang Penjabaran Perubahan Anggaran Pendapatan dan Belanja Daerah Provinsi Jawa Timur Tahun Anggaran 2026;</w:t>
       </w:r>
     </w:p>
@@ -569,7 +653,7 @@
           <w:tab w:val="left" w:pos="1080"/>
           <w:tab w:val="left" w:pos="1350"/>
         </w:tabs>
-        <w:spacing w:before="0" w:after="0" w:line="240" w:lineRule="auto"/>
+        <w:spacing w:before="120" w:after="0" w:line="240" w:lineRule="auto"/>
         <w:ind w:left="1797" w:hanging="1797"/>
         <w:jc w:val="both"/>
         <w:rPr>
@@ -580,13 +664,35 @@
       </w:pPr>
       <w:r>
         <w:rPr>
-          <w:rFonts w:ascii="Arial" w:hAnsi="Arial" w:eastAsia="Arial" w:cs="Arial"/>
-          <w:sz w:val="24"/>
+          <w:rFonts w:ascii="Arial" w:eastAsia="Arial" w:hAnsi="Arial" w:cs="Arial"/>
+          <w:sz w:val="24"/>
+          <w:szCs w:val="24"/>
         </w:rPr>
         <w:tab/>
+      </w:r>
+      <w:r>
+        <w:rPr>
+          <w:rFonts w:ascii="Arial" w:eastAsia="Arial" w:hAnsi="Arial" w:cs="Arial"/>
+          <w:sz w:val="24"/>
+          <w:szCs w:val="24"/>
+        </w:rPr>
         <w:tab/>
-        <w:t>3.</w:t>
+        <w:t xml:space="preserve">3. </w:t>
+      </w:r>
+      <w:r>
+        <w:rPr>
+          <w:rFonts w:ascii="Arial" w:eastAsia="Arial" w:hAnsi="Arial" w:cs="Arial"/>
+          <w:sz w:val="24"/>
+          <w:szCs w:val="24"/>
+        </w:rPr>
         <w:tab/>
+      </w:r>
+      <w:r>
+        <w:rPr>
+          <w:rFonts w:ascii="Arial" w:eastAsia="Arial" w:hAnsi="Arial" w:cs="Arial"/>
+          <w:sz w:val="24"/>
+          <w:szCs w:val="24"/>
+        </w:rPr>
         <w:t>Dokumen Pelaksanaan Anggaran (DPA) Nomor: DPA/A.1/2.22.3.26.0.00.03.0000/001/2026 Tanggal 1 Januari 2026.</w:t>
       </w:r>
     </w:p>
@@ -596,7 +702,7 @@
           <w:tab w:val="left" w:pos="1080"/>
           <w:tab w:val="left" w:pos="1350"/>
         </w:tabs>
-        <w:spacing w:before="0" w:after="0" w:line="240" w:lineRule="auto"/>
+        <w:spacing w:before="120" w:after="0" w:line="240" w:lineRule="auto"/>
         <w:ind w:left="1797" w:hanging="1797"/>
         <w:jc w:val="both"/>
         <w:rPr>
@@ -607,19 +713,41 @@
       </w:pPr>
       <w:r>
         <w:rPr>
-          <w:rFonts w:ascii="Arial" w:hAnsi="Arial" w:eastAsia="Arial" w:cs="Arial"/>
-          <w:sz w:val="24"/>
+          <w:rFonts w:ascii="Arial" w:eastAsia="Arial" w:hAnsi="Arial" w:cs="Arial"/>
+          <w:sz w:val="24"/>
+          <w:szCs w:val="24"/>
         </w:rPr>
         <w:tab/>
+      </w:r>
+      <w:r>
+        <w:rPr>
+          <w:rFonts w:ascii="Arial" w:eastAsia="Arial" w:hAnsi="Arial" w:cs="Arial"/>
+          <w:sz w:val="24"/>
+          <w:szCs w:val="24"/>
+        </w:rPr>
         <w:tab/>
-        <w:t>4.</w:t>
+        <w:t xml:space="preserve">4. </w:t>
+      </w:r>
+      <w:r>
+        <w:rPr>
+          <w:rFonts w:ascii="Arial" w:eastAsia="Arial" w:hAnsi="Arial" w:cs="Arial"/>
+          <w:sz w:val="24"/>
+          <w:szCs w:val="24"/>
+        </w:rPr>
         <w:tab/>
+      </w:r>
+      <w:r>
+        <w:rPr>
+          <w:rFonts w:ascii="Arial" w:eastAsia="Arial" w:hAnsi="Arial" w:cs="Arial"/>
+          <w:sz w:val="24"/>
+          <w:szCs w:val="24"/>
+        </w:rPr>
         <w:t>Undangan dari Pemerintah Kabupaten Ponorogo;</w:t>
       </w:r>
     </w:p>
     <w:p>
       <w:pPr>
-        <w:spacing w:before="0" w:after="0" w:line="240" w:lineRule="auto"/>
+        <w:spacing w:before="120" w:after="0" w:line="240" w:lineRule="auto"/>
         <w:jc w:val="center"/>
         <w:rPr>
           <w:rFonts w:ascii="Arial" w:eastAsia="Arial" w:hAnsi="Arial" w:cs="Arial"/>
@@ -640,681 +768,1130 @@
     </w:p>
     <w:tbl>
       <w:tblPr>
-        <w:tblW w:type="auto" w:w="0"/>
+        <w:tblStyle w:val="a4"/>
+        <w:tblW w:w="9929" w:type="dxa"/>
+        <w:tblInd w:w="-108" w:type="dxa"/>
         <w:tblLayout w:type="fixed"/>
-        <w:tblLook w:firstColumn="1" w:firstRow="1" w:lastColumn="0" w:lastRow="0" w:noHBand="0" w:noVBand="1" w:val="04A0"/>
-        <w:tblBorders>
-          <w:top w:val="nil"/>
-          <w:left w:val="nil"/>
-          <w:bottom w:val="nil"/>
-          <w:right w:val="nil"/>
-          <w:insideH w:val="nil"/>
-          <w:insideV w:val="nil"/>
-        </w:tblBorders>
+        <w:tblLook w:val="0400" w:firstRow="0" w:lastRow="0" w:firstColumn="0" w:lastColumn="0" w:noHBand="0" w:noVBand="1"/>
       </w:tblPr>
       <w:tblGrid>
-        <w:gridCol w:w="1440"/>
-        <w:gridCol w:w="547"/>
-        <w:gridCol w:w="1728"/>
-        <w:gridCol w:w="317"/>
-        <w:gridCol w:w="5587"/>
+        <w:gridCol w:w="1368"/>
+        <w:gridCol w:w="8561"/>
       </w:tblGrid>
       <w:tr>
-        <w:trPr>
-          <w:cantSplit/>
-        </w:trPr>
         <w:tc>
           <w:tcPr>
-            <w:tcW w:type="dxa" w:w="1440"/>
-            <w:vAlign w:val="top"/>
-            <w:tcMar>
-              <w:top w:w="0" w:type="dxa"/>
-              <w:start w:w="0" w:type="dxa"/>
-              <w:bottom w:w="0" w:type="dxa"/>
-              <w:end w:w="35" w:type="dxa"/>
-            </w:tcMar>
+            <w:tcW w:w="1368" w:type="dxa"/>
           </w:tcPr>
           <w:p>
             <w:pPr>
-              <w:spacing w:before="0" w:after="0" w:line="240" w:lineRule="auto"/>
+              <w:tabs>
+                <w:tab w:val="left" w:pos="1080"/>
+                <w:tab w:val="left" w:pos="1276"/>
+              </w:tabs>
+              <w:jc w:val="both"/>
+              <w:rPr>
+                <w:sz w:val="24"/>
+                <w:szCs w:val="24"/>
+              </w:rPr>
             </w:pPr>
             <w:r>
               <w:rPr>
-                <w:rFonts w:ascii="Arial" w:hAnsi="Arial" w:eastAsia="Arial" w:cs="Arial"/>
                 <w:sz w:val="24"/>
+                <w:szCs w:val="24"/>
               </w:rPr>
+              <w:t>KEPADA</w:t>
             </w:r>
-          </w:p>
-          <w:p>
-            <w:pPr>
-              <w:keepNext w:val="0"/>
-              <w:spacing w:before="0" w:after="0" w:line="240" w:lineRule="auto"/>
-            </w:pPr>
             <w:r>
               <w:rPr>
-                <w:rFonts w:ascii="Arial" w:hAnsi="Arial" w:eastAsia="Arial" w:cs="Arial"/>
-                <w:b w:val="0"/>
                 <w:sz w:val="24"/>
-                <w:u w:val="none"/>
+                <w:szCs w:val="24"/>
               </w:rPr>
-              <w:t>KEPADA :</w:t>
-            </w:r>
-          </w:p>
-        </w:tc>
-        <w:tc>
-          <w:tcPr>
-            <w:tcW w:type="dxa" w:w="547"/>
-            <w:vAlign w:val="top"/>
-            <w:tcMar>
-              <w:top w:w="0" w:type="dxa"/>
-              <w:start w:w="0" w:type="dxa"/>
-              <w:bottom w:w="0" w:type="dxa"/>
-              <w:end w:w="35" w:type="dxa"/>
-            </w:tcMar>
-          </w:tcPr>
-          <w:p>
-            <w:pPr>
-              <w:spacing w:before="0" w:after="0" w:line="240" w:lineRule="auto"/>
-            </w:pPr>
-            <w:r>
-              <w:rPr>
-                <w:rFonts w:ascii="Arial" w:hAnsi="Arial" w:eastAsia="Arial" w:cs="Arial"/>
-                <w:sz w:val="24"/>
-              </w:rPr>
-            </w:r>
-          </w:p>
-          <w:p>
-            <w:pPr>
-              <w:keepNext w:val="0"/>
-              <w:spacing w:before="0" w:after="0" w:line="240" w:lineRule="auto"/>
-            </w:pPr>
-            <w:r>
-              <w:rPr>
-                <w:rFonts w:ascii="Arial" w:hAnsi="Arial" w:eastAsia="Arial" w:cs="Arial"/>
-                <w:b w:val="0"/>
-                <w:sz w:val="24"/>
-                <w:u w:val="none"/>
-              </w:rPr>
-              <w:t>1.</w:t>
-            </w:r>
-          </w:p>
-        </w:tc>
-        <w:tc>
-          <w:tcPr>
-            <w:tcW w:type="dxa" w:w="1728"/>
-            <w:vAlign w:val="top"/>
-            <w:tcMar>
-              <w:top w:w="0" w:type="dxa"/>
-              <w:start w:w="0" w:type="dxa"/>
-              <w:bottom w:w="0" w:type="dxa"/>
-              <w:end w:w="35" w:type="dxa"/>
-            </w:tcMar>
-          </w:tcPr>
-          <w:p>
-            <w:pPr>
-              <w:spacing w:before="0" w:after="0" w:line="240" w:lineRule="auto"/>
-            </w:pPr>
-            <w:r>
-              <w:rPr>
-                <w:rFonts w:ascii="Arial" w:hAnsi="Arial" w:eastAsia="Arial" w:cs="Arial"/>
-                <w:sz w:val="24"/>
-              </w:rPr>
-            </w:r>
-          </w:p>
-          <w:p>
-            <w:pPr>
-              <w:keepNext/>
-              <w:spacing w:before="0" w:after="0" w:line="240" w:lineRule="auto"/>
-            </w:pPr>
-            <w:r>
-              <w:rPr>
-                <w:rFonts w:ascii="Arial" w:hAnsi="Arial" w:eastAsia="Arial" w:cs="Arial"/>
-                <w:b w:val="0"/>
-                <w:sz w:val="24"/>
-                <w:u w:val="none"/>
-              </w:rPr>
-              <w:t>Nama</w:t>
-            </w:r>
-          </w:p>
-          <w:p>
-            <w:pPr>
-              <w:keepNext/>
-              <w:spacing w:before="0" w:after="0" w:line="240" w:lineRule="auto"/>
-            </w:pPr>
-            <w:r>
-              <w:rPr>
-                <w:rFonts w:ascii="Arial" w:hAnsi="Arial" w:eastAsia="Arial" w:cs="Arial"/>
-                <w:b w:val="0"/>
-                <w:sz w:val="24"/>
-                <w:u w:val="none"/>
-              </w:rPr>
-              <w:t>Pangkat/gol</w:t>
-            </w:r>
-          </w:p>
-          <w:p>
-            <w:pPr>
-              <w:keepNext/>
-              <w:spacing w:before="0" w:after="0" w:line="240" w:lineRule="auto"/>
-            </w:pPr>
-            <w:r>
-              <w:rPr>
-                <w:rFonts w:ascii="Arial" w:hAnsi="Arial" w:eastAsia="Arial" w:cs="Arial"/>
-                <w:b w:val="0"/>
-                <w:sz w:val="24"/>
-                <w:u w:val="none"/>
-              </w:rPr>
-              <w:t>NIP</w:t>
-            </w:r>
-          </w:p>
-          <w:p>
-            <w:pPr>
-              <w:keepNext w:val="0"/>
-              <w:spacing w:before="0" w:after="0" w:line="240" w:lineRule="auto"/>
-            </w:pPr>
-            <w:r>
-              <w:rPr>
-                <w:rFonts w:ascii="Arial" w:hAnsi="Arial" w:eastAsia="Arial" w:cs="Arial"/>
-                <w:b w:val="0"/>
-                <w:sz w:val="24"/>
-                <w:u w:val="none"/>
-              </w:rPr>
-              <w:t>Jabatan</w:t>
-            </w:r>
-          </w:p>
-        </w:tc>
-        <w:tc>
-          <w:tcPr>
-            <w:tcW w:type="dxa" w:w="317"/>
-            <w:vAlign w:val="top"/>
-            <w:tcMar>
-              <w:top w:w="0" w:type="dxa"/>
-              <w:start w:w="0" w:type="dxa"/>
-              <w:bottom w:w="0" w:type="dxa"/>
-              <w:end w:w="35" w:type="dxa"/>
-            </w:tcMar>
-          </w:tcPr>
-          <w:p>
-            <w:pPr>
-              <w:spacing w:before="0" w:after="0" w:line="240" w:lineRule="auto"/>
-            </w:pPr>
-            <w:r>
-              <w:rPr>
-                <w:rFonts w:ascii="Arial" w:hAnsi="Arial" w:eastAsia="Arial" w:cs="Arial"/>
-                <w:sz w:val="24"/>
-              </w:rPr>
-            </w:r>
-          </w:p>
-          <w:p>
-            <w:pPr>
-              <w:keepNext/>
-              <w:spacing w:before="0" w:after="0" w:line="240" w:lineRule="auto"/>
-            </w:pPr>
-            <w:r>
-              <w:rPr>
-                <w:rFonts w:ascii="Arial" w:hAnsi="Arial" w:eastAsia="Arial" w:cs="Arial"/>
-                <w:b w:val="0"/>
-                <w:sz w:val="24"/>
-                <w:u w:val="none"/>
-              </w:rPr>
-              <w:t>:</w:t>
-            </w:r>
-          </w:p>
-          <w:p>
-            <w:pPr>
-              <w:keepNext/>
-              <w:spacing w:before="0" w:after="0" w:line="240" w:lineRule="auto"/>
-            </w:pPr>
-            <w:r>
-              <w:rPr>
-                <w:rFonts w:ascii="Arial" w:hAnsi="Arial" w:eastAsia="Arial" w:cs="Arial"/>
-                <w:b w:val="0"/>
-                <w:sz w:val="24"/>
-                <w:u w:val="none"/>
-              </w:rPr>
-              <w:t>:</w:t>
-            </w:r>
-          </w:p>
-          <w:p>
-            <w:pPr>
-              <w:keepNext/>
-              <w:spacing w:before="0" w:after="0" w:line="240" w:lineRule="auto"/>
-            </w:pPr>
-            <w:r>
-              <w:rPr>
-                <w:rFonts w:ascii="Arial" w:hAnsi="Arial" w:eastAsia="Arial" w:cs="Arial"/>
-                <w:b w:val="0"/>
-                <w:sz w:val="24"/>
-                <w:u w:val="none"/>
-              </w:rPr>
-              <w:t>:</w:t>
-            </w:r>
-          </w:p>
-          <w:p>
-            <w:pPr>
-              <w:keepNext w:val="0"/>
-              <w:spacing w:before="0" w:after="0" w:line="240" w:lineRule="auto"/>
-            </w:pPr>
-            <w:r>
-              <w:rPr>
-                <w:rFonts w:ascii="Arial" w:hAnsi="Arial" w:eastAsia="Arial" w:cs="Arial"/>
-                <w:b w:val="0"/>
-                <w:sz w:val="24"/>
-                <w:u w:val="none"/>
-              </w:rPr>
+              <w:tab/>
               <w:t>:</w:t>
             </w:r>
           </w:p>
         </w:tc>
         <w:tc>
           <w:tcPr>
-            <w:tcW w:type="dxa" w:w="5587"/>
-            <w:vAlign w:val="top"/>
-            <w:tcMar>
-              <w:top w:w="0" w:type="dxa"/>
-              <w:start w:w="0" w:type="dxa"/>
-              <w:bottom w:w="0" w:type="dxa"/>
-              <w:end w:w="35" w:type="dxa"/>
-            </w:tcMar>
+            <w:tcW w:w="8561" w:type="dxa"/>
           </w:tcPr>
           <w:p>
             <w:pPr>
-              <w:spacing w:before="0" w:after="0" w:line="240" w:lineRule="auto"/>
+              <w:widowControl w:val="0"/>
+              <w:pBdr>
+                <w:top w:val="nil"/>
+                <w:left w:val="nil"/>
+                <w:bottom w:val="nil"/>
+                <w:right w:val="nil"/>
+                <w:between w:val="nil"/>
+              </w:pBdr>
+              <w:spacing w:line="276" w:lineRule="auto"/>
+              <w:jc w:val="right"/>
+              <w:rPr>
+                <w:i/>
+                <w:iCs/>
+                <w:color w:val="D9D9D9" w:themeColor="background1" w:themeShade="D9"/>
+                <w:sz w:val="24"/>
+                <w:szCs w:val="24"/>
+              </w:rPr>
             </w:pPr>
-            <w:r>
-              <w:rPr>
-                <w:rFonts w:ascii="Arial" w:hAnsi="Arial" w:eastAsia="Arial" w:cs="Arial"/>
-                <w:sz w:val="24"/>
-              </w:rPr>
-            </w:r>
           </w:p>
+          <w:tbl>
+            <w:tblPr>
+              <w:tblStyle w:val="a5"/>
+              <w:tblW w:w="8520" w:type="dxa"/>
+              <w:tblLayout w:type="fixed"/>
+              <w:tblLook w:val="0400" w:firstRow="0" w:lastRow="0" w:firstColumn="0" w:lastColumn="0" w:noHBand="0" w:noVBand="1"/>
+            </w:tblPr>
+            <w:tblGrid>
+              <w:gridCol w:w="600"/>
+              <w:gridCol w:w="1559"/>
+              <w:gridCol w:w="283"/>
+              <w:gridCol w:w="6078"/>
+            </w:tblGrid>
+            <w:tr>
+              <w:tc>
+                <w:tcPr>
+                  <w:tcW w:w="600" w:type="dxa"/>
+                </w:tcPr>
+                <w:p>
+                  <w:pPr>
+                    <w:tabs>
+                      <w:tab w:val="left" w:pos="1080"/>
+                      <w:tab w:val="left" w:pos="1276"/>
+                    </w:tabs>
+                    <w:rPr>
+                      <w:sz w:val="24"/>
+                      <w:szCs w:val="24"/>
+                    </w:rPr>
+                  </w:pPr>
+                  <w:r>
+                    <w:rPr>
+                      <w:sz w:val="24"/>
+                      <w:szCs w:val="24"/>
+                    </w:rPr>
+                    <w:t>1</w:t>
+                  </w:r>
+                  <w:r>
+                    <w:rPr>
+                      <w:sz w:val="24"/>
+                      <w:szCs w:val="24"/>
+                    </w:rPr>
+                    <w:t>.</w:t>
+                  </w:r>
+                </w:p>
+              </w:tc>
+              <w:tc>
+                <w:tcPr>
+                  <w:tcW w:w="1559" w:type="dxa"/>
+                </w:tcPr>
+                <w:p>
+                  <w:pPr>
+                    <w:tabs>
+                      <w:tab w:val="left" w:pos="1080"/>
+                      <w:tab w:val="left" w:pos="1276"/>
+                    </w:tabs>
+                    <w:rPr>
+                      <w:sz w:val="24"/>
+                      <w:szCs w:val="24"/>
+                      <w:lang w:val="sv-SE"/>
+                    </w:rPr>
+                  </w:pPr>
+                  <w:proofErr w:type="spellStart"/>
+                  <w:r>
+                    <w:rPr>
+                      <w:sz w:val="24"/>
+                      <w:szCs w:val="24"/>
+                      <w:lang w:val="sv-SE"/>
+                    </w:rPr>
+                    <w:t>Nama</w:t>
+                  </w:r>
+                  <w:proofErr w:type="spellEnd"/>
+                </w:p>
+              </w:tc>
+              <w:tc>
+                <w:tcPr>
+                  <w:tcW w:w="283" w:type="dxa"/>
+                </w:tcPr>
+                <w:p>
+                  <w:pPr>
+                    <w:tabs>
+                      <w:tab w:val="left" w:pos="1080"/>
+                      <w:tab w:val="left" w:pos="1276"/>
+                    </w:tabs>
+                    <w:rPr>
+                      <w:sz w:val="24"/>
+                      <w:szCs w:val="24"/>
+                      <w:lang w:val="sv-SE"/>
+                    </w:rPr>
+                  </w:pPr>
+                  <w:r>
+                    <w:rPr>
+                      <w:sz w:val="24"/>
+                      <w:szCs w:val="24"/>
+                      <w:lang w:val="sv-SE"/>
+                    </w:rPr>
+                    <w:t>:</w:t>
+                  </w:r>
+                </w:p>
+              </w:tc>
+              <w:tc>
+                <w:tcPr>
+                  <w:tcW w:w="6078" w:type="dxa"/>
+                </w:tcPr>
+                <w:p>
+                  <w:pPr>
+                    <w:tabs>
+                      <w:tab w:val="left" w:pos="1080"/>
+                      <w:tab w:val="left" w:pos="1276"/>
+                    </w:tabs>
+                    <w:ind w:left="-27"/>
+                    <w:rPr>
+                      <w:sz w:val="24"/>
+                      <w:szCs w:val="24"/>
+                      <w:lang w:val="sv-SE"/>
+                    </w:rPr>
+                  </w:pPr>
+                  <w:r>
+                    <w:rPr>
+                      <w:sz w:val="24"/>
+                      <w:szCs w:val="24"/>
+                    </w:rPr>
+                    <w:t>WISNU ADY SEPTIAN, S.IP.</w:t>
+                  </w:r>
+                </w:p>
+              </w:tc>
+            </w:tr>
+            <w:tr>
+              <w:tc>
+                <w:tcPr>
+                  <w:tcW w:w="600" w:type="dxa"/>
+                </w:tcPr>
+                <w:p>
+                  <w:pPr>
+                    <w:tabs>
+                      <w:tab w:val="left" w:pos="1080"/>
+                      <w:tab w:val="left" w:pos="1276"/>
+                    </w:tabs>
+                    <w:rPr>
+                      <w:sz w:val="24"/>
+                      <w:szCs w:val="24"/>
+                    </w:rPr>
+                  </w:pPr>
+                </w:p>
+              </w:tc>
+              <w:tc>
+                <w:tcPr>
+                  <w:tcW w:w="1559" w:type="dxa"/>
+                </w:tcPr>
+                <w:p>
+                  <w:pPr>
+                    <w:tabs>
+                      <w:tab w:val="left" w:pos="1080"/>
+                      <w:tab w:val="left" w:pos="1276"/>
+                    </w:tabs>
+                    <w:rPr>
+                      <w:sz w:val="24"/>
+                      <w:szCs w:val="24"/>
+                      <w:lang w:val="sv-SE"/>
+                    </w:rPr>
+                  </w:pPr>
+                  <w:proofErr w:type="spellStart"/>
+                  <w:r>
+                    <w:rPr>
+                      <w:sz w:val="24"/>
+                      <w:szCs w:val="24"/>
+                      <w:lang w:val="sv-SE"/>
+                    </w:rPr>
+                    <w:t>Pangkat</w:t>
+                  </w:r>
+                  <w:proofErr w:type="spellEnd"/>
+                  <w:r>
+                    <w:rPr>
+                      <w:sz w:val="24"/>
+                      <w:szCs w:val="24"/>
+                      <w:lang w:val="sv-SE"/>
+                    </w:rPr>
+                    <w:t>/gol</w:t>
+                  </w:r>
+                </w:p>
+              </w:tc>
+              <w:tc>
+                <w:tcPr>
+                  <w:tcW w:w="283" w:type="dxa"/>
+                </w:tcPr>
+                <w:p>
+                  <w:pPr>
+                    <w:tabs>
+                      <w:tab w:val="left" w:pos="1080"/>
+                      <w:tab w:val="left" w:pos="1276"/>
+                    </w:tabs>
+                    <w:rPr>
+                      <w:sz w:val="24"/>
+                      <w:szCs w:val="24"/>
+                      <w:lang w:val="sv-SE"/>
+                    </w:rPr>
+                  </w:pPr>
+                  <w:r>
+                    <w:rPr>
+                      <w:sz w:val="24"/>
+                      <w:szCs w:val="24"/>
+                      <w:lang w:val="sv-SE"/>
+                    </w:rPr>
+                    <w:t>:</w:t>
+                  </w:r>
+                </w:p>
+              </w:tc>
+              <w:tc>
+                <w:tcPr>
+                  <w:tcW w:w="6078" w:type="dxa"/>
+                </w:tcPr>
+                <w:p>
+                  <w:pPr>
+                    <w:tabs>
+                      <w:tab w:val="left" w:pos="1080"/>
+                      <w:tab w:val="left" w:pos="1276"/>
+                    </w:tabs>
+                    <w:ind w:left="-27"/>
+                    <w:rPr>
+                      <w:sz w:val="24"/>
+                      <w:szCs w:val="24"/>
+                      <w:lang w:val="sv-SE"/>
+                    </w:rPr>
+                  </w:pPr>
+                  <w:r>
+                    <w:rPr>
+                      <w:sz w:val="24"/>
+                      <w:szCs w:val="24"/>
+                      <w:lang w:val="it-IT"/>
+                    </w:rPr>
+                    <w:t>-/IX</w:t>
+                  </w:r>
+                </w:p>
+              </w:tc>
+            </w:tr>
+            <w:tr>
+              <w:tc>
+                <w:tcPr>
+                  <w:tcW w:w="600" w:type="dxa"/>
+                </w:tcPr>
+                <w:p>
+                  <w:pPr>
+                    <w:tabs>
+                      <w:tab w:val="left" w:pos="1080"/>
+                      <w:tab w:val="left" w:pos="1276"/>
+                    </w:tabs>
+                    <w:rPr>
+                      <w:sz w:val="24"/>
+                      <w:szCs w:val="24"/>
+                    </w:rPr>
+                  </w:pPr>
+                </w:p>
+              </w:tc>
+              <w:tc>
+                <w:tcPr>
+                  <w:tcW w:w="1559" w:type="dxa"/>
+                </w:tcPr>
+                <w:p>
+                  <w:pPr>
+                    <w:tabs>
+                      <w:tab w:val="left" w:pos="1080"/>
+                      <w:tab w:val="left" w:pos="1276"/>
+                    </w:tabs>
+                    <w:rPr>
+                      <w:sz w:val="24"/>
+                      <w:szCs w:val="24"/>
+                      <w:lang w:val="sv-SE"/>
+                    </w:rPr>
+                  </w:pPr>
+                  <w:r>
+                    <w:rPr>
+                      <w:sz w:val="24"/>
+                      <w:szCs w:val="24"/>
+                      <w:lang w:val="sv-SE"/>
+                    </w:rPr>
+                    <w:t>NIP</w:t>
+                  </w:r>
+                </w:p>
+              </w:tc>
+              <w:tc>
+                <w:tcPr>
+                  <w:tcW w:w="283" w:type="dxa"/>
+                </w:tcPr>
+                <w:p>
+                  <w:pPr>
+                    <w:tabs>
+                      <w:tab w:val="left" w:pos="1080"/>
+                      <w:tab w:val="left" w:pos="1276"/>
+                    </w:tabs>
+                    <w:rPr>
+                      <w:sz w:val="24"/>
+                      <w:szCs w:val="24"/>
+                      <w:lang w:val="sv-SE"/>
+                    </w:rPr>
+                  </w:pPr>
+                  <w:r>
+                    <w:rPr>
+                      <w:sz w:val="24"/>
+                      <w:szCs w:val="24"/>
+                      <w:lang w:val="sv-SE"/>
+                    </w:rPr>
+                    <w:t>:</w:t>
+                  </w:r>
+                </w:p>
+              </w:tc>
+              <w:tc>
+                <w:tcPr>
+                  <w:tcW w:w="6078" w:type="dxa"/>
+                </w:tcPr>
+                <w:p>
+                  <w:pPr>
+                    <w:tabs>
+                      <w:tab w:val="left" w:pos="1080"/>
+                      <w:tab w:val="left" w:pos="1276"/>
+                    </w:tabs>
+                    <w:ind w:left="-27"/>
+                    <w:rPr>
+                      <w:sz w:val="24"/>
+                      <w:szCs w:val="24"/>
+                      <w:lang w:val="sv-SE"/>
+                    </w:rPr>
+                  </w:pPr>
+                  <w:r>
+                    <w:rPr>
+                      <w:sz w:val="24"/>
+                      <w:szCs w:val="24"/>
+                    </w:rPr>
+                    <w:t>199309252024211018</w:t>
+                  </w:r>
+                </w:p>
+              </w:tc>
+            </w:tr>
+            <w:tr>
+              <w:tc>
+                <w:tcPr>
+                  <w:tcW w:w="600" w:type="dxa"/>
+                </w:tcPr>
+                <w:p>
+                  <w:pPr>
+                    <w:tabs>
+                      <w:tab w:val="left" w:pos="1080"/>
+                      <w:tab w:val="left" w:pos="1276"/>
+                    </w:tabs>
+                    <w:rPr>
+                      <w:sz w:val="24"/>
+                      <w:szCs w:val="24"/>
+                    </w:rPr>
+                  </w:pPr>
+                </w:p>
+              </w:tc>
+              <w:tc>
+                <w:tcPr>
+                  <w:tcW w:w="1559" w:type="dxa"/>
+                </w:tcPr>
+                <w:p>
+                  <w:pPr>
+                    <w:tabs>
+                      <w:tab w:val="left" w:pos="1080"/>
+                      <w:tab w:val="left" w:pos="1276"/>
+                    </w:tabs>
+                    <w:rPr>
+                      <w:sz w:val="24"/>
+                      <w:szCs w:val="24"/>
+                      <w:lang w:val="sv-SE"/>
+                    </w:rPr>
+                  </w:pPr>
+                  <w:proofErr w:type="spellStart"/>
+                  <w:r>
+                    <w:rPr>
+                      <w:sz w:val="24"/>
+                      <w:szCs w:val="24"/>
+                      <w:lang w:val="sv-SE"/>
+                    </w:rPr>
+                    <w:t>Jabatan</w:t>
+                  </w:r>
+                  <w:proofErr w:type="spellEnd"/>
+                </w:p>
+              </w:tc>
+              <w:tc>
+                <w:tcPr>
+                  <w:tcW w:w="283" w:type="dxa"/>
+                </w:tcPr>
+                <w:p>
+                  <w:pPr>
+                    <w:tabs>
+                      <w:tab w:val="left" w:pos="1080"/>
+                      <w:tab w:val="left" w:pos="1276"/>
+                    </w:tabs>
+                    <w:rPr>
+                      <w:sz w:val="24"/>
+                      <w:szCs w:val="24"/>
+                      <w:lang w:val="sv-SE"/>
+                    </w:rPr>
+                  </w:pPr>
+                  <w:r>
+                    <w:rPr>
+                      <w:sz w:val="24"/>
+                      <w:szCs w:val="24"/>
+                      <w:lang w:val="sv-SE"/>
+                    </w:rPr>
+                    <w:t>:</w:t>
+                  </w:r>
+                </w:p>
+              </w:tc>
+              <w:tc>
+                <w:tcPr>
+                  <w:tcW w:w="6078" w:type="dxa"/>
+                </w:tcPr>
+                <w:p>
+                  <w:pPr>
+                    <w:tabs>
+                      <w:tab w:val="left" w:pos="1080"/>
+                      <w:tab w:val="left" w:pos="1276"/>
+                    </w:tabs>
+                    <w:ind w:left="-27"/>
+                    <w:rPr>
+                      <w:sz w:val="24"/>
+                      <w:szCs w:val="24"/>
+                      <w:lang w:val="sv-SE"/>
+                    </w:rPr>
+                  </w:pPr>
+                  <w:r>
+                    <w:rPr>
+                      <w:sz w:val="24"/>
+                      <w:szCs w:val="24"/>
+                    </w:rPr>
+                    <w:t>Pranata Hubungan Masyarakat Ahli Pertama</w:t>
+                  </w:r>
+                </w:p>
+              </w:tc>
+            </w:tr>
+            <w:tr>
+              <w:tc>
+                <w:tcPr>
+                  <w:tcW w:w="600" w:type="dxa"/>
+                </w:tcPr>
+                <w:p>
+                  <w:pPr>
+                    <w:tabs>
+                      <w:tab w:val="left" w:pos="1080"/>
+                      <w:tab w:val="left" w:pos="1276"/>
+                    </w:tabs>
+                    <w:rPr>
+                      <w:sz w:val="24"/>
+                      <w:szCs w:val="24"/>
+                    </w:rPr>
+                  </w:pPr>
+                </w:p>
+              </w:tc>
+              <w:tc>
+                <w:tcPr>
+                  <w:tcW w:w="1559" w:type="dxa"/>
+                </w:tcPr>
+                <w:p>
+                  <w:pPr>
+                    <w:tabs>
+                      <w:tab w:val="left" w:pos="1080"/>
+                      <w:tab w:val="left" w:pos="1276"/>
+                    </w:tabs>
+                    <w:rPr>
+                      <w:sz w:val="24"/>
+                      <w:szCs w:val="24"/>
+                      <w:lang w:val="sv-SE"/>
+                    </w:rPr>
+                  </w:pPr>
+                </w:p>
+              </w:tc>
+              <w:tc>
+                <w:tcPr>
+                  <w:tcW w:w="283" w:type="dxa"/>
+                </w:tcPr>
+                <w:p>
+                  <w:pPr>
+                    <w:tabs>
+                      <w:tab w:val="left" w:pos="1080"/>
+                      <w:tab w:val="left" w:pos="1276"/>
+                    </w:tabs>
+                    <w:rPr>
+                      <w:sz w:val="24"/>
+                      <w:szCs w:val="24"/>
+                      <w:lang w:val="sv-SE"/>
+                    </w:rPr>
+                  </w:pPr>
+                </w:p>
+              </w:tc>
+              <w:tc>
+                <w:tcPr>
+                  <w:tcW w:w="6078" w:type="dxa"/>
+                </w:tcPr>
+                <w:p>
+                  <w:pPr>
+                    <w:tabs>
+                      <w:tab w:val="left" w:pos="1080"/>
+                      <w:tab w:val="left" w:pos="1276"/>
+                    </w:tabs>
+                    <w:ind w:left="-27"/>
+                    <w:rPr>
+                      <w:sz w:val="24"/>
+                      <w:szCs w:val="24"/>
+                      <w:lang w:val="sv-SE"/>
+                    </w:rPr>
+                  </w:pPr>
+                </w:p>
+              </w:tc>
+            </w:tr>
+            <w:tr>
+              <w:tc>
+                <w:tcPr>
+                  <w:tcW w:w="600" w:type="dxa"/>
+                </w:tcPr>
+                <w:p>
+                  <w:pPr>
+                    <w:tabs>
+                      <w:tab w:val="left" w:pos="1080"/>
+                      <w:tab w:val="left" w:pos="1276"/>
+                    </w:tabs>
+                    <w:rPr>
+                      <w:sz w:val="24"/>
+                      <w:szCs w:val="24"/>
+                    </w:rPr>
+                  </w:pPr>
+                  <w:r>
+                    <w:rPr>
+                      <w:sz w:val="24"/>
+                      <w:szCs w:val="24"/>
+                    </w:rPr>
+                    <w:t>2</w:t>
+                  </w:r>
+                  <w:r>
+                    <w:rPr>
+                      <w:sz w:val="24"/>
+                      <w:szCs w:val="24"/>
+                    </w:rPr>
+                    <w:t>.</w:t>
+                  </w:r>
+                </w:p>
+              </w:tc>
+              <w:tc>
+                <w:tcPr>
+                  <w:tcW w:w="1559" w:type="dxa"/>
+                </w:tcPr>
+                <w:p>
+                  <w:pPr>
+                    <w:tabs>
+                      <w:tab w:val="left" w:pos="1080"/>
+                      <w:tab w:val="left" w:pos="1276"/>
+                    </w:tabs>
+                    <w:rPr>
+                      <w:sz w:val="24"/>
+                      <w:szCs w:val="24"/>
+                      <w:lang w:val="sv-SE"/>
+                    </w:rPr>
+                  </w:pPr>
+                  <w:proofErr w:type="spellStart"/>
+                  <w:r>
+                    <w:rPr>
+                      <w:sz w:val="24"/>
+                      <w:szCs w:val="24"/>
+                      <w:lang w:val="sv-SE"/>
+                    </w:rPr>
+                    <w:t>Nama</w:t>
+                  </w:r>
+                  <w:proofErr w:type="spellEnd"/>
+                </w:p>
+              </w:tc>
+              <w:tc>
+                <w:tcPr>
+                  <w:tcW w:w="283" w:type="dxa"/>
+                </w:tcPr>
+                <w:p>
+                  <w:pPr>
+                    <w:tabs>
+                      <w:tab w:val="left" w:pos="1080"/>
+                      <w:tab w:val="left" w:pos="1276"/>
+                    </w:tabs>
+                    <w:rPr>
+                      <w:sz w:val="24"/>
+                      <w:szCs w:val="24"/>
+                      <w:lang w:val="sv-SE"/>
+                    </w:rPr>
+                  </w:pPr>
+                  <w:r>
+                    <w:rPr>
+                      <w:sz w:val="24"/>
+                      <w:szCs w:val="24"/>
+                      <w:lang w:val="sv-SE"/>
+                    </w:rPr>
+                    <w:t>:</w:t>
+                  </w:r>
+                </w:p>
+              </w:tc>
+              <w:tc>
+                <w:tcPr>
+                  <w:tcW w:w="6078" w:type="dxa"/>
+                </w:tcPr>
+                <w:p>
+                  <w:pPr>
+                    <w:tabs>
+                      <w:tab w:val="left" w:pos="1080"/>
+                      <w:tab w:val="left" w:pos="1276"/>
+                    </w:tabs>
+                    <w:ind w:left="-27"/>
+                    <w:rPr>
+                      <w:sz w:val="24"/>
+                      <w:szCs w:val="24"/>
+                      <w:lang w:val="sv-SE"/>
+                    </w:rPr>
+                  </w:pPr>
+                  <w:r>
+                    <w:rPr>
+                      <w:sz w:val="24"/>
+                      <w:szCs w:val="24"/>
+                      <w:lang w:val="sv-SE"/>
+                    </w:rPr>
+                    <w:t>ACHMAD RIZA MAULANA, S.T.</w:t>
+                  </w:r>
+                </w:p>
+              </w:tc>
+            </w:tr>
+            <w:tr>
+              <w:tc>
+                <w:tcPr>
+                  <w:tcW w:w="600" w:type="dxa"/>
+                </w:tcPr>
+                <w:p>
+                  <w:pPr>
+                    <w:tabs>
+                      <w:tab w:val="left" w:pos="1080"/>
+                      <w:tab w:val="left" w:pos="1276"/>
+                    </w:tabs>
+                    <w:rPr>
+                      <w:sz w:val="24"/>
+                      <w:szCs w:val="24"/>
+                    </w:rPr>
+                  </w:pPr>
+                </w:p>
+              </w:tc>
+              <w:tc>
+                <w:tcPr>
+                  <w:tcW w:w="1559" w:type="dxa"/>
+                </w:tcPr>
+                <w:p>
+                  <w:pPr>
+                    <w:tabs>
+                      <w:tab w:val="left" w:pos="1080"/>
+                      <w:tab w:val="left" w:pos="1276"/>
+                    </w:tabs>
+                    <w:rPr>
+                      <w:sz w:val="24"/>
+                      <w:szCs w:val="24"/>
+                      <w:lang w:val="sv-SE"/>
+                    </w:rPr>
+                  </w:pPr>
+                  <w:proofErr w:type="spellStart"/>
+                  <w:r>
+                    <w:rPr>
+                      <w:sz w:val="24"/>
+                      <w:szCs w:val="24"/>
+                      <w:lang w:val="sv-SE"/>
+                    </w:rPr>
+                    <w:t>Pangkat</w:t>
+                  </w:r>
+                  <w:proofErr w:type="spellEnd"/>
+                  <w:r>
+                    <w:rPr>
+                      <w:sz w:val="24"/>
+                      <w:szCs w:val="24"/>
+                      <w:lang w:val="sv-SE"/>
+                    </w:rPr>
+                    <w:t>/gol</w:t>
+                  </w:r>
+                </w:p>
+              </w:tc>
+              <w:tc>
+                <w:tcPr>
+                  <w:tcW w:w="283" w:type="dxa"/>
+                </w:tcPr>
+                <w:p>
+                  <w:pPr>
+                    <w:tabs>
+                      <w:tab w:val="left" w:pos="1080"/>
+                      <w:tab w:val="left" w:pos="1276"/>
+                    </w:tabs>
+                    <w:rPr>
+                      <w:sz w:val="24"/>
+                      <w:szCs w:val="24"/>
+                      <w:lang w:val="sv-SE"/>
+                    </w:rPr>
+                  </w:pPr>
+                  <w:r>
+                    <w:rPr>
+                      <w:sz w:val="24"/>
+                      <w:szCs w:val="24"/>
+                      <w:lang w:val="sv-SE"/>
+                    </w:rPr>
+                    <w:t>:</w:t>
+                  </w:r>
+                </w:p>
+              </w:tc>
+              <w:tc>
+                <w:tcPr>
+                  <w:tcW w:w="6078" w:type="dxa"/>
+                </w:tcPr>
+                <w:p>
+                  <w:pPr>
+                    <w:tabs>
+                      <w:tab w:val="left" w:pos="1080"/>
+                      <w:tab w:val="left" w:pos="1276"/>
+                    </w:tabs>
+                    <w:ind w:left="-27"/>
+                    <w:rPr>
+                      <w:sz w:val="24"/>
+                      <w:szCs w:val="24"/>
+                      <w:lang w:val="sv-SE"/>
+                    </w:rPr>
+                  </w:pPr>
+                  <w:r>
+                    <w:rPr>
+                      <w:sz w:val="24"/>
+                      <w:szCs w:val="24"/>
+                      <w:lang w:val="sv-SE"/>
+                    </w:rPr>
+                    <w:t>-/IX</w:t>
+                  </w:r>
+                </w:p>
+              </w:tc>
+            </w:tr>
+            <w:tr>
+              <w:tc>
+                <w:tcPr>
+                  <w:tcW w:w="600" w:type="dxa"/>
+                </w:tcPr>
+                <w:p>
+                  <w:pPr>
+                    <w:tabs>
+                      <w:tab w:val="left" w:pos="1080"/>
+                      <w:tab w:val="left" w:pos="1276"/>
+                    </w:tabs>
+                    <w:rPr>
+                      <w:sz w:val="24"/>
+                      <w:szCs w:val="24"/>
+                    </w:rPr>
+                  </w:pPr>
+                </w:p>
+              </w:tc>
+              <w:tc>
+                <w:tcPr>
+                  <w:tcW w:w="1559" w:type="dxa"/>
+                </w:tcPr>
+                <w:p>
+                  <w:pPr>
+                    <w:tabs>
+                      <w:tab w:val="left" w:pos="1080"/>
+                      <w:tab w:val="left" w:pos="1276"/>
+                    </w:tabs>
+                    <w:rPr>
+                      <w:sz w:val="24"/>
+                      <w:szCs w:val="24"/>
+                      <w:lang w:val="sv-SE"/>
+                    </w:rPr>
+                  </w:pPr>
+                  <w:r>
+                    <w:rPr>
+                      <w:sz w:val="24"/>
+                      <w:szCs w:val="24"/>
+                      <w:lang w:val="sv-SE"/>
+                    </w:rPr>
+                    <w:t>NIP</w:t>
+                  </w:r>
+                </w:p>
+              </w:tc>
+              <w:tc>
+                <w:tcPr>
+                  <w:tcW w:w="283" w:type="dxa"/>
+                </w:tcPr>
+                <w:p>
+                  <w:pPr>
+                    <w:tabs>
+                      <w:tab w:val="left" w:pos="1080"/>
+                      <w:tab w:val="left" w:pos="1276"/>
+                    </w:tabs>
+                    <w:rPr>
+                      <w:sz w:val="24"/>
+                      <w:szCs w:val="24"/>
+                      <w:lang w:val="sv-SE"/>
+                    </w:rPr>
+                  </w:pPr>
+                  <w:r>
+                    <w:rPr>
+                      <w:sz w:val="24"/>
+                      <w:szCs w:val="24"/>
+                      <w:lang w:val="sv-SE"/>
+                    </w:rPr>
+                    <w:t>:</w:t>
+                  </w:r>
+                </w:p>
+              </w:tc>
+              <w:tc>
+                <w:tcPr>
+                  <w:tcW w:w="6078" w:type="dxa"/>
+                </w:tcPr>
+                <w:p>
+                  <w:pPr>
+                    <w:tabs>
+                      <w:tab w:val="left" w:pos="1080"/>
+                      <w:tab w:val="left" w:pos="1276"/>
+                    </w:tabs>
+                    <w:ind w:left="-27"/>
+                    <w:rPr>
+                      <w:sz w:val="24"/>
+                      <w:szCs w:val="24"/>
+                      <w:lang w:val="sv-SE"/>
+                    </w:rPr>
+                  </w:pPr>
+                  <w:r>
+                    <w:rPr>
+                      <w:sz w:val="24"/>
+                      <w:szCs w:val="24"/>
+                    </w:rPr>
+                    <w:t>199606062025211002</w:t>
+                  </w:r>
+                </w:p>
+              </w:tc>
+            </w:tr>
+            <w:tr>
+              <w:tc>
+                <w:tcPr>
+                  <w:tcW w:w="600" w:type="dxa"/>
+                </w:tcPr>
+                <w:p>
+                  <w:pPr>
+                    <w:tabs>
+                      <w:tab w:val="left" w:pos="1080"/>
+                      <w:tab w:val="left" w:pos="1276"/>
+                    </w:tabs>
+                    <w:rPr>
+                      <w:sz w:val="24"/>
+                      <w:szCs w:val="24"/>
+                    </w:rPr>
+                  </w:pPr>
+                </w:p>
+              </w:tc>
+              <w:tc>
+                <w:tcPr>
+                  <w:tcW w:w="1559" w:type="dxa"/>
+                </w:tcPr>
+                <w:p>
+                  <w:pPr>
+                    <w:tabs>
+                      <w:tab w:val="left" w:pos="1080"/>
+                      <w:tab w:val="left" w:pos="1276"/>
+                    </w:tabs>
+                    <w:rPr>
+                      <w:sz w:val="24"/>
+                      <w:szCs w:val="24"/>
+                      <w:lang w:val="sv-SE"/>
+                    </w:rPr>
+                  </w:pPr>
+                  <w:proofErr w:type="spellStart"/>
+                  <w:r>
+                    <w:rPr>
+                      <w:sz w:val="24"/>
+                      <w:szCs w:val="24"/>
+                      <w:lang w:val="sv-SE"/>
+                    </w:rPr>
+                    <w:t>Jabatan</w:t>
+                  </w:r>
+                  <w:proofErr w:type="spellEnd"/>
+                </w:p>
+              </w:tc>
+              <w:tc>
+                <w:tcPr>
+                  <w:tcW w:w="283" w:type="dxa"/>
+                </w:tcPr>
+                <w:p>
+                  <w:pPr>
+                    <w:tabs>
+                      <w:tab w:val="left" w:pos="1080"/>
+                      <w:tab w:val="left" w:pos="1276"/>
+                    </w:tabs>
+                    <w:rPr>
+                      <w:sz w:val="24"/>
+                      <w:szCs w:val="24"/>
+                      <w:lang w:val="sv-SE"/>
+                    </w:rPr>
+                  </w:pPr>
+                  <w:r>
+                    <w:rPr>
+                      <w:sz w:val="24"/>
+                      <w:szCs w:val="24"/>
+                      <w:lang w:val="sv-SE"/>
+                    </w:rPr>
+                    <w:t>:</w:t>
+                  </w:r>
+                </w:p>
+              </w:tc>
+              <w:tc>
+                <w:tcPr>
+                  <w:tcW w:w="6078" w:type="dxa"/>
+                </w:tcPr>
+                <w:p>
+                  <w:pPr>
+                    <w:tabs>
+                      <w:tab w:val="left" w:pos="1080"/>
+                      <w:tab w:val="left" w:pos="1276"/>
+                    </w:tabs>
+                    <w:ind w:left="-27"/>
+                    <w:rPr>
+                      <w:sz w:val="24"/>
+                      <w:szCs w:val="24"/>
+                      <w:lang w:val="sv-SE"/>
+                    </w:rPr>
+                  </w:pPr>
+                  <w:proofErr w:type="spellStart"/>
+                  <w:r>
+                    <w:rPr>
+                      <w:sz w:val="24"/>
+                      <w:szCs w:val="24"/>
+                      <w:lang w:val="sv-SE"/>
+                    </w:rPr>
+                    <w:t>Penata</w:t>
+                  </w:r>
+                  <w:proofErr w:type="spellEnd"/>
+                  <w:r>
+                    <w:rPr>
+                      <w:sz w:val="24"/>
+                      <w:szCs w:val="24"/>
+                      <w:lang w:val="sv-SE"/>
+                    </w:rPr>
+                    <w:t xml:space="preserve"> </w:t>
+                  </w:r>
+                  <w:proofErr w:type="spellStart"/>
+                  <w:r>
+                    <w:rPr>
+                      <w:sz w:val="24"/>
+                      <w:szCs w:val="24"/>
+                      <w:lang w:val="sv-SE"/>
+                    </w:rPr>
+                    <w:t>Layanan</w:t>
+                  </w:r>
+                  <w:proofErr w:type="spellEnd"/>
+                  <w:r>
+                    <w:rPr>
+                      <w:sz w:val="24"/>
+                      <w:szCs w:val="24"/>
+                      <w:lang w:val="sv-SE"/>
+                    </w:rPr>
+                    <w:t xml:space="preserve"> </w:t>
+                  </w:r>
+                  <w:proofErr w:type="spellStart"/>
+                  <w:r>
+                    <w:rPr>
+                      <w:sz w:val="24"/>
+                      <w:szCs w:val="24"/>
+                      <w:lang w:val="sv-SE"/>
+                    </w:rPr>
+                    <w:t>Operasional</w:t>
+                  </w:r>
+                  <w:proofErr w:type="spellEnd"/>
+                  <w:r>
+                    <w:rPr>
+                      <w:sz w:val="24"/>
+                      <w:szCs w:val="24"/>
+                      <w:lang w:val="sv-SE"/>
+                    </w:rPr>
+                    <w:t xml:space="preserve"> </w:t>
+                  </w:r>
+                </w:p>
+              </w:tc>
+            </w:tr>
+            <w:tr>
+              <w:tc>
+                <w:tcPr>
+                  <w:tcW w:w="600" w:type="dxa"/>
+                </w:tcPr>
+                <w:p>
+                  <w:pPr>
+                    <w:tabs>
+                      <w:tab w:val="left" w:pos="1080"/>
+                      <w:tab w:val="left" w:pos="1276"/>
+                    </w:tabs>
+                    <w:rPr>
+                      <w:sz w:val="24"/>
+                      <w:szCs w:val="24"/>
+                    </w:rPr>
+                  </w:pPr>
+                </w:p>
+              </w:tc>
+              <w:tc>
+                <w:tcPr>
+                  <w:tcW w:w="1559" w:type="dxa"/>
+                </w:tcPr>
+                <w:p>
+                  <w:pPr>
+                    <w:tabs>
+                      <w:tab w:val="left" w:pos="1080"/>
+                      <w:tab w:val="left" w:pos="1276"/>
+                    </w:tabs>
+                    <w:rPr>
+                      <w:sz w:val="24"/>
+                      <w:szCs w:val="24"/>
+                      <w:lang w:val="sv-SE"/>
+                    </w:rPr>
+                  </w:pPr>
+                </w:p>
+              </w:tc>
+              <w:tc>
+                <w:tcPr>
+                  <w:tcW w:w="283" w:type="dxa"/>
+                </w:tcPr>
+                <w:p>
+                  <w:pPr>
+                    <w:tabs>
+                      <w:tab w:val="left" w:pos="1080"/>
+                      <w:tab w:val="left" w:pos="1276"/>
+                    </w:tabs>
+                    <w:rPr>
+                      <w:sz w:val="24"/>
+                      <w:szCs w:val="24"/>
+                      <w:lang w:val="sv-SE"/>
+                    </w:rPr>
+                  </w:pPr>
+                </w:p>
+              </w:tc>
+              <w:tc>
+                <w:tcPr>
+                  <w:tcW w:w="6078" w:type="dxa"/>
+                </w:tcPr>
+                <w:p>
+                  <w:pPr>
+                    <w:tabs>
+                      <w:tab w:val="left" w:pos="1080"/>
+                      <w:tab w:val="left" w:pos="1276"/>
+                    </w:tabs>
+                    <w:ind w:left="-27"/>
+                    <w:rPr>
+                      <w:sz w:val="24"/>
+                      <w:szCs w:val="24"/>
+                      <w:lang w:val="sv-SE"/>
+                    </w:rPr>
+                  </w:pPr>
+                </w:p>
+              </w:tc>
+            </w:tr>
+          </w:tbl>
           <w:p>
             <w:pPr>
-              <w:keepNext/>
-              <w:spacing w:before="0" w:after="0" w:line="240" w:lineRule="auto"/>
+              <w:tabs>
+                <w:tab w:val="left" w:pos="1080"/>
+                <w:tab w:val="left" w:pos="1276"/>
+              </w:tabs>
+              <w:rPr>
+                <w:sz w:val="24"/>
+                <w:szCs w:val="24"/>
+              </w:rPr>
             </w:pPr>
-            <w:r>
-              <w:rPr>
-                <w:rFonts w:ascii="Arial" w:hAnsi="Arial" w:eastAsia="Arial" w:cs="Arial"/>
-                <w:b w:val="0"/>
-                <w:sz w:val="24"/>
-                <w:u w:val="none"/>
-              </w:rPr>
-              <w:t>WISNU ADY SEPTIAN, S.IP.</w:t>
-            </w:r>
-          </w:p>
-          <w:p>
-            <w:pPr>
-              <w:keepNext/>
-              <w:spacing w:before="0" w:after="0" w:line="240" w:lineRule="auto"/>
-            </w:pPr>
-            <w:r>
-              <w:rPr>
-                <w:rFonts w:ascii="Arial" w:hAnsi="Arial" w:eastAsia="Arial" w:cs="Arial"/>
-                <w:b w:val="0"/>
-                <w:sz w:val="24"/>
-                <w:u w:val="none"/>
-              </w:rPr>
-              <w:t>-/IX</w:t>
-            </w:r>
-          </w:p>
-          <w:p>
-            <w:pPr>
-              <w:keepNext/>
-              <w:spacing w:before="0" w:after="0" w:line="240" w:lineRule="auto"/>
-            </w:pPr>
-            <w:r>
-              <w:rPr>
-                <w:rFonts w:ascii="Arial" w:hAnsi="Arial" w:eastAsia="Arial" w:cs="Arial"/>
-                <w:b w:val="0"/>
-                <w:sz w:val="24"/>
-                <w:u w:val="none"/>
-              </w:rPr>
-              <w:t>199309252024211018</w:t>
-            </w:r>
-          </w:p>
-          <w:p>
-            <w:pPr>
-              <w:keepNext w:val="0"/>
-              <w:spacing w:before="0" w:after="0" w:line="240" w:lineRule="auto"/>
-            </w:pPr>
-            <w:r>
-              <w:rPr>
-                <w:rFonts w:ascii="Arial" w:hAnsi="Arial" w:eastAsia="Arial" w:cs="Arial"/>
-                <w:b w:val="0"/>
-                <w:sz w:val="24"/>
-                <w:u w:val="none"/>
-              </w:rPr>
-              <w:t>Pranata Hubungan Masyarakat Ahli Pertama</w:t>
-            </w:r>
-          </w:p>
-        </w:tc>
-      </w:tr>
-      <w:tr>
-        <w:trPr>
-          <w:cantSplit/>
-        </w:trPr>
-        <w:tc>
-          <w:tcPr>
-            <w:tcW w:type="dxa" w:w="1440"/>
-            <w:vAlign w:val="top"/>
-            <w:tcMar>
-              <w:top w:w="0" w:type="dxa"/>
-              <w:start w:w="0" w:type="dxa"/>
-              <w:bottom w:w="0" w:type="dxa"/>
-              <w:end w:w="35" w:type="dxa"/>
-            </w:tcMar>
-          </w:tcPr>
-          <w:p>
-            <w:pPr>
-              <w:spacing w:before="0" w:after="0" w:line="240" w:lineRule="auto"/>
-            </w:pPr>
-            <w:r>
-              <w:rPr>
-                <w:rFonts w:ascii="Arial" w:hAnsi="Arial" w:eastAsia="Arial" w:cs="Arial"/>
-                <w:sz w:val="24"/>
-              </w:rPr>
-            </w:r>
-          </w:p>
-          <w:p>
-            <w:pPr>
-              <w:keepNext w:val="0"/>
-              <w:spacing w:before="0" w:after="0" w:line="240" w:lineRule="auto"/>
-            </w:pPr>
-            <w:r>
-              <w:rPr>
-                <w:rFonts w:ascii="Arial" w:hAnsi="Arial" w:eastAsia="Arial" w:cs="Arial"/>
-                <w:b w:val="0"/>
-                <w:sz w:val="24"/>
-                <w:u w:val="none"/>
-              </w:rPr>
-            </w:r>
-          </w:p>
-        </w:tc>
-        <w:tc>
-          <w:tcPr>
-            <w:tcW w:type="dxa" w:w="547"/>
-            <w:vAlign w:val="top"/>
-            <w:tcMar>
-              <w:top w:w="0" w:type="dxa"/>
-              <w:start w:w="0" w:type="dxa"/>
-              <w:bottom w:w="0" w:type="dxa"/>
-              <w:end w:w="35" w:type="dxa"/>
-            </w:tcMar>
-          </w:tcPr>
-          <w:p>
-            <w:pPr>
-              <w:spacing w:before="0" w:after="0" w:line="240" w:lineRule="auto"/>
-            </w:pPr>
-            <w:r>
-              <w:rPr>
-                <w:rFonts w:ascii="Arial" w:hAnsi="Arial" w:eastAsia="Arial" w:cs="Arial"/>
-                <w:sz w:val="24"/>
-              </w:rPr>
-            </w:r>
-          </w:p>
-          <w:p>
-            <w:pPr>
-              <w:keepNext w:val="0"/>
-              <w:spacing w:before="0" w:after="0" w:line="240" w:lineRule="auto"/>
-            </w:pPr>
-            <w:r>
-              <w:rPr>
-                <w:rFonts w:ascii="Arial" w:hAnsi="Arial" w:eastAsia="Arial" w:cs="Arial"/>
-                <w:b w:val="0"/>
-                <w:sz w:val="24"/>
-                <w:u w:val="none"/>
-              </w:rPr>
-              <w:t>2.</w:t>
-            </w:r>
-          </w:p>
-        </w:tc>
-        <w:tc>
-          <w:tcPr>
-            <w:tcW w:type="dxa" w:w="1728"/>
-            <w:vAlign w:val="top"/>
-            <w:tcMar>
-              <w:top w:w="0" w:type="dxa"/>
-              <w:start w:w="0" w:type="dxa"/>
-              <w:bottom w:w="0" w:type="dxa"/>
-              <w:end w:w="35" w:type="dxa"/>
-            </w:tcMar>
-          </w:tcPr>
-          <w:p>
-            <w:pPr>
-              <w:spacing w:before="0" w:after="0" w:line="240" w:lineRule="auto"/>
-            </w:pPr>
-            <w:r>
-              <w:rPr>
-                <w:rFonts w:ascii="Arial" w:hAnsi="Arial" w:eastAsia="Arial" w:cs="Arial"/>
-                <w:sz w:val="24"/>
-              </w:rPr>
-            </w:r>
-          </w:p>
-          <w:p>
-            <w:pPr>
-              <w:keepNext/>
-              <w:spacing w:before="0" w:after="0" w:line="240" w:lineRule="auto"/>
-            </w:pPr>
-            <w:r>
-              <w:rPr>
-                <w:rFonts w:ascii="Arial" w:hAnsi="Arial" w:eastAsia="Arial" w:cs="Arial"/>
-                <w:b w:val="0"/>
-                <w:sz w:val="24"/>
-                <w:u w:val="none"/>
-              </w:rPr>
-              <w:t>Nama</w:t>
-            </w:r>
-          </w:p>
-          <w:p>
-            <w:pPr>
-              <w:keepNext/>
-              <w:spacing w:before="0" w:after="0" w:line="240" w:lineRule="auto"/>
-            </w:pPr>
-            <w:r>
-              <w:rPr>
-                <w:rFonts w:ascii="Arial" w:hAnsi="Arial" w:eastAsia="Arial" w:cs="Arial"/>
-                <w:b w:val="0"/>
-                <w:sz w:val="24"/>
-                <w:u w:val="none"/>
-              </w:rPr>
-              <w:t>Pangkat/gol</w:t>
-            </w:r>
-          </w:p>
-          <w:p>
-            <w:pPr>
-              <w:keepNext/>
-              <w:spacing w:before="0" w:after="0" w:line="240" w:lineRule="auto"/>
-            </w:pPr>
-            <w:r>
-              <w:rPr>
-                <w:rFonts w:ascii="Arial" w:hAnsi="Arial" w:eastAsia="Arial" w:cs="Arial"/>
-                <w:b w:val="0"/>
-                <w:sz w:val="24"/>
-                <w:u w:val="none"/>
-              </w:rPr>
-              <w:t>NIP</w:t>
-            </w:r>
-          </w:p>
-          <w:p>
-            <w:pPr>
-              <w:keepNext w:val="0"/>
-              <w:spacing w:before="0" w:after="0" w:line="240" w:lineRule="auto"/>
-            </w:pPr>
-            <w:r>
-              <w:rPr>
-                <w:rFonts w:ascii="Arial" w:hAnsi="Arial" w:eastAsia="Arial" w:cs="Arial"/>
-                <w:b w:val="0"/>
-                <w:sz w:val="24"/>
-                <w:u w:val="none"/>
-              </w:rPr>
-              <w:t>Jabatan</w:t>
-            </w:r>
-          </w:p>
-        </w:tc>
-        <w:tc>
-          <w:tcPr>
-            <w:tcW w:type="dxa" w:w="317"/>
-            <w:vAlign w:val="top"/>
-            <w:tcMar>
-              <w:top w:w="0" w:type="dxa"/>
-              <w:start w:w="0" w:type="dxa"/>
-              <w:bottom w:w="0" w:type="dxa"/>
-              <w:end w:w="35" w:type="dxa"/>
-            </w:tcMar>
-          </w:tcPr>
-          <w:p>
-            <w:pPr>
-              <w:spacing w:before="0" w:after="0" w:line="240" w:lineRule="auto"/>
-            </w:pPr>
-            <w:r>
-              <w:rPr>
-                <w:rFonts w:ascii="Arial" w:hAnsi="Arial" w:eastAsia="Arial" w:cs="Arial"/>
-                <w:sz w:val="24"/>
-              </w:rPr>
-            </w:r>
-          </w:p>
-          <w:p>
-            <w:pPr>
-              <w:keepNext/>
-              <w:spacing w:before="0" w:after="0" w:line="240" w:lineRule="auto"/>
-            </w:pPr>
-            <w:r>
-              <w:rPr>
-                <w:rFonts w:ascii="Arial" w:hAnsi="Arial" w:eastAsia="Arial" w:cs="Arial"/>
-                <w:b w:val="0"/>
-                <w:sz w:val="24"/>
-                <w:u w:val="none"/>
-              </w:rPr>
-              <w:t>:</w:t>
-            </w:r>
-          </w:p>
-          <w:p>
-            <w:pPr>
-              <w:keepNext/>
-              <w:spacing w:before="0" w:after="0" w:line="240" w:lineRule="auto"/>
-            </w:pPr>
-            <w:r>
-              <w:rPr>
-                <w:rFonts w:ascii="Arial" w:hAnsi="Arial" w:eastAsia="Arial" w:cs="Arial"/>
-                <w:b w:val="0"/>
-                <w:sz w:val="24"/>
-                <w:u w:val="none"/>
-              </w:rPr>
-              <w:t>:</w:t>
-            </w:r>
-          </w:p>
-          <w:p>
-            <w:pPr>
-              <w:keepNext/>
-              <w:spacing w:before="0" w:after="0" w:line="240" w:lineRule="auto"/>
-            </w:pPr>
-            <w:r>
-              <w:rPr>
-                <w:rFonts w:ascii="Arial" w:hAnsi="Arial" w:eastAsia="Arial" w:cs="Arial"/>
-                <w:b w:val="0"/>
-                <w:sz w:val="24"/>
-                <w:u w:val="none"/>
-              </w:rPr>
-              <w:t>:</w:t>
-            </w:r>
-          </w:p>
-          <w:p>
-            <w:pPr>
-              <w:keepNext w:val="0"/>
-              <w:spacing w:before="0" w:after="0" w:line="240" w:lineRule="auto"/>
-            </w:pPr>
-            <w:r>
-              <w:rPr>
-                <w:rFonts w:ascii="Arial" w:hAnsi="Arial" w:eastAsia="Arial" w:cs="Arial"/>
-                <w:b w:val="0"/>
-                <w:sz w:val="24"/>
-                <w:u w:val="none"/>
-              </w:rPr>
-              <w:t>:</w:t>
-            </w:r>
-          </w:p>
-        </w:tc>
-        <w:tc>
-          <w:tcPr>
-            <w:tcW w:type="dxa" w:w="5587"/>
-            <w:vAlign w:val="top"/>
-            <w:tcMar>
-              <w:top w:w="0" w:type="dxa"/>
-              <w:start w:w="0" w:type="dxa"/>
-              <w:bottom w:w="0" w:type="dxa"/>
-              <w:end w:w="35" w:type="dxa"/>
-            </w:tcMar>
-          </w:tcPr>
-          <w:p>
-            <w:pPr>
-              <w:spacing w:before="0" w:after="0" w:line="240" w:lineRule="auto"/>
-            </w:pPr>
-            <w:r>
-              <w:rPr>
-                <w:rFonts w:ascii="Arial" w:hAnsi="Arial" w:eastAsia="Arial" w:cs="Arial"/>
-                <w:sz w:val="24"/>
-              </w:rPr>
-            </w:r>
-          </w:p>
-          <w:p>
-            <w:pPr>
-              <w:keepNext/>
-              <w:spacing w:before="0" w:after="0" w:line="240" w:lineRule="auto"/>
-            </w:pPr>
-            <w:r>
-              <w:rPr>
-                <w:rFonts w:ascii="Arial" w:hAnsi="Arial" w:eastAsia="Arial" w:cs="Arial"/>
-                <w:b w:val="0"/>
-                <w:sz w:val="24"/>
-                <w:u w:val="none"/>
-              </w:rPr>
-              <w:t>ACHMAD RIZA MAULANA, S.T.</w:t>
-            </w:r>
-          </w:p>
-          <w:p>
-            <w:pPr>
-              <w:keepNext/>
-              <w:spacing w:before="0" w:after="0" w:line="240" w:lineRule="auto"/>
-            </w:pPr>
-            <w:r>
-              <w:rPr>
-                <w:rFonts w:ascii="Arial" w:hAnsi="Arial" w:eastAsia="Arial" w:cs="Arial"/>
-                <w:b w:val="0"/>
-                <w:sz w:val="24"/>
-                <w:u w:val="none"/>
-              </w:rPr>
-              <w:t>-/IX</w:t>
-            </w:r>
-          </w:p>
-          <w:p>
-            <w:pPr>
-              <w:keepNext/>
-              <w:spacing w:before="0" w:after="0" w:line="240" w:lineRule="auto"/>
-            </w:pPr>
-            <w:r>
-              <w:rPr>
-                <w:rFonts w:ascii="Arial" w:hAnsi="Arial" w:eastAsia="Arial" w:cs="Arial"/>
-                <w:b w:val="0"/>
-                <w:sz w:val="24"/>
-                <w:u w:val="none"/>
-              </w:rPr>
-              <w:t>199606062025211002</w:t>
-            </w:r>
-          </w:p>
-          <w:p>
-            <w:pPr>
-              <w:keepNext w:val="0"/>
-              <w:spacing w:before="0" w:after="0" w:line="240" w:lineRule="auto"/>
-            </w:pPr>
-            <w:r>
-              <w:rPr>
-                <w:rFonts w:ascii="Arial" w:hAnsi="Arial" w:eastAsia="Arial" w:cs="Arial"/>
-                <w:b w:val="0"/>
-                <w:sz w:val="24"/>
-                <w:u w:val="none"/>
-              </w:rPr>
-              <w:t>Penata Layanan Operasional</w:t>
-            </w:r>
           </w:p>
         </w:tc>
       </w:tr>
@@ -1324,7 +1901,6 @@
         <w:tabs>
           <w:tab w:val="left" w:pos="1134"/>
         </w:tabs>
-        <w:spacing w:before="0" w:after="0" w:line="240" w:lineRule="auto"/>
         <w:ind w:left="1276" w:hanging="1276"/>
         <w:jc w:val="both"/>
         <w:rPr>
@@ -1335,14 +1911,222 @@
       </w:pPr>
       <w:r>
         <w:rPr>
-          <w:rFonts w:ascii="Arial" w:hAnsi="Arial" w:eastAsia="Arial" w:cs="Arial"/>
-          <w:sz w:val="24"/>
+          <w:rFonts w:ascii="Arial" w:eastAsia="Arial" w:hAnsi="Arial" w:cs="Arial"/>
+          <w:sz w:val="24"/>
+          <w:szCs w:val="24"/>
         </w:rPr>
         <w:t>UNTUK</w:t>
+      </w:r>
+      <w:r>
+        <w:rPr>
+          <w:rFonts w:ascii="Arial" w:eastAsia="Arial" w:hAnsi="Arial" w:cs="Arial"/>
+          <w:sz w:val="24"/>
+          <w:szCs w:val="24"/>
+        </w:rPr>
         <w:tab/>
         <w:t>:</w:t>
+      </w:r>
+      <w:r>
+        <w:rPr>
+          <w:rFonts w:ascii="Arial" w:eastAsia="Arial" w:hAnsi="Arial" w:cs="Arial"/>
+          <w:sz w:val="24"/>
+          <w:szCs w:val="24"/>
+        </w:rPr>
         <w:tab/>
-        <w:t>Perjalanan Dinas ke Kabupaten Ponorogo dalam rangka pendampingan dan pembuatan konten video KYAI LODRA pada Festival Nasional Reyog Ponorogo XXXI 2026 selama 4 (empat) hari pada tanggal 11-14 Juni 2026.</w:t>
+      </w:r>
+      <w:r>
+        <w:rPr>
+          <w:rFonts w:ascii="Arial" w:eastAsia="Arial" w:hAnsi="Arial" w:cs="Arial"/>
+          <w:sz w:val="24"/>
+          <w:szCs w:val="24"/>
+        </w:rPr>
+        <w:t>Perjalanan Dinas</w:t>
+      </w:r>
+      <w:r>
+        <w:rPr>
+          <w:rFonts w:ascii="Arial" w:eastAsia="Arial" w:hAnsi="Arial" w:cs="Arial"/>
+          <w:sz w:val="24"/>
+          <w:szCs w:val="24"/>
+        </w:rPr>
+        <w:t xml:space="preserve"> ke</w:t>
+      </w:r>
+      <w:r>
+        <w:rPr>
+          <w:rFonts w:ascii="Arial" w:eastAsia="Arial" w:hAnsi="Arial" w:cs="Arial"/>
+          <w:sz w:val="24"/>
+          <w:szCs w:val="24"/>
+        </w:rPr>
+        <w:t xml:space="preserve"> </w:t>
+      </w:r>
+      <w:r>
+        <w:rPr>
+          <w:rFonts w:ascii="Arial" w:eastAsia="Arial" w:hAnsi="Arial" w:cs="Arial"/>
+          <w:sz w:val="24"/>
+          <w:szCs w:val="24"/>
+        </w:rPr>
+        <w:t xml:space="preserve">Kabupaten </w:t>
+      </w:r>
+      <w:r>
+        <w:rPr>
+          <w:rFonts w:ascii="Arial" w:eastAsia="Arial" w:hAnsi="Arial" w:cs="Arial"/>
+          <w:sz w:val="24"/>
+          <w:szCs w:val="24"/>
+        </w:rPr>
+        <w:t>Ponorogo</w:t>
+      </w:r>
+      <w:r>
+        <w:rPr>
+          <w:rFonts w:ascii="Arial" w:eastAsia="Arial" w:hAnsi="Arial" w:cs="Arial"/>
+          <w:sz w:val="24"/>
+          <w:szCs w:val="24"/>
+        </w:rPr>
+        <w:t xml:space="preserve"> dalam rangka </w:t>
+      </w:r>
+      <w:r>
+        <w:rPr>
+          <w:rFonts w:ascii="Arial" w:eastAsia="Arial" w:hAnsi="Arial" w:cs="Arial"/>
+          <w:sz w:val="24"/>
+          <w:szCs w:val="24"/>
+        </w:rPr>
+        <w:t>pendampingan dan</w:t>
+      </w:r>
+      <w:r>
+        <w:rPr>
+          <w:rFonts w:ascii="Arial" w:eastAsia="Arial" w:hAnsi="Arial" w:cs="Arial"/>
+          <w:sz w:val="24"/>
+          <w:szCs w:val="24"/>
+        </w:rPr>
+        <w:t xml:space="preserve"> </w:t>
+      </w:r>
+      <w:r>
+        <w:rPr>
+          <w:rFonts w:ascii="Arial" w:eastAsia="Arial" w:hAnsi="Arial" w:cs="Arial"/>
+          <w:sz w:val="24"/>
+          <w:szCs w:val="24"/>
+        </w:rPr>
+        <w:t xml:space="preserve">pembuatan </w:t>
+      </w:r>
+      <w:r>
+        <w:rPr>
+          <w:rFonts w:ascii="Arial" w:eastAsia="Arial" w:hAnsi="Arial" w:cs="Arial"/>
+          <w:sz w:val="24"/>
+          <w:szCs w:val="24"/>
+        </w:rPr>
+        <w:t xml:space="preserve">konten </w:t>
+      </w:r>
+      <w:r>
+        <w:rPr>
+          <w:rFonts w:ascii="Arial" w:eastAsia="Arial" w:hAnsi="Arial" w:cs="Arial"/>
+          <w:sz w:val="24"/>
+          <w:szCs w:val="24"/>
+        </w:rPr>
+        <w:t xml:space="preserve">video </w:t>
+      </w:r>
+      <w:r>
+        <w:rPr>
+          <w:rFonts w:ascii="Arial" w:eastAsia="Arial" w:hAnsi="Arial" w:cs="Arial"/>
+          <w:sz w:val="24"/>
+          <w:szCs w:val="24"/>
+        </w:rPr>
+        <w:t xml:space="preserve">KYAI LODRA pada Festival Nasional </w:t>
+      </w:r>
+      <w:proofErr w:type="spellStart"/>
+      <w:r>
+        <w:rPr>
+          <w:rFonts w:ascii="Arial" w:eastAsia="Arial" w:hAnsi="Arial" w:cs="Arial"/>
+          <w:sz w:val="24"/>
+          <w:szCs w:val="24"/>
+        </w:rPr>
+        <w:t>Reyog</w:t>
+      </w:r>
+      <w:proofErr w:type="spellEnd"/>
+      <w:r>
+        <w:rPr>
+          <w:rFonts w:ascii="Arial" w:eastAsia="Arial" w:hAnsi="Arial" w:cs="Arial"/>
+          <w:sz w:val="24"/>
+          <w:szCs w:val="24"/>
+        </w:rPr>
+        <w:t xml:space="preserve"> Ponorogo XXXI 2026</w:t>
+      </w:r>
+      <w:r>
+        <w:rPr>
+          <w:rFonts w:ascii="Arial" w:eastAsia="Arial" w:hAnsi="Arial" w:cs="Arial"/>
+          <w:sz w:val="24"/>
+          <w:szCs w:val="24"/>
+        </w:rPr>
+        <w:t xml:space="preserve"> selama </w:t>
+      </w:r>
+      <w:r>
+        <w:rPr>
+          <w:rFonts w:ascii="Arial" w:eastAsia="Arial" w:hAnsi="Arial" w:cs="Arial"/>
+          <w:sz w:val="24"/>
+          <w:szCs w:val="24"/>
+        </w:rPr>
+        <w:t>4</w:t>
+      </w:r>
+      <w:r>
+        <w:rPr>
+          <w:rFonts w:ascii="Arial" w:eastAsia="Arial" w:hAnsi="Arial" w:cs="Arial"/>
+          <w:sz w:val="24"/>
+          <w:szCs w:val="24"/>
+        </w:rPr>
+        <w:t xml:space="preserve"> (</w:t>
+      </w:r>
+      <w:r>
+        <w:rPr>
+          <w:rFonts w:ascii="Arial" w:eastAsia="Arial" w:hAnsi="Arial" w:cs="Arial"/>
+          <w:sz w:val="24"/>
+          <w:szCs w:val="24"/>
+        </w:rPr>
+        <w:t>empat</w:t>
+      </w:r>
+      <w:r>
+        <w:rPr>
+          <w:rFonts w:ascii="Arial" w:eastAsia="Arial" w:hAnsi="Arial" w:cs="Arial"/>
+          <w:sz w:val="24"/>
+          <w:szCs w:val="24"/>
+        </w:rPr>
+        <w:t>) hari pada tanggal 11-1</w:t>
+      </w:r>
+      <w:r>
+        <w:rPr>
+          <w:rFonts w:ascii="Arial" w:eastAsia="Arial" w:hAnsi="Arial" w:cs="Arial"/>
+          <w:sz w:val="24"/>
+          <w:szCs w:val="24"/>
+        </w:rPr>
+        <w:t>4</w:t>
+      </w:r>
+      <w:r>
+        <w:rPr>
+          <w:rFonts w:ascii="Arial" w:eastAsia="Arial" w:hAnsi="Arial" w:cs="Arial"/>
+          <w:sz w:val="24"/>
+          <w:szCs w:val="24"/>
+        </w:rPr>
+        <w:t xml:space="preserve"> </w:t>
+      </w:r>
+      <w:r>
+        <w:rPr>
+          <w:rFonts w:ascii="Arial" w:eastAsia="Arial" w:hAnsi="Arial" w:cs="Arial"/>
+          <w:sz w:val="24"/>
+          <w:szCs w:val="24"/>
+        </w:rPr>
+        <w:t>Juni</w:t>
+      </w:r>
+      <w:r>
+        <w:rPr>
+          <w:rFonts w:ascii="Arial" w:eastAsia="Arial" w:hAnsi="Arial" w:cs="Arial"/>
+          <w:sz w:val="24"/>
+          <w:szCs w:val="24"/>
+        </w:rPr>
+        <w:t xml:space="preserve"> 2026</w:t>
+      </w:r>
+      <w:r>
+        <w:rPr>
+          <w:rFonts w:ascii="Arial" w:eastAsia="Arial" w:hAnsi="Arial" w:cs="Arial"/>
+          <w:sz w:val="24"/>
+          <w:szCs w:val="24"/>
+        </w:rPr>
+        <w:t>.</w:t>
       </w:r>
     </w:p>
     <w:tbl>
@@ -1351,14 +2135,13 @@
         <w:tblW w:w="0" w:type="auto"/>
         <w:tblInd w:w="1276" w:type="dxa"/>
         <w:tblBorders>
-          <w:top w:val="nil" w:sz="0" w:space="0" w:color="auto"/>
-          <w:left w:val="nil" w:sz="0" w:space="0" w:color="auto"/>
-          <w:bottom w:val="nil" w:sz="0" w:space="0" w:color="auto"/>
-          <w:right w:val="nil" w:sz="0" w:space="0" w:color="auto"/>
-          <w:insideH w:val="nil" w:sz="0" w:space="0" w:color="auto"/>
-          <w:insideV w:val="nil" w:sz="0" w:space="0" w:color="auto"/>
+          <w:top w:val="none" w:sz="0" w:space="0" w:color="auto"/>
+          <w:left w:val="none" w:sz="0" w:space="0" w:color="auto"/>
+          <w:bottom w:val="none" w:sz="0" w:space="0" w:color="auto"/>
+          <w:right w:val="none" w:sz="0" w:space="0" w:color="auto"/>
+          <w:insideH w:val="none" w:sz="0" w:space="0" w:color="auto"/>
+          <w:insideV w:val="none" w:sz="0" w:space="0" w:color="auto"/>
         </w:tblBorders>
-        <w:tblLayout w:type="fixed"/>
         <w:tblLook w:val="04A0" w:firstRow="1" w:lastRow="0" w:firstColumn="1" w:lastColumn="0" w:noHBand="0" w:noVBand="1"/>
       </w:tblPr>
       <w:tblGrid>
@@ -1368,162 +2151,544 @@
       <w:tr>
         <w:trPr>
           <w:trHeight w:val="426"/>
-          <w:cantSplit/>
         </w:trPr>
         <w:tc>
           <w:tcPr>
-            <w:tcW w:w="5112" w:type="dxa"/>
-            <w:tcMar>
-              <w:top w:w="0" w:type="dxa"/>
-              <w:start w:w="0" w:type="dxa"/>
-              <w:bottom w:w="0" w:type="dxa"/>
-              <w:end w:w="0" w:type="dxa"/>
-            </w:tcMar>
+            <w:tcW w:w="4054" w:type="dxa"/>
           </w:tcPr>
           <w:p>
             <w:pPr>
-              <w:spacing w:before="0" w:after="0" w:line="240" w:lineRule="auto"/>
+              <w:tabs>
+                <w:tab w:val="left" w:pos="1134"/>
+              </w:tabs>
+              <w:jc w:val="both"/>
+              <w:rPr>
+                <w:sz w:val="24"/>
+                <w:szCs w:val="24"/>
+              </w:rPr>
             </w:pPr>
-            <w:r>
-              <w:rPr>
-                <w:rFonts w:ascii="Arial" w:hAnsi="Arial" w:eastAsia="Arial" w:cs="Arial"/>
-                <w:sz w:val="24"/>
-              </w:rPr>
-            </w:r>
           </w:p>
         </w:tc>
         <w:tc>
           <w:tcPr>
-            <w:tcW w:w="4536" w:type="dxa"/>
-            <w:tcMar>
-              <w:top w:w="0" w:type="dxa"/>
-              <w:start w:w="0" w:type="dxa"/>
-              <w:bottom w:w="0" w:type="dxa"/>
-              <w:end w:w="0" w:type="dxa"/>
-            </w:tcMar>
+            <w:tcW w:w="4297" w:type="dxa"/>
           </w:tcPr>
           <w:p>
             <w:pPr>
-              <w:spacing w:before="0" w:after="0" w:line="240" w:lineRule="auto"/>
+              <w:spacing w:before="120"/>
+              <w:ind w:left="-27"/>
+              <w:jc w:val="both"/>
+              <w:rPr>
+                <w:sz w:val="24"/>
+                <w:szCs w:val="24"/>
+              </w:rPr>
             </w:pPr>
+            <w:proofErr w:type="spellStart"/>
             <w:r>
               <w:rPr>
-                <w:rFonts w:ascii="Arial" w:hAnsi="Arial" w:eastAsia="Arial" w:cs="Arial"/>
                 <w:sz w:val="24"/>
+                <w:szCs w:val="24"/>
               </w:rPr>
+              <w:t>Ditetapkan</w:t>
+            </w:r>
+            <w:proofErr w:type="spellEnd"/>
+            <w:r>
+              <w:rPr>
+                <w:sz w:val="24"/>
+                <w:szCs w:val="24"/>
+              </w:rPr>
+              <w:t xml:space="preserve"> di Surabaya</w:t>
             </w:r>
           </w:p>
           <w:p>
             <w:pPr>
-              <w:keepNext/>
-              <w:spacing w:before="0" w:after="0" w:line="240" w:lineRule="auto"/>
+              <w:ind w:left="-27"/>
+              <w:jc w:val="both"/>
+              <w:rPr>
+                <w:sz w:val="24"/>
+                <w:szCs w:val="24"/>
+              </w:rPr>
             </w:pPr>
             <w:r>
               <w:rPr>
-                <w:rFonts w:ascii="Arial" w:hAnsi="Arial" w:eastAsia="Arial" w:cs="Arial"/>
-                <w:b w:val="0"/>
+                <w:noProof/>
                 <w:sz w:val="24"/>
-                <w:u w:val="none"/>
+                <w:szCs w:val="24"/>
               </w:rPr>
-              <w:t>Ditetapkan di Surabaya</w:t>
+              <mc:AlternateContent>
+                <mc:Choice Requires="wps">
+                  <w:drawing>
+                    <wp:anchor distT="0" distB="0" distL="114300" distR="114300" simplePos="0" relativeHeight="251826176" behindDoc="0" locked="0" layoutInCell="1" allowOverlap="1" wp14:anchorId="125C0D05" wp14:editId="4BC31E32">
+                      <wp:simplePos x="0" y="0"/>
+                      <wp:positionH relativeFrom="column">
+                        <wp:posOffset>-104775</wp:posOffset>
+                      </wp:positionH>
+                      <wp:positionV relativeFrom="paragraph">
+                        <wp:posOffset>165947</wp:posOffset>
+                      </wp:positionV>
+                      <wp:extent cx="3137535" cy="2032000"/>
+                      <wp:effectExtent l="0" t="0" r="0" b="0"/>
+                      <wp:wrapNone/>
+                      <wp:docPr id="633391320" name="Text Box 3"/>
+                      <wp:cNvGraphicFramePr/>
+                      <a:graphic xmlns:a="http://schemas.openxmlformats.org/drawingml/2006/main">
+                        <a:graphicData uri="http://schemas.microsoft.com/office/word/2010/wordprocessingShape">
+                          <wps:wsp>
+                            <wps:cNvSpPr txBox="1"/>
+                            <wps:spPr>
+                              <a:xfrm>
+                                <a:off x="0" y="0"/>
+                                <a:ext cx="3137535" cy="2032000"/>
+                              </a:xfrm>
+                              <a:prstGeom prst="rect">
+                                <a:avLst/>
+                              </a:prstGeom>
+                              <a:noFill/>
+                              <a:ln w="6350">
+                                <a:noFill/>
+                              </a:ln>
+                            </wps:spPr>
+                            <wps:txbx>
+                              <w:txbxContent>
+                                <w:p>
+                                  <w:pPr>
+                                    <w:pStyle w:val="NoSpacing"/>
+                                    <w:rPr>
+                                      <w:rFonts w:ascii="Arial" w:hAnsi="Arial" w:cs="Arial"/>
+                                      <w:sz w:val="24"/>
+                                      <w:szCs w:val="24"/>
+                                    </w:rPr>
+                                  </w:pPr>
+                                  <w:r>
+                                    <w:rPr>
+                                      <w:rFonts w:ascii="Arial" w:hAnsi="Arial" w:cs="Arial"/>
+                                      <w:sz w:val="24"/>
+                                      <w:szCs w:val="24"/>
+                                    </w:rPr>
+                                    <w:t>KEPALA DINAS</w:t>
+                                  </w:r>
+                                </w:p>
+                                <w:p>
+                                  <w:pPr>
+                                    <w:pStyle w:val="NoSpacing"/>
+                                    <w:rPr>
+                                      <w:rFonts w:ascii="Arial" w:hAnsi="Arial" w:cs="Arial"/>
+                                      <w:sz w:val="24"/>
+                                      <w:szCs w:val="24"/>
+                                    </w:rPr>
+                                  </w:pPr>
+                                  <w:r>
+                                    <w:rPr>
+                                      <w:rFonts w:ascii="Arial" w:hAnsi="Arial" w:cs="Arial"/>
+                                      <w:sz w:val="24"/>
+                                      <w:szCs w:val="24"/>
+                                    </w:rPr>
+                                    <w:t>KEBUDAYAAN DAN PARIWISATA</w:t>
+                                  </w:r>
+                                </w:p>
+                                <w:p>
+                                  <w:pPr>
+                                    <w:pStyle w:val="NoSpacing"/>
+                                    <w:rPr>
+                                      <w:rFonts w:ascii="Arial" w:hAnsi="Arial" w:cs="Arial"/>
+                                      <w:sz w:val="24"/>
+                                      <w:szCs w:val="24"/>
+                                    </w:rPr>
+                                  </w:pPr>
+                                  <w:r>
+                                    <w:rPr>
+                                      <w:rFonts w:ascii="Arial" w:hAnsi="Arial" w:cs="Arial"/>
+                                      <w:sz w:val="24"/>
+                                      <w:szCs w:val="24"/>
+                                    </w:rPr>
+                                    <w:t>PROVINSI JAWA TIMUR</w:t>
+                                  </w:r>
+                                </w:p>
+                                <w:p>
+                                  <w:pPr>
+                                    <w:pStyle w:val="NoSpacing"/>
+                                    <w:rPr>
+                                      <w:rFonts w:ascii="Arial" w:hAnsi="Arial" w:cs="Arial"/>
+                                      <w:sz w:val="24"/>
+                                      <w:szCs w:val="24"/>
+                                    </w:rPr>
+                                  </w:pPr>
+                                </w:p>
+                                <w:p>
+                                  <w:pPr>
+                                    <w:pStyle w:val="NoSpacing"/>
+                                    <w:rPr>
+                                      <w:sz w:val="24"/>
+                                      <w:szCs w:val="24"/>
+                                    </w:rPr>
+                                  </w:pPr>
+                                </w:p>
+                                <w:p>
+                                  <w:pPr>
+                                    <w:pStyle w:val="NoSpacing"/>
+                                    <w:rPr>
+                                      <w:rFonts w:ascii="Arial" w:hAnsi="Arial" w:cs="Arial"/>
+                                      <w:sz w:val="24"/>
+                                      <w:szCs w:val="24"/>
+                                    </w:rPr>
+                                  </w:pPr>
+                                </w:p>
+                                <w:p>
+                                  <w:pPr>
+                                    <w:pStyle w:val="NoSpacing"/>
+                                    <w:rPr>
+                                      <w:rFonts w:ascii="Arial" w:hAnsi="Arial" w:cs="Arial"/>
+                                      <w:sz w:val="24"/>
+                                      <w:szCs w:val="24"/>
+                                    </w:rPr>
+                                  </w:pPr>
+                                </w:p>
+                                <w:p>
+                                  <w:pPr>
+                                    <w:pStyle w:val="NoSpacing"/>
+                                    <w:rPr>
+                                      <w:rFonts w:ascii="Arial" w:hAnsi="Arial" w:cs="Arial"/>
+                                      <w:b/>
+                                      <w:bCs/>
+                                      <w:sz w:val="24"/>
+                                      <w:szCs w:val="24"/>
+                                      <w:u w:val="single"/>
+                                    </w:rPr>
+                                  </w:pPr>
+                                  <w:r>
+                                    <w:rPr>
+                                      <w:rFonts w:ascii="Arial" w:hAnsi="Arial" w:cs="Arial"/>
+                                      <w:b/>
+                                      <w:bCs/>
+                                      <w:sz w:val="24"/>
+                                      <w:szCs w:val="24"/>
+                                      <w:u w:val="single"/>
+                                    </w:rPr>
+                                    <w:t xml:space="preserve">Evy </w:t>
+                                  </w:r>
+                                  <w:proofErr w:type="spellStart"/>
+                                  <w:r>
+                                    <w:rPr>
+                                      <w:rFonts w:ascii="Arial" w:hAnsi="Arial" w:cs="Arial"/>
+                                      <w:b/>
+                                      <w:bCs/>
+                                      <w:sz w:val="24"/>
+                                      <w:szCs w:val="24"/>
+                                      <w:u w:val="single"/>
+                                    </w:rPr>
+                                    <w:t>Afianasari</w:t>
+                                  </w:r>
+                                  <w:proofErr w:type="spellEnd"/>
+                                  <w:r>
+                                    <w:rPr>
+                                      <w:rFonts w:ascii="Arial" w:hAnsi="Arial" w:cs="Arial"/>
+                                      <w:b/>
+                                      <w:bCs/>
+                                      <w:sz w:val="24"/>
+                                      <w:szCs w:val="24"/>
+                                      <w:u w:val="single"/>
+                                    </w:rPr>
+                                    <w:t>, S.T., M.M.A.</w:t>
+                                  </w:r>
+                                </w:p>
+                                <w:p>
+                                  <w:pPr>
+                                    <w:pStyle w:val="NoSpacing"/>
+                                    <w:rPr>
+                                      <w:rFonts w:ascii="Arial" w:hAnsi="Arial" w:cs="Arial"/>
+                                      <w:sz w:val="28"/>
+                                      <w:szCs w:val="28"/>
+                                    </w:rPr>
+                                  </w:pPr>
+                                  <w:r>
+                                    <w:rPr>
+                                      <w:rFonts w:ascii="Arial" w:eastAsia="Arial" w:hAnsi="Arial" w:cs="Arial"/>
+                                      <w:color w:val="000000" w:themeColor="text1"/>
+                                      <w:sz w:val="24"/>
+                                      <w:szCs w:val="24"/>
+                                    </w:rPr>
+                                    <w:t>Pembina Utama Muda (IV/c)</w:t>
+                                  </w:r>
+                                </w:p>
+                                <w:p>
+                                  <w:pPr>
+                                    <w:pStyle w:val="NoSpacing"/>
+                                    <w:rPr>
+                                      <w:rFonts w:ascii="Arial" w:hAnsi="Arial" w:cs="Arial"/>
+                                      <w:sz w:val="24"/>
+                                      <w:szCs w:val="24"/>
+                                    </w:rPr>
+                                  </w:pPr>
+                                  <w:r>
+                                    <w:rPr>
+                                      <w:rFonts w:ascii="Arial" w:eastAsia="Arial" w:hAnsi="Arial" w:cs="Arial"/>
+                                      <w:color w:val="000000" w:themeColor="text1"/>
+                                      <w:sz w:val="24"/>
+                                      <w:szCs w:val="24"/>
+                                    </w:rPr>
+                                    <w:t>NIP. 197601142000032004</w:t>
+                                  </w:r>
+                                </w:p>
+                              </w:txbxContent>
+                            </wps:txbx>
+                            <wps:bodyPr rot="0" spcFirstLastPara="0" vertOverflow="overflow" horzOverflow="overflow" vert="horz" wrap="square" lIns="91440" tIns="45720" rIns="91440" bIns="45720" numCol="1" spcCol="0" rtlCol="0" fromWordArt="0" anchor="t" anchorCtr="0" forceAA="0" compatLnSpc="1">
+                              <a:prstTxWarp prst="textNoShape">
+                                <a:avLst/>
+                              </a:prstTxWarp>
+                              <a:noAutofit/>
+                            </wps:bodyPr>
+                          </wps:wsp>
+                        </a:graphicData>
+                      </a:graphic>
+                      <wp14:sizeRelH relativeFrom="margin">
+                        <wp14:pctWidth>0</wp14:pctWidth>
+                      </wp14:sizeRelH>
+                      <wp14:sizeRelV relativeFrom="margin">
+                        <wp14:pctHeight>0</wp14:pctHeight>
+                      </wp14:sizeRelV>
+                    </wp:anchor>
+                  </w:drawing>
+                </mc:Choice>
+                <mc:Fallback>
+                  <w:pict>
+                    <v:shapetype w14:anchorId="125C0D05" id="_x0000_t202" coordsize="21600,21600" o:spt="202" path="m,l,21600r21600,l21600,xe">
+                      <v:stroke joinstyle="miter"/>
+                      <v:path gradientshapeok="t" o:connecttype="rect"/>
+                    </v:shapetype>
+                    <v:shape id="Text Box 3" o:spid="_x0000_s1027" type="#_x0000_t202" style="position:absolute;left:0;text-align:left;margin-left:-8.25pt;margin-top:13.05pt;width:247.05pt;height:160pt;z-index:251826176;visibility:visible;mso-wrap-style:square;mso-width-percent:0;mso-height-percent:0;mso-wrap-distance-left:9pt;mso-wrap-distance-top:0;mso-wrap-distance-right:9pt;mso-wrap-distance-bottom:0;mso-position-horizontal:absolute;mso-position-horizontal-relative:text;mso-position-vertical:absolute;mso-position-vertical-relative:text;mso-width-percent:0;mso-height-percent:0;mso-width-relative:margin;mso-height-relative:margin;v-text-anchor:top" o:gfxdata="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" filled="f" stroked="f" strokeweight=".5pt">
+                      <v:textbox>
+                        <w:txbxContent>
+                          <w:p>
+                            <w:pPr>
+                              <w:pStyle w:val="NoSpacing"/>
+                              <w:rPr>
+                                <w:rFonts w:ascii="Arial" w:hAnsi="Arial" w:cs="Arial"/>
+                                <w:sz w:val="24"/>
+                                <w:szCs w:val="24"/>
+                              </w:rPr>
+                            </w:pPr>
+                            <w:r>
+                              <w:rPr>
+                                <w:rFonts w:ascii="Arial" w:hAnsi="Arial" w:cs="Arial"/>
+                                <w:sz w:val="24"/>
+                                <w:szCs w:val="24"/>
+                              </w:rPr>
+                              <w:t>KEPALA DINAS</w:t>
+                            </w:r>
+                          </w:p>
+                          <w:p>
+                            <w:pPr>
+                              <w:pStyle w:val="NoSpacing"/>
+                              <w:rPr>
+                                <w:rFonts w:ascii="Arial" w:hAnsi="Arial" w:cs="Arial"/>
+                                <w:sz w:val="24"/>
+                                <w:szCs w:val="24"/>
+                              </w:rPr>
+                            </w:pPr>
+                            <w:r>
+                              <w:rPr>
+                                <w:rFonts w:ascii="Arial" w:hAnsi="Arial" w:cs="Arial"/>
+                                <w:sz w:val="24"/>
+                                <w:szCs w:val="24"/>
+                              </w:rPr>
+                              <w:t>KEBUDAYAAN DAN PARIWISATA</w:t>
+                            </w:r>
+                          </w:p>
+                          <w:p>
+                            <w:pPr>
+                              <w:pStyle w:val="NoSpacing"/>
+                              <w:rPr>
+                                <w:rFonts w:ascii="Arial" w:hAnsi="Arial" w:cs="Arial"/>
+                                <w:sz w:val="24"/>
+                                <w:szCs w:val="24"/>
+                              </w:rPr>
+                            </w:pPr>
+                            <w:r>
+                              <w:rPr>
+                                <w:rFonts w:ascii="Arial" w:hAnsi="Arial" w:cs="Arial"/>
+                                <w:sz w:val="24"/>
+                                <w:szCs w:val="24"/>
+                              </w:rPr>
+                              <w:t>PROVINSI JAWA TIMUR</w:t>
+                            </w:r>
+                          </w:p>
+                          <w:p>
+                            <w:pPr>
+                              <w:pStyle w:val="NoSpacing"/>
+                              <w:rPr>
+                                <w:rFonts w:ascii="Arial" w:hAnsi="Arial" w:cs="Arial"/>
+                                <w:sz w:val="24"/>
+                                <w:szCs w:val="24"/>
+                              </w:rPr>
+                            </w:pPr>
+                          </w:p>
+                          <w:p>
+                            <w:pPr>
+                              <w:pStyle w:val="NoSpacing"/>
+                              <w:rPr>
+                                <w:sz w:val="24"/>
+                                <w:szCs w:val="24"/>
+                              </w:rPr>
+                            </w:pPr>
+                          </w:p>
+                          <w:p>
+                            <w:pPr>
+                              <w:pStyle w:val="NoSpacing"/>
+                              <w:rPr>
+                                <w:rFonts w:ascii="Arial" w:hAnsi="Arial" w:cs="Arial"/>
+                                <w:sz w:val="24"/>
+                                <w:szCs w:val="24"/>
+                              </w:rPr>
+                            </w:pPr>
+                          </w:p>
+                          <w:p>
+                            <w:pPr>
+                              <w:pStyle w:val="NoSpacing"/>
+                              <w:rPr>
+                                <w:rFonts w:ascii="Arial" w:hAnsi="Arial" w:cs="Arial"/>
+                                <w:sz w:val="24"/>
+                                <w:szCs w:val="24"/>
+                              </w:rPr>
+                            </w:pPr>
+                          </w:p>
+                          <w:p>
+                            <w:pPr>
+                              <w:pStyle w:val="NoSpacing"/>
+                              <w:rPr>
+                                <w:rFonts w:ascii="Arial" w:hAnsi="Arial" w:cs="Arial"/>
+                                <w:b/>
+                                <w:bCs/>
+                                <w:sz w:val="24"/>
+                                <w:szCs w:val="24"/>
+                                <w:u w:val="single"/>
+                              </w:rPr>
+                            </w:pPr>
+                            <w:r>
+                              <w:rPr>
+                                <w:rFonts w:ascii="Arial" w:hAnsi="Arial" w:cs="Arial"/>
+                                <w:b/>
+                                <w:bCs/>
+                                <w:sz w:val="24"/>
+                                <w:szCs w:val="24"/>
+                                <w:u w:val="single"/>
+                              </w:rPr>
+                              <w:t xml:space="preserve">Evy </w:t>
+                            </w:r>
+                            <w:proofErr w:type="spellStart"/>
+                            <w:r>
+                              <w:rPr>
+                                <w:rFonts w:ascii="Arial" w:hAnsi="Arial" w:cs="Arial"/>
+                                <w:b/>
+                                <w:bCs/>
+                                <w:sz w:val="24"/>
+                                <w:szCs w:val="24"/>
+                                <w:u w:val="single"/>
+                              </w:rPr>
+                              <w:t>Afianasari</w:t>
+                            </w:r>
+                            <w:proofErr w:type="spellEnd"/>
+                            <w:r>
+                              <w:rPr>
+                                <w:rFonts w:ascii="Arial" w:hAnsi="Arial" w:cs="Arial"/>
+                                <w:b/>
+                                <w:bCs/>
+                                <w:sz w:val="24"/>
+                                <w:szCs w:val="24"/>
+                                <w:u w:val="single"/>
+                              </w:rPr>
+                              <w:t>, S.T., M.M.A.</w:t>
+                            </w:r>
+                          </w:p>
+                          <w:p>
+                            <w:pPr>
+                              <w:pStyle w:val="NoSpacing"/>
+                              <w:rPr>
+                                <w:rFonts w:ascii="Arial" w:hAnsi="Arial" w:cs="Arial"/>
+                                <w:sz w:val="28"/>
+                                <w:szCs w:val="28"/>
+                              </w:rPr>
+                            </w:pPr>
+                            <w:r>
+                              <w:rPr>
+                                <w:rFonts w:ascii="Arial" w:eastAsia="Arial" w:hAnsi="Arial" w:cs="Arial"/>
+                                <w:color w:val="000000" w:themeColor="text1"/>
+                                <w:sz w:val="24"/>
+                                <w:szCs w:val="24"/>
+                              </w:rPr>
+                              <w:t>Pembina Utama Muda (IV/c)</w:t>
+                            </w:r>
+                          </w:p>
+                          <w:p>
+                            <w:pPr>
+                              <w:pStyle w:val="NoSpacing"/>
+                              <w:rPr>
+                                <w:rFonts w:ascii="Arial" w:hAnsi="Arial" w:cs="Arial"/>
+                                <w:sz w:val="24"/>
+                                <w:szCs w:val="24"/>
+                              </w:rPr>
+                            </w:pPr>
+                            <w:r>
+                              <w:rPr>
+                                <w:rFonts w:ascii="Arial" w:eastAsia="Arial" w:hAnsi="Arial" w:cs="Arial"/>
+                                <w:color w:val="000000" w:themeColor="text1"/>
+                                <w:sz w:val="24"/>
+                                <w:szCs w:val="24"/>
+                              </w:rPr>
+                              <w:t>NIP. 197601142000032004</w:t>
+                            </w:r>
+                          </w:p>
+                        </w:txbxContent>
+                      </v:textbox>
+                    </v:shape>
+                  </w:pict>
+                </mc:Fallback>
+              </mc:AlternateContent>
+            </w:r>
+            <w:r>
+              <w:rPr>
+                <w:sz w:val="24"/>
+                <w:szCs w:val="24"/>
+              </w:rPr>
+              <w:t>pada tanggal</w:t>
+            </w:r>
+            <w:r>
+              <w:rPr>
+                <w:sz w:val="24"/>
+                <w:szCs w:val="24"/>
+              </w:rPr>
+              <w:t xml:space="preserve">       </w:t>
+            </w:r>
+            <w:r>
+              <w:rPr>
+                <w:sz w:val="24"/>
+                <w:szCs w:val="24"/>
+              </w:rPr>
+              <w:t>Juni</w:t>
+            </w:r>
+            <w:r>
+              <w:rPr>
+                <w:sz w:val="24"/>
+                <w:szCs w:val="24"/>
+              </w:rPr>
+              <w:t xml:space="preserve"> 2026</w:t>
             </w:r>
           </w:p>
           <w:p>
             <w:pPr>
-              <w:keepNext/>
-              <w:spacing w:before="0" w:after="0" w:line="240" w:lineRule="auto"/>
+              <w:ind w:left="-27" w:right="60"/>
+              <w:jc w:val="both"/>
+              <w:rPr>
+                <w:sz w:val="24"/>
+                <w:szCs w:val="24"/>
+              </w:rPr>
             </w:pPr>
-            <w:r>
-              <w:rPr>
-                <w:rFonts w:ascii="Arial" w:hAnsi="Arial" w:eastAsia="Arial" w:cs="Arial"/>
-                <w:b w:val="0"/>
-                <w:sz w:val="24"/>
-                <w:u w:val="none"/>
-              </w:rPr>
-              <w:t>pada tanggal 10 Juni 2026</w:t>
-            </w:r>
-          </w:p>
-          <w:p>
-            <w:pPr>
-              <w:keepNext/>
-              <w:spacing w:before="0" w:after="0" w:line="240" w:lineRule="auto"/>
-            </w:pPr>
-            <w:r>
-              <w:rPr>
-                <w:rFonts w:ascii="Arial" w:hAnsi="Arial" w:eastAsia="Arial" w:cs="Arial"/>
-                <w:b w:val="0"/>
-                <w:sz w:val="24"/>
-                <w:u w:val="none"/>
-              </w:rPr>
-              <w:t>KEPALA DINAS</w:t>
-            </w:r>
-          </w:p>
-          <w:p>
-            <w:pPr>
-              <w:keepNext/>
-              <w:spacing w:before="0" w:after="0" w:line="240" w:lineRule="auto"/>
-            </w:pPr>
-            <w:r>
-              <w:rPr>
-                <w:rFonts w:ascii="Arial" w:hAnsi="Arial" w:eastAsia="Arial" w:cs="Arial"/>
-                <w:b w:val="0"/>
-                <w:sz w:val="24"/>
-                <w:u w:val="none"/>
-              </w:rPr>
-              <w:t>KEBUDAYAAN DAN PARIWISATA</w:t>
-            </w:r>
-          </w:p>
-          <w:p>
-            <w:pPr>
-              <w:keepNext/>
-              <w:spacing w:before="0" w:after="0" w:line="240" w:lineRule="auto"/>
-            </w:pPr>
-            <w:r>
-              <w:rPr>
-                <w:rFonts w:ascii="Arial" w:hAnsi="Arial" w:eastAsia="Arial" w:cs="Arial"/>
-                <w:b w:val="0"/>
-                <w:sz w:val="24"/>
-                <w:u w:val="none"/>
-              </w:rPr>
-              <w:t>PROVINSI JAWA TIMUR</w:t>
-            </w:r>
-          </w:p>
-          <w:p>
-            <w:pPr>
-              <w:keepNext/>
-              <w:spacing w:before="0" w:after="0" w:line="240" w:lineRule="auto"/>
-            </w:pPr>
-            <w:r>
-              <w:rPr>
-                <w:rFonts w:ascii="Arial" w:hAnsi="Arial" w:eastAsia="Arial" w:cs="Arial"/>
-                <w:b/>
-                <w:sz w:val="24"/>
-                <w:u w:val="single"/>
-              </w:rPr>
-              <w:t>Evy Afianasari, S.T., M.M.A.</w:t>
-            </w:r>
-          </w:p>
-          <w:p>
-            <w:pPr>
-              <w:keepNext w:val="0"/>
-              <w:spacing w:before="0" w:after="0" w:line="240" w:lineRule="auto"/>
-            </w:pPr>
-            <w:r>
-              <w:rPr>
-                <w:rFonts w:ascii="Arial" w:hAnsi="Arial" w:eastAsia="Arial" w:cs="Arial"/>
-                <w:b w:val="0"/>
-                <w:sz w:val="24"/>
-                <w:u w:val="none"/>
-              </w:rPr>
-              <w:t>Pembina Utama Muda (IV/c)</w:t>
-            </w:r>
           </w:p>
         </w:tc>
       </w:tr>
     </w:tbl>
     <w:p>
       <w:pPr>
-        <w:spacing w:after="0" w:line="240" w:lineRule="auto" w:before="0"/>
+        <w:spacing w:after="0" w:line="240" w:lineRule="auto"/>
         <w:jc w:val="both"/>
         <w:rPr>
           <w:rFonts w:ascii="Arial" w:eastAsia="Arial" w:hAnsi="Arial" w:cs="Arial"/>

--- a/samples/CONTOH_SPT_2_PEGAWAI.docx
+++ b/samples/CONTOH_SPT_2_PEGAWAI.docx
@@ -501,43 +501,10 @@
       </w:pPr>
       <w:r>
         <w:rPr>
-          <w:rFonts w:ascii="Arial" w:eastAsia="Arial" w:hAnsi="Arial" w:cs="Arial"/>
+          <w:rFonts w:ascii="Arial" w:hAnsi="Arial" w:eastAsia="Arial" w:cs="Arial"/>
           <w:sz w:val="24"/>
-          <w:szCs w:val="24"/>
         </w:rPr>
-        <w:t xml:space="preserve">Nomor : 000.1.2.3 / </w:t>
-      </w:r>
-      <w:r>
-        <w:rPr>
-          <w:rFonts w:ascii="Arial" w:eastAsia="Arial" w:hAnsi="Arial" w:cs="Arial"/>
-          <w:sz w:val="24"/>
-          <w:szCs w:val="24"/>
-        </w:rPr>
-        <w:t>123</w:t>
-      </w:r>
-      <w:r>
-        <w:rPr>
-          <w:rFonts w:ascii="Arial" w:eastAsia="Arial" w:hAnsi="Arial" w:cs="Arial"/>
-          <w:sz w:val="24"/>
-          <w:szCs w:val="24"/>
-        </w:rPr>
-        <w:t xml:space="preserve"> </w:t>
-      </w:r>
-      <w:r>
-        <w:rPr>
-          <w:rFonts w:ascii="Arial" w:eastAsia="Arial" w:hAnsi="Arial" w:cs="Arial"/>
-          <w:sz w:val="24"/>
-          <w:szCs w:val="24"/>
-        </w:rPr>
-        <w:t>/ 118.4 / 202</w:t>
-      </w:r>
-      <w:r>
-        <w:rPr>
-          <w:rFonts w:ascii="Arial" w:eastAsia="Arial" w:hAnsi="Arial" w:cs="Arial"/>
-          <w:sz w:val="24"/>
-          <w:szCs w:val="24"/>
-        </w:rPr>
-        <w:t>6</w:t>
+        <w:t>Nomor : 000.1.2.3 / 123 / 118.4 / 2026</w:t>
       </w:r>
     </w:p>
     <w:p>
@@ -557,44 +524,15 @@
       </w:pPr>
       <w:r>
         <w:rPr>
-          <w:rFonts w:ascii="Arial" w:eastAsia="Arial" w:hAnsi="Arial" w:cs="Arial"/>
+          <w:rFonts w:ascii="Arial" w:hAnsi="Arial" w:eastAsia="Arial" w:cs="Arial"/>
           <w:sz w:val="24"/>
-          <w:szCs w:val="24"/>
         </w:rPr>
         <w:t>DASAR</w:t>
-      </w:r>
-      <w:r>
-        <w:rPr>
-          <w:rFonts w:ascii="Arial" w:eastAsia="Arial" w:hAnsi="Arial" w:cs="Arial"/>
-          <w:sz w:val="24"/>
-          <w:szCs w:val="24"/>
-        </w:rPr>
         <w:tab/>
-        <w:t xml:space="preserve">: </w:t>
-      </w:r>
-      <w:r>
-        <w:rPr>
-          <w:rFonts w:ascii="Arial" w:eastAsia="Arial" w:hAnsi="Arial" w:cs="Arial"/>
-          <w:sz w:val="24"/>
-          <w:szCs w:val="24"/>
-        </w:rPr>
+        <w:t>:</w:t>
         <w:tab/>
-        <w:t xml:space="preserve">1. </w:t>
-      </w:r>
-      <w:r>
-        <w:rPr>
-          <w:rFonts w:ascii="Arial" w:eastAsia="Arial" w:hAnsi="Arial" w:cs="Arial"/>
-          <w:sz w:val="24"/>
-          <w:szCs w:val="24"/>
-        </w:rPr>
+        <w:t>1.</w:t>
         <w:tab/>
-      </w:r>
-      <w:r>
-        <w:rPr>
-          <w:rFonts w:ascii="Arial" w:eastAsia="Arial" w:hAnsi="Arial" w:cs="Arial"/>
-          <w:sz w:val="24"/>
-          <w:szCs w:val="24"/>
-        </w:rPr>
         <w:t>Peraturan Daerah Provinsi Jawa Timur Nomor 6 Tahun 2025 Tanggal 31 Desember 2025 tentang Anggaran Pendapatan dan Belanja Provinsi Jawa Timur Tahun Anggaran 2026;</w:t>
       </w:r>
     </w:p>
@@ -615,35 +553,13 @@
       </w:pPr>
       <w:r>
         <w:rPr>
-          <w:rFonts w:ascii="Arial" w:eastAsia="Arial" w:hAnsi="Arial" w:cs="Arial"/>
+          <w:rFonts w:ascii="Arial" w:hAnsi="Arial" w:eastAsia="Arial" w:cs="Arial"/>
           <w:sz w:val="24"/>
-          <w:szCs w:val="24"/>
         </w:rPr>
         <w:tab/>
-      </w:r>
-      <w:r>
-        <w:rPr>
-          <w:rFonts w:ascii="Arial" w:eastAsia="Arial" w:hAnsi="Arial" w:cs="Arial"/>
-          <w:sz w:val="24"/>
-          <w:szCs w:val="24"/>
-        </w:rPr>
         <w:tab/>
-        <w:t xml:space="preserve">2. </w:t>
-      </w:r>
-      <w:r>
-        <w:rPr>
-          <w:rFonts w:ascii="Arial" w:eastAsia="Arial" w:hAnsi="Arial" w:cs="Arial"/>
-          <w:sz w:val="24"/>
-          <w:szCs w:val="24"/>
-        </w:rPr>
+        <w:t>2.</w:t>
         <w:tab/>
-      </w:r>
-      <w:r>
-        <w:rPr>
-          <w:rFonts w:ascii="Arial" w:eastAsia="Arial" w:hAnsi="Arial" w:cs="Arial"/>
-          <w:sz w:val="24"/>
-          <w:szCs w:val="24"/>
-        </w:rPr>
         <w:t>Peraturan Gubernur Jawa Timur Nomor 41 Tahun 2025 Tanggal 31 Desember 2025 tentang Penjabaran Perubahan Anggaran Pendapatan dan Belanja Daerah Provinsi Jawa Timur Tahun Anggaran 2026;</w:t>
       </w:r>
     </w:p>
@@ -664,35 +580,13 @@
       </w:pPr>
       <w:r>
         <w:rPr>
-          <w:rFonts w:ascii="Arial" w:eastAsia="Arial" w:hAnsi="Arial" w:cs="Arial"/>
+          <w:rFonts w:ascii="Arial" w:hAnsi="Arial" w:eastAsia="Arial" w:cs="Arial"/>
           <w:sz w:val="24"/>
-          <w:szCs w:val="24"/>
         </w:rPr>
         <w:tab/>
-      </w:r>
-      <w:r>
-        <w:rPr>
-          <w:rFonts w:ascii="Arial" w:eastAsia="Arial" w:hAnsi="Arial" w:cs="Arial"/>
-          <w:sz w:val="24"/>
-          <w:szCs w:val="24"/>
-        </w:rPr>
         <w:tab/>
-        <w:t xml:space="preserve">3. </w:t>
-      </w:r>
-      <w:r>
-        <w:rPr>
-          <w:rFonts w:ascii="Arial" w:eastAsia="Arial" w:hAnsi="Arial" w:cs="Arial"/>
-          <w:sz w:val="24"/>
-          <w:szCs w:val="24"/>
-        </w:rPr>
+        <w:t>3.</w:t>
         <w:tab/>
-      </w:r>
-      <w:r>
-        <w:rPr>
-          <w:rFonts w:ascii="Arial" w:eastAsia="Arial" w:hAnsi="Arial" w:cs="Arial"/>
-          <w:sz w:val="24"/>
-          <w:szCs w:val="24"/>
-        </w:rPr>
         <w:t>Dokumen Pelaksanaan Anggaran (DPA) Nomor: DPA/A.1/2.22.3.26.0.00.03.0000/001/2026 Tanggal 1 Januari 2026.</w:t>
       </w:r>
     </w:p>
@@ -713,35 +607,13 @@
       </w:pPr>
       <w:r>
         <w:rPr>
-          <w:rFonts w:ascii="Arial" w:eastAsia="Arial" w:hAnsi="Arial" w:cs="Arial"/>
+          <w:rFonts w:ascii="Arial" w:hAnsi="Arial" w:eastAsia="Arial" w:cs="Arial"/>
           <w:sz w:val="24"/>
-          <w:szCs w:val="24"/>
         </w:rPr>
         <w:tab/>
-      </w:r>
-      <w:r>
-        <w:rPr>
-          <w:rFonts w:ascii="Arial" w:eastAsia="Arial" w:hAnsi="Arial" w:cs="Arial"/>
-          <w:sz w:val="24"/>
-          <w:szCs w:val="24"/>
-        </w:rPr>
         <w:tab/>
-        <w:t xml:space="preserve">4. </w:t>
-      </w:r>
-      <w:r>
-        <w:rPr>
-          <w:rFonts w:ascii="Arial" w:eastAsia="Arial" w:hAnsi="Arial" w:cs="Arial"/>
-          <w:sz w:val="24"/>
-          <w:szCs w:val="24"/>
-        </w:rPr>
+        <w:t>4.</w:t>
         <w:tab/>
-      </w:r>
-      <w:r>
-        <w:rPr>
-          <w:rFonts w:ascii="Arial" w:eastAsia="Arial" w:hAnsi="Arial" w:cs="Arial"/>
-          <w:sz w:val="24"/>
-          <w:szCs w:val="24"/>
-        </w:rPr>
         <w:t>Undangan dari Pemerintah Kabupaten Ponorogo;</w:t>
       </w:r>
     </w:p>
@@ -779,12 +651,16 @@
         <w:gridCol w:w="8561"/>
       </w:tblGrid>
       <w:tr>
+        <w:trPr>
+          <w:cantSplit/>
+        </w:trPr>
         <w:tc>
           <w:tcPr>
             <w:tcW w:w="1368" w:type="dxa"/>
           </w:tcPr>
           <w:p>
             <w:pPr>
+              <w:keepNext/>
               <w:tabs>
                 <w:tab w:val="left" w:pos="1080"/>
                 <w:tab w:val="left" w:pos="1276"/>
@@ -797,6 +673,7 @@
             </w:pPr>
             <w:r>
               <w:rPr>
+                <w:rFonts w:ascii="Arial" w:hAnsi="Arial" w:eastAsia="Arial" w:cs="Arial"/>
                 <w:sz w:val="24"/>
                 <w:szCs w:val="24"/>
               </w:rPr>
@@ -804,6 +681,7 @@
             </w:r>
             <w:r>
               <w:rPr>
+                <w:rFonts w:ascii="Arial" w:hAnsi="Arial" w:eastAsia="Arial" w:cs="Arial"/>
                 <w:sz w:val="24"/>
                 <w:szCs w:val="24"/>
               </w:rPr>
@@ -817,1081 +695,578 @@
             <w:tcW w:w="8561" w:type="dxa"/>
           </w:tcPr>
           <w:p>
-            <w:pPr>
-              <w:widowControl w:val="0"/>
-              <w:pBdr>
-                <w:top w:val="nil"/>
-                <w:left w:val="nil"/>
-                <w:bottom w:val="nil"/>
-                <w:right w:val="nil"/>
-                <w:between w:val="nil"/>
-              </w:pBdr>
-              <w:spacing w:line="276" w:lineRule="auto"/>
-              <w:jc w:val="right"/>
-              <w:rPr>
-                <w:i/>
-                <w:iCs/>
-                <w:color w:val="D9D9D9" w:themeColor="background1" w:themeShade="D9"/>
-                <w:sz w:val="24"/>
-                <w:szCs w:val="24"/>
-              </w:rPr>
-            </w:pPr>
+            <w:r>
+              <w:rPr>
+                <w:rFonts w:ascii="Arial" w:hAnsi="Arial" w:eastAsia="Arial" w:cs="Arial"/>
+                <w:sz w:val="24"/>
+              </w:rPr>
+            </w:r>
           </w:p>
-          <w:tbl>
-            <w:tblPr>
-              <w:tblStyle w:val="a5"/>
-              <w:tblW w:w="8520" w:type="dxa"/>
-              <w:tblLayout w:type="fixed"/>
-              <w:tblLook w:val="0400" w:firstRow="0" w:lastRow="0" w:firstColumn="0" w:lastColumn="0" w:noHBand="0" w:noVBand="1"/>
-            </w:tblPr>
-            <w:tblGrid>
-              <w:gridCol w:w="600"/>
-              <w:gridCol w:w="1559"/>
-              <w:gridCol w:w="283"/>
-              <w:gridCol w:w="6078"/>
-            </w:tblGrid>
-            <w:tr>
-              <w:tc>
-                <w:tcPr>
-                  <w:tcW w:w="600" w:type="dxa"/>
-                </w:tcPr>
-                <w:p>
-                  <w:pPr>
-                    <w:tabs>
-                      <w:tab w:val="left" w:pos="1080"/>
-                      <w:tab w:val="left" w:pos="1276"/>
-                    </w:tabs>
-                    <w:rPr>
-                      <w:sz w:val="24"/>
-                      <w:szCs w:val="24"/>
-                    </w:rPr>
-                  </w:pPr>
-                  <w:r>
-                    <w:rPr>
-                      <w:sz w:val="24"/>
-                      <w:szCs w:val="24"/>
-                    </w:rPr>
-                    <w:t>1</w:t>
-                  </w:r>
-                  <w:r>
-                    <w:rPr>
-                      <w:sz w:val="24"/>
-                      <w:szCs w:val="24"/>
-                    </w:rPr>
-                    <w:t>.</w:t>
-                  </w:r>
-                </w:p>
-              </w:tc>
-              <w:tc>
-                <w:tcPr>
-                  <w:tcW w:w="1559" w:type="dxa"/>
-                </w:tcPr>
-                <w:p>
-                  <w:pPr>
-                    <w:tabs>
-                      <w:tab w:val="left" w:pos="1080"/>
-                      <w:tab w:val="left" w:pos="1276"/>
-                    </w:tabs>
-                    <w:rPr>
-                      <w:sz w:val="24"/>
-                      <w:szCs w:val="24"/>
-                      <w:lang w:val="sv-SE"/>
-                    </w:rPr>
-                  </w:pPr>
-                  <w:proofErr w:type="spellStart"/>
-                  <w:r>
-                    <w:rPr>
-                      <w:sz w:val="24"/>
-                      <w:szCs w:val="24"/>
-                      <w:lang w:val="sv-SE"/>
-                    </w:rPr>
-                    <w:t>Nama</w:t>
-                  </w:r>
-                  <w:proofErr w:type="spellEnd"/>
-                </w:p>
-              </w:tc>
-              <w:tc>
-                <w:tcPr>
-                  <w:tcW w:w="283" w:type="dxa"/>
-                </w:tcPr>
-                <w:p>
-                  <w:pPr>
-                    <w:tabs>
-                      <w:tab w:val="left" w:pos="1080"/>
-                      <w:tab w:val="left" w:pos="1276"/>
-                    </w:tabs>
-                    <w:rPr>
-                      <w:sz w:val="24"/>
-                      <w:szCs w:val="24"/>
-                      <w:lang w:val="sv-SE"/>
-                    </w:rPr>
-                  </w:pPr>
-                  <w:r>
-                    <w:rPr>
-                      <w:sz w:val="24"/>
-                      <w:szCs w:val="24"/>
-                      <w:lang w:val="sv-SE"/>
-                    </w:rPr>
-                    <w:t>:</w:t>
-                  </w:r>
-                </w:p>
-              </w:tc>
-              <w:tc>
-                <w:tcPr>
-                  <w:tcW w:w="6078" w:type="dxa"/>
-                </w:tcPr>
-                <w:p>
-                  <w:pPr>
-                    <w:tabs>
-                      <w:tab w:val="left" w:pos="1080"/>
-                      <w:tab w:val="left" w:pos="1276"/>
-                    </w:tabs>
-                    <w:ind w:left="-27"/>
-                    <w:rPr>
-                      <w:sz w:val="24"/>
-                      <w:szCs w:val="24"/>
-                      <w:lang w:val="sv-SE"/>
-                    </w:rPr>
-                  </w:pPr>
-                  <w:r>
-                    <w:rPr>
-                      <w:sz w:val="24"/>
-                      <w:szCs w:val="24"/>
-                    </w:rPr>
-                    <w:t>WISNU ADY SEPTIAN, S.IP.</w:t>
-                  </w:r>
-                </w:p>
-              </w:tc>
-            </w:tr>
-            <w:tr>
-              <w:tc>
-                <w:tcPr>
-                  <w:tcW w:w="600" w:type="dxa"/>
-                </w:tcPr>
-                <w:p>
-                  <w:pPr>
-                    <w:tabs>
-                      <w:tab w:val="left" w:pos="1080"/>
-                      <w:tab w:val="left" w:pos="1276"/>
-                    </w:tabs>
-                    <w:rPr>
-                      <w:sz w:val="24"/>
-                      <w:szCs w:val="24"/>
-                    </w:rPr>
-                  </w:pPr>
-                </w:p>
-              </w:tc>
-              <w:tc>
-                <w:tcPr>
-                  <w:tcW w:w="1559" w:type="dxa"/>
-                </w:tcPr>
-                <w:p>
-                  <w:pPr>
-                    <w:tabs>
-                      <w:tab w:val="left" w:pos="1080"/>
-                      <w:tab w:val="left" w:pos="1276"/>
-                    </w:tabs>
-                    <w:rPr>
-                      <w:sz w:val="24"/>
-                      <w:szCs w:val="24"/>
-                      <w:lang w:val="sv-SE"/>
-                    </w:rPr>
-                  </w:pPr>
-                  <w:proofErr w:type="spellStart"/>
-                  <w:r>
-                    <w:rPr>
-                      <w:sz w:val="24"/>
-                      <w:szCs w:val="24"/>
-                      <w:lang w:val="sv-SE"/>
-                    </w:rPr>
-                    <w:t>Pangkat</w:t>
-                  </w:r>
-                  <w:proofErr w:type="spellEnd"/>
-                  <w:r>
-                    <w:rPr>
-                      <w:sz w:val="24"/>
-                      <w:szCs w:val="24"/>
-                      <w:lang w:val="sv-SE"/>
-                    </w:rPr>
-                    <w:t>/gol</w:t>
-                  </w:r>
-                </w:p>
-              </w:tc>
-              <w:tc>
-                <w:tcPr>
-                  <w:tcW w:w="283" w:type="dxa"/>
-                </w:tcPr>
-                <w:p>
-                  <w:pPr>
-                    <w:tabs>
-                      <w:tab w:val="left" w:pos="1080"/>
-                      <w:tab w:val="left" w:pos="1276"/>
-                    </w:tabs>
-                    <w:rPr>
-                      <w:sz w:val="24"/>
-                      <w:szCs w:val="24"/>
-                      <w:lang w:val="sv-SE"/>
-                    </w:rPr>
-                  </w:pPr>
-                  <w:r>
-                    <w:rPr>
-                      <w:sz w:val="24"/>
-                      <w:szCs w:val="24"/>
-                      <w:lang w:val="sv-SE"/>
-                    </w:rPr>
-                    <w:t>:</w:t>
-                  </w:r>
-                </w:p>
-              </w:tc>
-              <w:tc>
-                <w:tcPr>
-                  <w:tcW w:w="6078" w:type="dxa"/>
-                </w:tcPr>
-                <w:p>
-                  <w:pPr>
-                    <w:tabs>
-                      <w:tab w:val="left" w:pos="1080"/>
-                      <w:tab w:val="left" w:pos="1276"/>
-                    </w:tabs>
-                    <w:ind w:left="-27"/>
-                    <w:rPr>
-                      <w:sz w:val="24"/>
-                      <w:szCs w:val="24"/>
-                      <w:lang w:val="sv-SE"/>
-                    </w:rPr>
-                  </w:pPr>
-                  <w:r>
-                    <w:rPr>
-                      <w:sz w:val="24"/>
-                      <w:szCs w:val="24"/>
-                      <w:lang w:val="it-IT"/>
-                    </w:rPr>
-                    <w:t>-/IX</w:t>
-                  </w:r>
-                </w:p>
-              </w:tc>
-            </w:tr>
-            <w:tr>
-              <w:tc>
-                <w:tcPr>
-                  <w:tcW w:w="600" w:type="dxa"/>
-                </w:tcPr>
-                <w:p>
-                  <w:pPr>
-                    <w:tabs>
-                      <w:tab w:val="left" w:pos="1080"/>
-                      <w:tab w:val="left" w:pos="1276"/>
-                    </w:tabs>
-                    <w:rPr>
-                      <w:sz w:val="24"/>
-                      <w:szCs w:val="24"/>
-                    </w:rPr>
-                  </w:pPr>
-                </w:p>
-              </w:tc>
-              <w:tc>
-                <w:tcPr>
-                  <w:tcW w:w="1559" w:type="dxa"/>
-                </w:tcPr>
-                <w:p>
-                  <w:pPr>
-                    <w:tabs>
-                      <w:tab w:val="left" w:pos="1080"/>
-                      <w:tab w:val="left" w:pos="1276"/>
-                    </w:tabs>
-                    <w:rPr>
-                      <w:sz w:val="24"/>
-                      <w:szCs w:val="24"/>
-                      <w:lang w:val="sv-SE"/>
-                    </w:rPr>
-                  </w:pPr>
-                  <w:r>
-                    <w:rPr>
-                      <w:sz w:val="24"/>
-                      <w:szCs w:val="24"/>
-                      <w:lang w:val="sv-SE"/>
-                    </w:rPr>
-                    <w:t>NIP</w:t>
-                  </w:r>
-                </w:p>
-              </w:tc>
-              <w:tc>
-                <w:tcPr>
-                  <w:tcW w:w="283" w:type="dxa"/>
-                </w:tcPr>
-                <w:p>
-                  <w:pPr>
-                    <w:tabs>
-                      <w:tab w:val="left" w:pos="1080"/>
-                      <w:tab w:val="left" w:pos="1276"/>
-                    </w:tabs>
-                    <w:rPr>
-                      <w:sz w:val="24"/>
-                      <w:szCs w:val="24"/>
-                      <w:lang w:val="sv-SE"/>
-                    </w:rPr>
-                  </w:pPr>
-                  <w:r>
-                    <w:rPr>
-                      <w:sz w:val="24"/>
-                      <w:szCs w:val="24"/>
-                      <w:lang w:val="sv-SE"/>
-                    </w:rPr>
-                    <w:t>:</w:t>
-                  </w:r>
-                </w:p>
-              </w:tc>
-              <w:tc>
-                <w:tcPr>
-                  <w:tcW w:w="6078" w:type="dxa"/>
-                </w:tcPr>
-                <w:p>
-                  <w:pPr>
-                    <w:tabs>
-                      <w:tab w:val="left" w:pos="1080"/>
-                      <w:tab w:val="left" w:pos="1276"/>
-                    </w:tabs>
-                    <w:ind w:left="-27"/>
-                    <w:rPr>
-                      <w:sz w:val="24"/>
-                      <w:szCs w:val="24"/>
-                      <w:lang w:val="sv-SE"/>
-                    </w:rPr>
-                  </w:pPr>
-                  <w:r>
-                    <w:rPr>
-                      <w:sz w:val="24"/>
-                      <w:szCs w:val="24"/>
-                    </w:rPr>
-                    <w:t>199309252024211018</w:t>
-                  </w:r>
-                </w:p>
-              </w:tc>
-            </w:tr>
-            <w:tr>
-              <w:tc>
-                <w:tcPr>
-                  <w:tcW w:w="600" w:type="dxa"/>
-                </w:tcPr>
-                <w:p>
-                  <w:pPr>
-                    <w:tabs>
-                      <w:tab w:val="left" w:pos="1080"/>
-                      <w:tab w:val="left" w:pos="1276"/>
-                    </w:tabs>
-                    <w:rPr>
-                      <w:sz w:val="24"/>
-                      <w:szCs w:val="24"/>
-                    </w:rPr>
-                  </w:pPr>
-                </w:p>
-              </w:tc>
-              <w:tc>
-                <w:tcPr>
-                  <w:tcW w:w="1559" w:type="dxa"/>
-                </w:tcPr>
-                <w:p>
-                  <w:pPr>
-                    <w:tabs>
-                      <w:tab w:val="left" w:pos="1080"/>
-                      <w:tab w:val="left" w:pos="1276"/>
-                    </w:tabs>
-                    <w:rPr>
-                      <w:sz w:val="24"/>
-                      <w:szCs w:val="24"/>
-                      <w:lang w:val="sv-SE"/>
-                    </w:rPr>
-                  </w:pPr>
-                  <w:proofErr w:type="spellStart"/>
-                  <w:r>
-                    <w:rPr>
-                      <w:sz w:val="24"/>
-                      <w:szCs w:val="24"/>
-                      <w:lang w:val="sv-SE"/>
-                    </w:rPr>
-                    <w:t>Jabatan</w:t>
-                  </w:r>
-                  <w:proofErr w:type="spellEnd"/>
-                </w:p>
-              </w:tc>
-              <w:tc>
-                <w:tcPr>
-                  <w:tcW w:w="283" w:type="dxa"/>
-                </w:tcPr>
-                <w:p>
-                  <w:pPr>
-                    <w:tabs>
-                      <w:tab w:val="left" w:pos="1080"/>
-                      <w:tab w:val="left" w:pos="1276"/>
-                    </w:tabs>
-                    <w:rPr>
-                      <w:sz w:val="24"/>
-                      <w:szCs w:val="24"/>
-                      <w:lang w:val="sv-SE"/>
-                    </w:rPr>
-                  </w:pPr>
-                  <w:r>
-                    <w:rPr>
-                      <w:sz w:val="24"/>
-                      <w:szCs w:val="24"/>
-                      <w:lang w:val="sv-SE"/>
-                    </w:rPr>
-                    <w:t>:</w:t>
-                  </w:r>
-                </w:p>
-              </w:tc>
-              <w:tc>
-                <w:tcPr>
-                  <w:tcW w:w="6078" w:type="dxa"/>
-                </w:tcPr>
-                <w:p>
-                  <w:pPr>
-                    <w:tabs>
-                      <w:tab w:val="left" w:pos="1080"/>
-                      <w:tab w:val="left" w:pos="1276"/>
-                    </w:tabs>
-                    <w:ind w:left="-27"/>
-                    <w:rPr>
-                      <w:sz w:val="24"/>
-                      <w:szCs w:val="24"/>
-                      <w:lang w:val="sv-SE"/>
-                    </w:rPr>
-                  </w:pPr>
-                  <w:r>
-                    <w:rPr>
-                      <w:sz w:val="24"/>
-                      <w:szCs w:val="24"/>
-                    </w:rPr>
-                    <w:t>Pranata Hubungan Masyarakat Ahli Pertama</w:t>
-                  </w:r>
-                </w:p>
-              </w:tc>
-            </w:tr>
-            <w:tr>
-              <w:tc>
-                <w:tcPr>
-                  <w:tcW w:w="600" w:type="dxa"/>
-                </w:tcPr>
-                <w:p>
-                  <w:pPr>
-                    <w:tabs>
-                      <w:tab w:val="left" w:pos="1080"/>
-                      <w:tab w:val="left" w:pos="1276"/>
-                    </w:tabs>
-                    <w:rPr>
-                      <w:sz w:val="24"/>
-                      <w:szCs w:val="24"/>
-                    </w:rPr>
-                  </w:pPr>
-                </w:p>
-              </w:tc>
-              <w:tc>
-                <w:tcPr>
-                  <w:tcW w:w="1559" w:type="dxa"/>
-                </w:tcPr>
-                <w:p>
-                  <w:pPr>
-                    <w:tabs>
-                      <w:tab w:val="left" w:pos="1080"/>
-                      <w:tab w:val="left" w:pos="1276"/>
-                    </w:tabs>
-                    <w:rPr>
-                      <w:sz w:val="24"/>
-                      <w:szCs w:val="24"/>
-                      <w:lang w:val="sv-SE"/>
-                    </w:rPr>
-                  </w:pPr>
-                </w:p>
-              </w:tc>
-              <w:tc>
-                <w:tcPr>
-                  <w:tcW w:w="283" w:type="dxa"/>
-                </w:tcPr>
-                <w:p>
-                  <w:pPr>
-                    <w:tabs>
-                      <w:tab w:val="left" w:pos="1080"/>
-                      <w:tab w:val="left" w:pos="1276"/>
-                    </w:tabs>
-                    <w:rPr>
-                      <w:sz w:val="24"/>
-                      <w:szCs w:val="24"/>
-                      <w:lang w:val="sv-SE"/>
-                    </w:rPr>
-                  </w:pPr>
-                </w:p>
-              </w:tc>
-              <w:tc>
-                <w:tcPr>
-                  <w:tcW w:w="6078" w:type="dxa"/>
-                </w:tcPr>
-                <w:p>
-                  <w:pPr>
-                    <w:tabs>
-                      <w:tab w:val="left" w:pos="1080"/>
-                      <w:tab w:val="left" w:pos="1276"/>
-                    </w:tabs>
-                    <w:ind w:left="-27"/>
-                    <w:rPr>
-                      <w:sz w:val="24"/>
-                      <w:szCs w:val="24"/>
-                      <w:lang w:val="sv-SE"/>
-                    </w:rPr>
-                  </w:pPr>
-                </w:p>
-              </w:tc>
-            </w:tr>
-            <w:tr>
-              <w:tc>
-                <w:tcPr>
-                  <w:tcW w:w="600" w:type="dxa"/>
-                </w:tcPr>
-                <w:p>
-                  <w:pPr>
-                    <w:tabs>
-                      <w:tab w:val="left" w:pos="1080"/>
-                      <w:tab w:val="left" w:pos="1276"/>
-                    </w:tabs>
-                    <w:rPr>
-                      <w:sz w:val="24"/>
-                      <w:szCs w:val="24"/>
-                    </w:rPr>
-                  </w:pPr>
-                  <w:r>
-                    <w:rPr>
-                      <w:sz w:val="24"/>
-                      <w:szCs w:val="24"/>
-                    </w:rPr>
-                    <w:t>2</w:t>
-                  </w:r>
-                  <w:r>
-                    <w:rPr>
-                      <w:sz w:val="24"/>
-                      <w:szCs w:val="24"/>
-                    </w:rPr>
-                    <w:t>.</w:t>
-                  </w:r>
-                </w:p>
-              </w:tc>
-              <w:tc>
-                <w:tcPr>
-                  <w:tcW w:w="1559" w:type="dxa"/>
-                </w:tcPr>
-                <w:p>
-                  <w:pPr>
-                    <w:tabs>
-                      <w:tab w:val="left" w:pos="1080"/>
-                      <w:tab w:val="left" w:pos="1276"/>
-                    </w:tabs>
-                    <w:rPr>
-                      <w:sz w:val="24"/>
-                      <w:szCs w:val="24"/>
-                      <w:lang w:val="sv-SE"/>
-                    </w:rPr>
-                  </w:pPr>
-                  <w:proofErr w:type="spellStart"/>
-                  <w:r>
-                    <w:rPr>
-                      <w:sz w:val="24"/>
-                      <w:szCs w:val="24"/>
-                      <w:lang w:val="sv-SE"/>
-                    </w:rPr>
-                    <w:t>Nama</w:t>
-                  </w:r>
-                  <w:proofErr w:type="spellEnd"/>
-                </w:p>
-              </w:tc>
-              <w:tc>
-                <w:tcPr>
-                  <w:tcW w:w="283" w:type="dxa"/>
-                </w:tcPr>
-                <w:p>
-                  <w:pPr>
-                    <w:tabs>
-                      <w:tab w:val="left" w:pos="1080"/>
-                      <w:tab w:val="left" w:pos="1276"/>
-                    </w:tabs>
-                    <w:rPr>
-                      <w:sz w:val="24"/>
-                      <w:szCs w:val="24"/>
-                      <w:lang w:val="sv-SE"/>
-                    </w:rPr>
-                  </w:pPr>
-                  <w:r>
-                    <w:rPr>
-                      <w:sz w:val="24"/>
-                      <w:szCs w:val="24"/>
-                      <w:lang w:val="sv-SE"/>
-                    </w:rPr>
-                    <w:t>:</w:t>
-                  </w:r>
-                </w:p>
-              </w:tc>
-              <w:tc>
-                <w:tcPr>
-                  <w:tcW w:w="6078" w:type="dxa"/>
-                </w:tcPr>
-                <w:p>
-                  <w:pPr>
-                    <w:tabs>
-                      <w:tab w:val="left" w:pos="1080"/>
-                      <w:tab w:val="left" w:pos="1276"/>
-                    </w:tabs>
-                    <w:ind w:left="-27"/>
-                    <w:rPr>
-                      <w:sz w:val="24"/>
-                      <w:szCs w:val="24"/>
-                      <w:lang w:val="sv-SE"/>
-                    </w:rPr>
-                  </w:pPr>
-                  <w:r>
-                    <w:rPr>
-                      <w:sz w:val="24"/>
-                      <w:szCs w:val="24"/>
-                      <w:lang w:val="sv-SE"/>
-                    </w:rPr>
-                    <w:t>ACHMAD RIZA MAULANA, S.T.</w:t>
-                  </w:r>
-                </w:p>
-              </w:tc>
-            </w:tr>
-            <w:tr>
-              <w:tc>
-                <w:tcPr>
-                  <w:tcW w:w="600" w:type="dxa"/>
-                </w:tcPr>
-                <w:p>
-                  <w:pPr>
-                    <w:tabs>
-                      <w:tab w:val="left" w:pos="1080"/>
-                      <w:tab w:val="left" w:pos="1276"/>
-                    </w:tabs>
-                    <w:rPr>
-                      <w:sz w:val="24"/>
-                      <w:szCs w:val="24"/>
-                    </w:rPr>
-                  </w:pPr>
-                </w:p>
-              </w:tc>
-              <w:tc>
-                <w:tcPr>
-                  <w:tcW w:w="1559" w:type="dxa"/>
-                </w:tcPr>
-                <w:p>
-                  <w:pPr>
-                    <w:tabs>
-                      <w:tab w:val="left" w:pos="1080"/>
-                      <w:tab w:val="left" w:pos="1276"/>
-                    </w:tabs>
-                    <w:rPr>
-                      <w:sz w:val="24"/>
-                      <w:szCs w:val="24"/>
-                      <w:lang w:val="sv-SE"/>
-                    </w:rPr>
-                  </w:pPr>
-                  <w:proofErr w:type="spellStart"/>
-                  <w:r>
-                    <w:rPr>
-                      <w:sz w:val="24"/>
-                      <w:szCs w:val="24"/>
-                      <w:lang w:val="sv-SE"/>
-                    </w:rPr>
-                    <w:t>Pangkat</w:t>
-                  </w:r>
-                  <w:proofErr w:type="spellEnd"/>
-                  <w:r>
-                    <w:rPr>
-                      <w:sz w:val="24"/>
-                      <w:szCs w:val="24"/>
-                      <w:lang w:val="sv-SE"/>
-                    </w:rPr>
-                    <w:t>/gol</w:t>
-                  </w:r>
-                </w:p>
-              </w:tc>
-              <w:tc>
-                <w:tcPr>
-                  <w:tcW w:w="283" w:type="dxa"/>
-                </w:tcPr>
-                <w:p>
-                  <w:pPr>
-                    <w:tabs>
-                      <w:tab w:val="left" w:pos="1080"/>
-                      <w:tab w:val="left" w:pos="1276"/>
-                    </w:tabs>
-                    <w:rPr>
-                      <w:sz w:val="24"/>
-                      <w:szCs w:val="24"/>
-                      <w:lang w:val="sv-SE"/>
-                    </w:rPr>
-                  </w:pPr>
-                  <w:r>
-                    <w:rPr>
-                      <w:sz w:val="24"/>
-                      <w:szCs w:val="24"/>
-                      <w:lang w:val="sv-SE"/>
-                    </w:rPr>
-                    <w:t>:</w:t>
-                  </w:r>
-                </w:p>
-              </w:tc>
-              <w:tc>
-                <w:tcPr>
-                  <w:tcW w:w="6078" w:type="dxa"/>
-                </w:tcPr>
-                <w:p>
-                  <w:pPr>
-                    <w:tabs>
-                      <w:tab w:val="left" w:pos="1080"/>
-                      <w:tab w:val="left" w:pos="1276"/>
-                    </w:tabs>
-                    <w:ind w:left="-27"/>
-                    <w:rPr>
-                      <w:sz w:val="24"/>
-                      <w:szCs w:val="24"/>
-                      <w:lang w:val="sv-SE"/>
-                    </w:rPr>
-                  </w:pPr>
-                  <w:r>
-                    <w:rPr>
-                      <w:sz w:val="24"/>
-                      <w:szCs w:val="24"/>
-                      <w:lang w:val="sv-SE"/>
-                    </w:rPr>
-                    <w:t>-/IX</w:t>
-                  </w:r>
-                </w:p>
-              </w:tc>
-            </w:tr>
-            <w:tr>
-              <w:tc>
-                <w:tcPr>
-                  <w:tcW w:w="600" w:type="dxa"/>
-                </w:tcPr>
-                <w:p>
-                  <w:pPr>
-                    <w:tabs>
-                      <w:tab w:val="left" w:pos="1080"/>
-                      <w:tab w:val="left" w:pos="1276"/>
-                    </w:tabs>
-                    <w:rPr>
-                      <w:sz w:val="24"/>
-                      <w:szCs w:val="24"/>
-                    </w:rPr>
-                  </w:pPr>
-                </w:p>
-              </w:tc>
-              <w:tc>
-                <w:tcPr>
-                  <w:tcW w:w="1559" w:type="dxa"/>
-                </w:tcPr>
-                <w:p>
-                  <w:pPr>
-                    <w:tabs>
-                      <w:tab w:val="left" w:pos="1080"/>
-                      <w:tab w:val="left" w:pos="1276"/>
-                    </w:tabs>
-                    <w:rPr>
-                      <w:sz w:val="24"/>
-                      <w:szCs w:val="24"/>
-                      <w:lang w:val="sv-SE"/>
-                    </w:rPr>
-                  </w:pPr>
-                  <w:r>
-                    <w:rPr>
-                      <w:sz w:val="24"/>
-                      <w:szCs w:val="24"/>
-                      <w:lang w:val="sv-SE"/>
-                    </w:rPr>
-                    <w:t>NIP</w:t>
-                  </w:r>
-                </w:p>
-              </w:tc>
-              <w:tc>
-                <w:tcPr>
-                  <w:tcW w:w="283" w:type="dxa"/>
-                </w:tcPr>
-                <w:p>
-                  <w:pPr>
-                    <w:tabs>
-                      <w:tab w:val="left" w:pos="1080"/>
-                      <w:tab w:val="left" w:pos="1276"/>
-                    </w:tabs>
-                    <w:rPr>
-                      <w:sz w:val="24"/>
-                      <w:szCs w:val="24"/>
-                      <w:lang w:val="sv-SE"/>
-                    </w:rPr>
-                  </w:pPr>
-                  <w:r>
-                    <w:rPr>
-                      <w:sz w:val="24"/>
-                      <w:szCs w:val="24"/>
-                      <w:lang w:val="sv-SE"/>
-                    </w:rPr>
-                    <w:t>:</w:t>
-                  </w:r>
-                </w:p>
-              </w:tc>
-              <w:tc>
-                <w:tcPr>
-                  <w:tcW w:w="6078" w:type="dxa"/>
-                </w:tcPr>
-                <w:p>
-                  <w:pPr>
-                    <w:tabs>
-                      <w:tab w:val="left" w:pos="1080"/>
-                      <w:tab w:val="left" w:pos="1276"/>
-                    </w:tabs>
-                    <w:ind w:left="-27"/>
-                    <w:rPr>
-                      <w:sz w:val="24"/>
-                      <w:szCs w:val="24"/>
-                      <w:lang w:val="sv-SE"/>
-                    </w:rPr>
-                  </w:pPr>
-                  <w:r>
-                    <w:rPr>
-                      <w:sz w:val="24"/>
-                      <w:szCs w:val="24"/>
-                    </w:rPr>
-                    <w:t>199606062025211002</w:t>
-                  </w:r>
-                </w:p>
-              </w:tc>
-            </w:tr>
-            <w:tr>
-              <w:tc>
-                <w:tcPr>
-                  <w:tcW w:w="600" w:type="dxa"/>
-                </w:tcPr>
-                <w:p>
-                  <w:pPr>
-                    <w:tabs>
-                      <w:tab w:val="left" w:pos="1080"/>
-                      <w:tab w:val="left" w:pos="1276"/>
-                    </w:tabs>
-                    <w:rPr>
-                      <w:sz w:val="24"/>
-                      <w:szCs w:val="24"/>
-                    </w:rPr>
-                  </w:pPr>
-                </w:p>
-              </w:tc>
-              <w:tc>
-                <w:tcPr>
-                  <w:tcW w:w="1559" w:type="dxa"/>
-                </w:tcPr>
-                <w:p>
-                  <w:pPr>
-                    <w:tabs>
-                      <w:tab w:val="left" w:pos="1080"/>
-                      <w:tab w:val="left" w:pos="1276"/>
-                    </w:tabs>
-                    <w:rPr>
-                      <w:sz w:val="24"/>
-                      <w:szCs w:val="24"/>
-                      <w:lang w:val="sv-SE"/>
-                    </w:rPr>
-                  </w:pPr>
-                  <w:proofErr w:type="spellStart"/>
-                  <w:r>
-                    <w:rPr>
-                      <w:sz w:val="24"/>
-                      <w:szCs w:val="24"/>
-                      <w:lang w:val="sv-SE"/>
-                    </w:rPr>
-                    <w:t>Jabatan</w:t>
-                  </w:r>
-                  <w:proofErr w:type="spellEnd"/>
-                </w:p>
-              </w:tc>
-              <w:tc>
-                <w:tcPr>
-                  <w:tcW w:w="283" w:type="dxa"/>
-                </w:tcPr>
-                <w:p>
-                  <w:pPr>
-                    <w:tabs>
-                      <w:tab w:val="left" w:pos="1080"/>
-                      <w:tab w:val="left" w:pos="1276"/>
-                    </w:tabs>
-                    <w:rPr>
-                      <w:sz w:val="24"/>
-                      <w:szCs w:val="24"/>
-                      <w:lang w:val="sv-SE"/>
-                    </w:rPr>
-                  </w:pPr>
-                  <w:r>
-                    <w:rPr>
-                      <w:sz w:val="24"/>
-                      <w:szCs w:val="24"/>
-                      <w:lang w:val="sv-SE"/>
-                    </w:rPr>
-                    <w:t>:</w:t>
-                  </w:r>
-                </w:p>
-              </w:tc>
-              <w:tc>
-                <w:tcPr>
-                  <w:tcW w:w="6078" w:type="dxa"/>
-                </w:tcPr>
-                <w:p>
-                  <w:pPr>
-                    <w:tabs>
-                      <w:tab w:val="left" w:pos="1080"/>
-                      <w:tab w:val="left" w:pos="1276"/>
-                    </w:tabs>
-                    <w:ind w:left="-27"/>
-                    <w:rPr>
-                      <w:sz w:val="24"/>
-                      <w:szCs w:val="24"/>
-                      <w:lang w:val="sv-SE"/>
-                    </w:rPr>
-                  </w:pPr>
-                  <w:proofErr w:type="spellStart"/>
-                  <w:r>
-                    <w:rPr>
-                      <w:sz w:val="24"/>
-                      <w:szCs w:val="24"/>
-                      <w:lang w:val="sv-SE"/>
-                    </w:rPr>
-                    <w:t>Penata</w:t>
-                  </w:r>
-                  <w:proofErr w:type="spellEnd"/>
-                  <w:r>
-                    <w:rPr>
-                      <w:sz w:val="24"/>
-                      <w:szCs w:val="24"/>
-                      <w:lang w:val="sv-SE"/>
-                    </w:rPr>
-                    <w:t xml:space="preserve"> </w:t>
-                  </w:r>
-                  <w:proofErr w:type="spellStart"/>
-                  <w:r>
-                    <w:rPr>
-                      <w:sz w:val="24"/>
-                      <w:szCs w:val="24"/>
-                      <w:lang w:val="sv-SE"/>
-                    </w:rPr>
-                    <w:t>Layanan</w:t>
-                  </w:r>
-                  <w:proofErr w:type="spellEnd"/>
-                  <w:r>
-                    <w:rPr>
-                      <w:sz w:val="24"/>
-                      <w:szCs w:val="24"/>
-                      <w:lang w:val="sv-SE"/>
-                    </w:rPr>
-                    <w:t xml:space="preserve"> </w:t>
-                  </w:r>
-                  <w:proofErr w:type="spellStart"/>
-                  <w:r>
-                    <w:rPr>
-                      <w:sz w:val="24"/>
-                      <w:szCs w:val="24"/>
-                      <w:lang w:val="sv-SE"/>
-                    </w:rPr>
-                    <w:t>Operasional</w:t>
-                  </w:r>
-                  <w:proofErr w:type="spellEnd"/>
-                  <w:r>
-                    <w:rPr>
-                      <w:sz w:val="24"/>
-                      <w:szCs w:val="24"/>
-                      <w:lang w:val="sv-SE"/>
-                    </w:rPr>
-                    <w:t xml:space="preserve"> </w:t>
-                  </w:r>
-                </w:p>
-              </w:tc>
-            </w:tr>
-            <w:tr>
-              <w:tc>
-                <w:tcPr>
-                  <w:tcW w:w="600" w:type="dxa"/>
-                </w:tcPr>
-                <w:p>
-                  <w:pPr>
-                    <w:tabs>
-                      <w:tab w:val="left" w:pos="1080"/>
-                      <w:tab w:val="left" w:pos="1276"/>
-                    </w:tabs>
-                    <w:rPr>
-                      <w:sz w:val="24"/>
-                      <w:szCs w:val="24"/>
-                    </w:rPr>
-                  </w:pPr>
-                </w:p>
-              </w:tc>
-              <w:tc>
-                <w:tcPr>
-                  <w:tcW w:w="1559" w:type="dxa"/>
-                </w:tcPr>
-                <w:p>
-                  <w:pPr>
-                    <w:tabs>
-                      <w:tab w:val="left" w:pos="1080"/>
-                      <w:tab w:val="left" w:pos="1276"/>
-                    </w:tabs>
-                    <w:rPr>
-                      <w:sz w:val="24"/>
-                      <w:szCs w:val="24"/>
-                      <w:lang w:val="sv-SE"/>
-                    </w:rPr>
-                  </w:pPr>
-                </w:p>
-              </w:tc>
-              <w:tc>
-                <w:tcPr>
-                  <w:tcW w:w="283" w:type="dxa"/>
-                </w:tcPr>
-                <w:p>
-                  <w:pPr>
-                    <w:tabs>
-                      <w:tab w:val="left" w:pos="1080"/>
-                      <w:tab w:val="left" w:pos="1276"/>
-                    </w:tabs>
-                    <w:rPr>
-                      <w:sz w:val="24"/>
-                      <w:szCs w:val="24"/>
-                      <w:lang w:val="sv-SE"/>
-                    </w:rPr>
-                  </w:pPr>
-                </w:p>
-              </w:tc>
-              <w:tc>
-                <w:tcPr>
-                  <w:tcW w:w="6078" w:type="dxa"/>
-                </w:tcPr>
-                <w:p>
-                  <w:pPr>
-                    <w:tabs>
-                      <w:tab w:val="left" w:pos="1080"/>
-                      <w:tab w:val="left" w:pos="1276"/>
-                    </w:tabs>
-                    <w:ind w:left="-27"/>
-                    <w:rPr>
-                      <w:sz w:val="24"/>
-                      <w:szCs w:val="24"/>
-                      <w:lang w:val="sv-SE"/>
-                    </w:rPr>
-                  </w:pPr>
-                </w:p>
-              </w:tc>
-            </w:tr>
-          </w:tbl>
+        </w:tc>
+      </w:tr>
+    </w:tbl>
+    <w:tbl>
+      <w:tblPr>
+        <w:tblW w:type="auto" w:w="0"/>
+        <w:tblLayout w:type="fixed"/>
+        <w:tblLook w:firstColumn="1" w:firstRow="1" w:lastColumn="0" w:lastRow="0" w:noHBand="0" w:noVBand="1" w:val="04A0"/>
+        <w:tblBorders>
+          <w:top w:val="nil"/>
+          <w:left w:val="nil"/>
+          <w:bottom w:val="nil"/>
+          <w:right w:val="nil"/>
+          <w:insideH w:val="nil"/>
+          <w:insideV w:val="nil"/>
+        </w:tblBorders>
+        <w:tblInd w:w="1440" w:type="dxa"/>
+      </w:tblPr>
+      <w:tblGrid>
+        <w:gridCol w:w="547"/>
+        <w:gridCol w:w="1728"/>
+        <w:gridCol w:w="317"/>
+        <w:gridCol w:w="5587"/>
+      </w:tblGrid>
+      <w:tr>
+        <w:trPr>
+          <w:cantSplit/>
+        </w:trPr>
+        <w:tc>
+          <w:tcPr>
+            <w:tcW w:type="dxa" w:w="547"/>
+            <w:vAlign w:val="top"/>
+            <w:tcMar>
+              <w:top w:w="0" w:type="dxa"/>
+              <w:start w:w="0" w:type="dxa"/>
+              <w:bottom w:w="0" w:type="dxa"/>
+              <w:end w:w="35" w:type="dxa"/>
+            </w:tcMar>
+          </w:tcPr>
           <w:p>
             <w:pPr>
-              <w:tabs>
-                <w:tab w:val="left" w:pos="1080"/>
-                <w:tab w:val="left" w:pos="1276"/>
-              </w:tabs>
-              <w:rPr>
-                <w:sz w:val="24"/>
-                <w:szCs w:val="24"/>
-              </w:rPr>
+              <w:keepNext w:val="0"/>
+              <w:spacing w:before="0" w:after="0" w:line="240" w:lineRule="auto"/>
             </w:pPr>
+            <w:r>
+              <w:rPr>
+                <w:rFonts w:ascii="Arial" w:hAnsi="Arial" w:eastAsia="Arial" w:cs="Arial"/>
+                <w:sz w:val="24"/>
+              </w:rPr>
+            </w:r>
+            <w:r>
+              <w:rPr>
+                <w:rFonts w:ascii="Arial" w:hAnsi="Arial" w:eastAsia="Arial" w:cs="Arial"/>
+                <w:b w:val="0"/>
+                <w:sz w:val="24"/>
+                <w:u w:val="none"/>
+              </w:rPr>
+              <w:t>1.</w:t>
+            </w:r>
+          </w:p>
+        </w:tc>
+        <w:tc>
+          <w:tcPr>
+            <w:tcW w:type="dxa" w:w="1728"/>
+            <w:vAlign w:val="top"/>
+            <w:tcMar>
+              <w:top w:w="0" w:type="dxa"/>
+              <w:start w:w="0" w:type="dxa"/>
+              <w:bottom w:w="0" w:type="dxa"/>
+              <w:end w:w="35" w:type="dxa"/>
+            </w:tcMar>
+          </w:tcPr>
+          <w:p>
+            <w:pPr>
+              <w:keepNext/>
+              <w:spacing w:before="0" w:after="0" w:line="240" w:lineRule="auto"/>
+            </w:pPr>
+            <w:r>
+              <w:rPr>
+                <w:rFonts w:ascii="Arial" w:hAnsi="Arial" w:eastAsia="Arial" w:cs="Arial"/>
+                <w:sz w:val="24"/>
+              </w:rPr>
+            </w:r>
+            <w:r>
+              <w:rPr>
+                <w:rFonts w:ascii="Arial" w:hAnsi="Arial" w:eastAsia="Arial" w:cs="Arial"/>
+                <w:b w:val="0"/>
+                <w:sz w:val="24"/>
+                <w:u w:val="none"/>
+              </w:rPr>
+              <w:t>Nama</w:t>
+            </w:r>
+          </w:p>
+          <w:p>
+            <w:pPr>
+              <w:keepNext/>
+              <w:spacing w:before="0" w:after="0" w:line="240" w:lineRule="auto"/>
+            </w:pPr>
+            <w:r>
+              <w:rPr>
+                <w:rFonts w:ascii="Arial" w:hAnsi="Arial" w:eastAsia="Arial" w:cs="Arial"/>
+                <w:b w:val="0"/>
+                <w:sz w:val="24"/>
+                <w:u w:val="none"/>
+              </w:rPr>
+              <w:t>Pangkat/gol</w:t>
+            </w:r>
+          </w:p>
+          <w:p>
+            <w:pPr>
+              <w:keepNext/>
+              <w:spacing w:before="0" w:after="0" w:line="240" w:lineRule="auto"/>
+            </w:pPr>
+            <w:r>
+              <w:rPr>
+                <w:rFonts w:ascii="Arial" w:hAnsi="Arial" w:eastAsia="Arial" w:cs="Arial"/>
+                <w:b w:val="0"/>
+                <w:sz w:val="24"/>
+                <w:u w:val="none"/>
+              </w:rPr>
+              <w:t>NIP</w:t>
+            </w:r>
+          </w:p>
+          <w:p>
+            <w:pPr>
+              <w:keepNext w:val="0"/>
+              <w:spacing w:before="0" w:after="160" w:line="240" w:lineRule="auto"/>
+            </w:pPr>
+            <w:r>
+              <w:rPr>
+                <w:rFonts w:ascii="Arial" w:hAnsi="Arial" w:eastAsia="Arial" w:cs="Arial"/>
+                <w:b w:val="0"/>
+                <w:sz w:val="24"/>
+                <w:u w:val="none"/>
+              </w:rPr>
+              <w:t>Jabatan</w:t>
+            </w:r>
+          </w:p>
+        </w:tc>
+        <w:tc>
+          <w:tcPr>
+            <w:tcW w:type="dxa" w:w="317"/>
+            <w:vAlign w:val="top"/>
+            <w:tcMar>
+              <w:top w:w="0" w:type="dxa"/>
+              <w:start w:w="0" w:type="dxa"/>
+              <w:bottom w:w="0" w:type="dxa"/>
+              <w:end w:w="35" w:type="dxa"/>
+            </w:tcMar>
+          </w:tcPr>
+          <w:p>
+            <w:pPr>
+              <w:keepNext/>
+              <w:spacing w:before="0" w:after="0" w:line="240" w:lineRule="auto"/>
+            </w:pPr>
+            <w:r>
+              <w:rPr>
+                <w:rFonts w:ascii="Arial" w:hAnsi="Arial" w:eastAsia="Arial" w:cs="Arial"/>
+                <w:sz w:val="24"/>
+              </w:rPr>
+            </w:r>
+            <w:r>
+              <w:rPr>
+                <w:rFonts w:ascii="Arial" w:hAnsi="Arial" w:eastAsia="Arial" w:cs="Arial"/>
+                <w:b w:val="0"/>
+                <w:sz w:val="24"/>
+                <w:u w:val="none"/>
+              </w:rPr>
+              <w:t>:</w:t>
+            </w:r>
+          </w:p>
+          <w:p>
+            <w:pPr>
+              <w:keepNext/>
+              <w:spacing w:before="0" w:after="0" w:line="240" w:lineRule="auto"/>
+            </w:pPr>
+            <w:r>
+              <w:rPr>
+                <w:rFonts w:ascii="Arial" w:hAnsi="Arial" w:eastAsia="Arial" w:cs="Arial"/>
+                <w:b w:val="0"/>
+                <w:sz w:val="24"/>
+                <w:u w:val="none"/>
+              </w:rPr>
+              <w:t>:</w:t>
+            </w:r>
+          </w:p>
+          <w:p>
+            <w:pPr>
+              <w:keepNext/>
+              <w:spacing w:before="0" w:after="0" w:line="240" w:lineRule="auto"/>
+            </w:pPr>
+            <w:r>
+              <w:rPr>
+                <w:rFonts w:ascii="Arial" w:hAnsi="Arial" w:eastAsia="Arial" w:cs="Arial"/>
+                <w:b w:val="0"/>
+                <w:sz w:val="24"/>
+                <w:u w:val="none"/>
+              </w:rPr>
+              <w:t>:</w:t>
+            </w:r>
+          </w:p>
+          <w:p>
+            <w:pPr>
+              <w:keepNext w:val="0"/>
+              <w:spacing w:before="0" w:after="160" w:line="240" w:lineRule="auto"/>
+            </w:pPr>
+            <w:r>
+              <w:rPr>
+                <w:rFonts w:ascii="Arial" w:hAnsi="Arial" w:eastAsia="Arial" w:cs="Arial"/>
+                <w:b w:val="0"/>
+                <w:sz w:val="24"/>
+                <w:u w:val="none"/>
+              </w:rPr>
+              <w:t>:</w:t>
+            </w:r>
+          </w:p>
+        </w:tc>
+        <w:tc>
+          <w:tcPr>
+            <w:tcW w:type="dxa" w:w="5587"/>
+            <w:vAlign w:val="top"/>
+            <w:tcMar>
+              <w:top w:w="0" w:type="dxa"/>
+              <w:start w:w="0" w:type="dxa"/>
+              <w:bottom w:w="0" w:type="dxa"/>
+              <w:end w:w="35" w:type="dxa"/>
+            </w:tcMar>
+          </w:tcPr>
+          <w:p>
+            <w:pPr>
+              <w:keepNext/>
+              <w:spacing w:before="0" w:after="0" w:line="240" w:lineRule="auto"/>
+            </w:pPr>
+            <w:r>
+              <w:rPr>
+                <w:rFonts w:ascii="Arial" w:hAnsi="Arial" w:eastAsia="Arial" w:cs="Arial"/>
+                <w:sz w:val="24"/>
+              </w:rPr>
+            </w:r>
+            <w:r>
+              <w:rPr>
+                <w:rFonts w:ascii="Arial" w:hAnsi="Arial" w:eastAsia="Arial" w:cs="Arial"/>
+                <w:b w:val="0"/>
+                <w:sz w:val="24"/>
+                <w:u w:val="none"/>
+              </w:rPr>
+              <w:t>WISNU ADY SEPTIAN, S.IP.</w:t>
+            </w:r>
+          </w:p>
+          <w:p>
+            <w:pPr>
+              <w:keepNext/>
+              <w:spacing w:before="0" w:after="0" w:line="240" w:lineRule="auto"/>
+            </w:pPr>
+            <w:r>
+              <w:rPr>
+                <w:rFonts w:ascii="Arial" w:hAnsi="Arial" w:eastAsia="Arial" w:cs="Arial"/>
+                <w:b w:val="0"/>
+                <w:sz w:val="24"/>
+                <w:u w:val="none"/>
+              </w:rPr>
+              <w:t>-/IX</w:t>
+            </w:r>
+          </w:p>
+          <w:p>
+            <w:pPr>
+              <w:keepNext/>
+              <w:spacing w:before="0" w:after="0" w:line="240" w:lineRule="auto"/>
+            </w:pPr>
+            <w:r>
+              <w:rPr>
+                <w:rFonts w:ascii="Arial" w:hAnsi="Arial" w:eastAsia="Arial" w:cs="Arial"/>
+                <w:b w:val="0"/>
+                <w:sz w:val="24"/>
+                <w:u w:val="none"/>
+              </w:rPr>
+              <w:t>199309252024211018</w:t>
+            </w:r>
+          </w:p>
+          <w:p>
+            <w:pPr>
+              <w:keepNext w:val="0"/>
+              <w:spacing w:before="0" w:after="160" w:line="240" w:lineRule="auto"/>
+            </w:pPr>
+            <w:r>
+              <w:rPr>
+                <w:rFonts w:ascii="Arial" w:hAnsi="Arial" w:eastAsia="Arial" w:cs="Arial"/>
+                <w:b w:val="0"/>
+                <w:sz w:val="24"/>
+                <w:u w:val="none"/>
+              </w:rPr>
+              <w:t>Pranata Hubungan Masyarakat Ahli Pertama</w:t>
+            </w:r>
+          </w:p>
+        </w:tc>
+      </w:tr>
+      <w:tr>
+        <w:trPr>
+          <w:cantSplit/>
+        </w:trPr>
+        <w:tc>
+          <w:tcPr>
+            <w:tcW w:type="dxa" w:w="547"/>
+            <w:vAlign w:val="top"/>
+            <w:tcMar>
+              <w:top w:w="0" w:type="dxa"/>
+              <w:start w:w="0" w:type="dxa"/>
+              <w:bottom w:w="0" w:type="dxa"/>
+              <w:end w:w="35" w:type="dxa"/>
+            </w:tcMar>
+          </w:tcPr>
+          <w:p>
+            <w:pPr>
+              <w:keepNext w:val="0"/>
+              <w:spacing w:before="0" w:after="0" w:line="240" w:lineRule="auto"/>
+            </w:pPr>
+            <w:r>
+              <w:rPr>
+                <w:rFonts w:ascii="Arial" w:hAnsi="Arial" w:eastAsia="Arial" w:cs="Arial"/>
+                <w:sz w:val="24"/>
+              </w:rPr>
+            </w:r>
+            <w:r>
+              <w:rPr>
+                <w:rFonts w:ascii="Arial" w:hAnsi="Arial" w:eastAsia="Arial" w:cs="Arial"/>
+                <w:b w:val="0"/>
+                <w:sz w:val="24"/>
+                <w:u w:val="none"/>
+              </w:rPr>
+              <w:t>2.</w:t>
+            </w:r>
+          </w:p>
+        </w:tc>
+        <w:tc>
+          <w:tcPr>
+            <w:tcW w:type="dxa" w:w="1728"/>
+            <w:vAlign w:val="top"/>
+            <w:tcMar>
+              <w:top w:w="0" w:type="dxa"/>
+              <w:start w:w="0" w:type="dxa"/>
+              <w:bottom w:w="0" w:type="dxa"/>
+              <w:end w:w="35" w:type="dxa"/>
+            </w:tcMar>
+          </w:tcPr>
+          <w:p>
+            <w:pPr>
+              <w:keepNext/>
+              <w:spacing w:before="0" w:after="0" w:line="240" w:lineRule="auto"/>
+            </w:pPr>
+            <w:r>
+              <w:rPr>
+                <w:rFonts w:ascii="Arial" w:hAnsi="Arial" w:eastAsia="Arial" w:cs="Arial"/>
+                <w:sz w:val="24"/>
+              </w:rPr>
+            </w:r>
+            <w:r>
+              <w:rPr>
+                <w:rFonts w:ascii="Arial" w:hAnsi="Arial" w:eastAsia="Arial" w:cs="Arial"/>
+                <w:b w:val="0"/>
+                <w:sz w:val="24"/>
+                <w:u w:val="none"/>
+              </w:rPr>
+              <w:t>Nama</w:t>
+            </w:r>
+          </w:p>
+          <w:p>
+            <w:pPr>
+              <w:keepNext/>
+              <w:spacing w:before="0" w:after="0" w:line="240" w:lineRule="auto"/>
+            </w:pPr>
+            <w:r>
+              <w:rPr>
+                <w:rFonts w:ascii="Arial" w:hAnsi="Arial" w:eastAsia="Arial" w:cs="Arial"/>
+                <w:b w:val="0"/>
+                <w:sz w:val="24"/>
+                <w:u w:val="none"/>
+              </w:rPr>
+              <w:t>Pangkat/gol</w:t>
+            </w:r>
+          </w:p>
+          <w:p>
+            <w:pPr>
+              <w:keepNext/>
+              <w:spacing w:before="0" w:after="0" w:line="240" w:lineRule="auto"/>
+            </w:pPr>
+            <w:r>
+              <w:rPr>
+                <w:rFonts w:ascii="Arial" w:hAnsi="Arial" w:eastAsia="Arial" w:cs="Arial"/>
+                <w:b w:val="0"/>
+                <w:sz w:val="24"/>
+                <w:u w:val="none"/>
+              </w:rPr>
+              <w:t>NIP</w:t>
+            </w:r>
+          </w:p>
+          <w:p>
+            <w:pPr>
+              <w:keepNext w:val="0"/>
+              <w:spacing w:before="0" w:after="160" w:line="240" w:lineRule="auto"/>
+            </w:pPr>
+            <w:r>
+              <w:rPr>
+                <w:rFonts w:ascii="Arial" w:hAnsi="Arial" w:eastAsia="Arial" w:cs="Arial"/>
+                <w:b w:val="0"/>
+                <w:sz w:val="24"/>
+                <w:u w:val="none"/>
+              </w:rPr>
+              <w:t>Jabatan</w:t>
+            </w:r>
+          </w:p>
+        </w:tc>
+        <w:tc>
+          <w:tcPr>
+            <w:tcW w:type="dxa" w:w="317"/>
+            <w:vAlign w:val="top"/>
+            <w:tcMar>
+              <w:top w:w="0" w:type="dxa"/>
+              <w:start w:w="0" w:type="dxa"/>
+              <w:bottom w:w="0" w:type="dxa"/>
+              <w:end w:w="35" w:type="dxa"/>
+            </w:tcMar>
+          </w:tcPr>
+          <w:p>
+            <w:pPr>
+              <w:keepNext/>
+              <w:spacing w:before="0" w:after="0" w:line="240" w:lineRule="auto"/>
+            </w:pPr>
+            <w:r>
+              <w:rPr>
+                <w:rFonts w:ascii="Arial" w:hAnsi="Arial" w:eastAsia="Arial" w:cs="Arial"/>
+                <w:sz w:val="24"/>
+              </w:rPr>
+            </w:r>
+            <w:r>
+              <w:rPr>
+                <w:rFonts w:ascii="Arial" w:hAnsi="Arial" w:eastAsia="Arial" w:cs="Arial"/>
+                <w:b w:val="0"/>
+                <w:sz w:val="24"/>
+                <w:u w:val="none"/>
+              </w:rPr>
+              <w:t>:</w:t>
+            </w:r>
+          </w:p>
+          <w:p>
+            <w:pPr>
+              <w:keepNext/>
+              <w:spacing w:before="0" w:after="0" w:line="240" w:lineRule="auto"/>
+            </w:pPr>
+            <w:r>
+              <w:rPr>
+                <w:rFonts w:ascii="Arial" w:hAnsi="Arial" w:eastAsia="Arial" w:cs="Arial"/>
+                <w:b w:val="0"/>
+                <w:sz w:val="24"/>
+                <w:u w:val="none"/>
+              </w:rPr>
+              <w:t>:</w:t>
+            </w:r>
+          </w:p>
+          <w:p>
+            <w:pPr>
+              <w:keepNext/>
+              <w:spacing w:before="0" w:after="0" w:line="240" w:lineRule="auto"/>
+            </w:pPr>
+            <w:r>
+              <w:rPr>
+                <w:rFonts w:ascii="Arial" w:hAnsi="Arial" w:eastAsia="Arial" w:cs="Arial"/>
+                <w:b w:val="0"/>
+                <w:sz w:val="24"/>
+                <w:u w:val="none"/>
+              </w:rPr>
+              <w:t>:</w:t>
+            </w:r>
+          </w:p>
+          <w:p>
+            <w:pPr>
+              <w:keepNext w:val="0"/>
+              <w:spacing w:before="0" w:after="160" w:line="240" w:lineRule="auto"/>
+            </w:pPr>
+            <w:r>
+              <w:rPr>
+                <w:rFonts w:ascii="Arial" w:hAnsi="Arial" w:eastAsia="Arial" w:cs="Arial"/>
+                <w:b w:val="0"/>
+                <w:sz w:val="24"/>
+                <w:u w:val="none"/>
+              </w:rPr>
+              <w:t>:</w:t>
+            </w:r>
+          </w:p>
+        </w:tc>
+        <w:tc>
+          <w:tcPr>
+            <w:tcW w:type="dxa" w:w="5587"/>
+            <w:vAlign w:val="top"/>
+            <w:tcMar>
+              <w:top w:w="0" w:type="dxa"/>
+              <w:start w:w="0" w:type="dxa"/>
+              <w:bottom w:w="0" w:type="dxa"/>
+              <w:end w:w="35" w:type="dxa"/>
+            </w:tcMar>
+          </w:tcPr>
+          <w:p>
+            <w:pPr>
+              <w:keepNext/>
+              <w:spacing w:before="0" w:after="0" w:line="240" w:lineRule="auto"/>
+            </w:pPr>
+            <w:r>
+              <w:rPr>
+                <w:rFonts w:ascii="Arial" w:hAnsi="Arial" w:eastAsia="Arial" w:cs="Arial"/>
+                <w:sz w:val="24"/>
+              </w:rPr>
+            </w:r>
+            <w:r>
+              <w:rPr>
+                <w:rFonts w:ascii="Arial" w:hAnsi="Arial" w:eastAsia="Arial" w:cs="Arial"/>
+                <w:b w:val="0"/>
+                <w:sz w:val="24"/>
+                <w:u w:val="none"/>
+              </w:rPr>
+              <w:t>ACHMAD RIZA MAULANA, S.T.</w:t>
+            </w:r>
+          </w:p>
+          <w:p>
+            <w:pPr>
+              <w:keepNext/>
+              <w:spacing w:before="0" w:after="0" w:line="240" w:lineRule="auto"/>
+            </w:pPr>
+            <w:r>
+              <w:rPr>
+                <w:rFonts w:ascii="Arial" w:hAnsi="Arial" w:eastAsia="Arial" w:cs="Arial"/>
+                <w:b w:val="0"/>
+                <w:sz w:val="24"/>
+                <w:u w:val="none"/>
+              </w:rPr>
+              <w:t>-/IX</w:t>
+            </w:r>
+          </w:p>
+          <w:p>
+            <w:pPr>
+              <w:keepNext/>
+              <w:spacing w:before="0" w:after="0" w:line="240" w:lineRule="auto"/>
+            </w:pPr>
+            <w:r>
+              <w:rPr>
+                <w:rFonts w:ascii="Arial" w:hAnsi="Arial" w:eastAsia="Arial" w:cs="Arial"/>
+                <w:b w:val="0"/>
+                <w:sz w:val="24"/>
+                <w:u w:val="none"/>
+              </w:rPr>
+              <w:t>199606062025211002</w:t>
+            </w:r>
+          </w:p>
+          <w:p>
+            <w:pPr>
+              <w:keepNext w:val="0"/>
+              <w:spacing w:before="0" w:after="160" w:line="240" w:lineRule="auto"/>
+            </w:pPr>
+            <w:r>
+              <w:rPr>
+                <w:rFonts w:ascii="Arial" w:hAnsi="Arial" w:eastAsia="Arial" w:cs="Arial"/>
+                <w:b w:val="0"/>
+                <w:sz w:val="24"/>
+                <w:u w:val="none"/>
+              </w:rPr>
+              <w:t>Penata Layanan Operasional</w:t>
+            </w:r>
           </w:p>
         </w:tc>
       </w:tr>
@@ -1911,222 +1286,14 @@
       </w:pPr>
       <w:r>
         <w:rPr>
-          <w:rFonts w:ascii="Arial" w:eastAsia="Arial" w:hAnsi="Arial" w:cs="Arial"/>
+          <w:rFonts w:ascii="Arial" w:hAnsi="Arial" w:eastAsia="Arial" w:cs="Arial"/>
           <w:sz w:val="24"/>
-          <w:szCs w:val="24"/>
         </w:rPr>
         <w:t>UNTUK</w:t>
-      </w:r>
-      <w:r>
-        <w:rPr>
-          <w:rFonts w:ascii="Arial" w:eastAsia="Arial" w:hAnsi="Arial" w:cs="Arial"/>
-          <w:sz w:val="24"/>
-          <w:szCs w:val="24"/>
-        </w:rPr>
         <w:tab/>
         <w:t>:</w:t>
-      </w:r>
-      <w:r>
-        <w:rPr>
-          <w:rFonts w:ascii="Arial" w:eastAsia="Arial" w:hAnsi="Arial" w:cs="Arial"/>
-          <w:sz w:val="24"/>
-          <w:szCs w:val="24"/>
-        </w:rPr>
         <w:tab/>
-      </w:r>
-      <w:r>
-        <w:rPr>
-          <w:rFonts w:ascii="Arial" w:eastAsia="Arial" w:hAnsi="Arial" w:cs="Arial"/>
-          <w:sz w:val="24"/>
-          <w:szCs w:val="24"/>
-        </w:rPr>
-        <w:t>Perjalanan Dinas</w:t>
-      </w:r>
-      <w:r>
-        <w:rPr>
-          <w:rFonts w:ascii="Arial" w:eastAsia="Arial" w:hAnsi="Arial" w:cs="Arial"/>
-          <w:sz w:val="24"/>
-          <w:szCs w:val="24"/>
-        </w:rPr>
-        <w:t xml:space="preserve"> ke</w:t>
-      </w:r>
-      <w:r>
-        <w:rPr>
-          <w:rFonts w:ascii="Arial" w:eastAsia="Arial" w:hAnsi="Arial" w:cs="Arial"/>
-          <w:sz w:val="24"/>
-          <w:szCs w:val="24"/>
-        </w:rPr>
-        <w:t xml:space="preserve"> </w:t>
-      </w:r>
-      <w:r>
-        <w:rPr>
-          <w:rFonts w:ascii="Arial" w:eastAsia="Arial" w:hAnsi="Arial" w:cs="Arial"/>
-          <w:sz w:val="24"/>
-          <w:szCs w:val="24"/>
-        </w:rPr>
-        <w:t xml:space="preserve">Kabupaten </w:t>
-      </w:r>
-      <w:r>
-        <w:rPr>
-          <w:rFonts w:ascii="Arial" w:eastAsia="Arial" w:hAnsi="Arial" w:cs="Arial"/>
-          <w:sz w:val="24"/>
-          <w:szCs w:val="24"/>
-        </w:rPr>
-        <w:t>Ponorogo</w:t>
-      </w:r>
-      <w:r>
-        <w:rPr>
-          <w:rFonts w:ascii="Arial" w:eastAsia="Arial" w:hAnsi="Arial" w:cs="Arial"/>
-          <w:sz w:val="24"/>
-          <w:szCs w:val="24"/>
-        </w:rPr>
-        <w:t xml:space="preserve"> dalam rangka </w:t>
-      </w:r>
-      <w:r>
-        <w:rPr>
-          <w:rFonts w:ascii="Arial" w:eastAsia="Arial" w:hAnsi="Arial" w:cs="Arial"/>
-          <w:sz w:val="24"/>
-          <w:szCs w:val="24"/>
-        </w:rPr>
-        <w:t>pendampingan dan</w:t>
-      </w:r>
-      <w:r>
-        <w:rPr>
-          <w:rFonts w:ascii="Arial" w:eastAsia="Arial" w:hAnsi="Arial" w:cs="Arial"/>
-          <w:sz w:val="24"/>
-          <w:szCs w:val="24"/>
-        </w:rPr>
-        <w:t xml:space="preserve"> </w:t>
-      </w:r>
-      <w:r>
-        <w:rPr>
-          <w:rFonts w:ascii="Arial" w:eastAsia="Arial" w:hAnsi="Arial" w:cs="Arial"/>
-          <w:sz w:val="24"/>
-          <w:szCs w:val="24"/>
-        </w:rPr>
-        <w:t xml:space="preserve">pembuatan </w:t>
-      </w:r>
-      <w:r>
-        <w:rPr>
-          <w:rFonts w:ascii="Arial" w:eastAsia="Arial" w:hAnsi="Arial" w:cs="Arial"/>
-          <w:sz w:val="24"/>
-          <w:szCs w:val="24"/>
-        </w:rPr>
-        <w:t xml:space="preserve">konten </w:t>
-      </w:r>
-      <w:r>
-        <w:rPr>
-          <w:rFonts w:ascii="Arial" w:eastAsia="Arial" w:hAnsi="Arial" w:cs="Arial"/>
-          <w:sz w:val="24"/>
-          <w:szCs w:val="24"/>
-        </w:rPr>
-        <w:t xml:space="preserve">video </w:t>
-      </w:r>
-      <w:r>
-        <w:rPr>
-          <w:rFonts w:ascii="Arial" w:eastAsia="Arial" w:hAnsi="Arial" w:cs="Arial"/>
-          <w:sz w:val="24"/>
-          <w:szCs w:val="24"/>
-        </w:rPr>
-        <w:t xml:space="preserve">KYAI LODRA pada Festival Nasional </w:t>
-      </w:r>
-      <w:proofErr w:type="spellStart"/>
-      <w:r>
-        <w:rPr>
-          <w:rFonts w:ascii="Arial" w:eastAsia="Arial" w:hAnsi="Arial" w:cs="Arial"/>
-          <w:sz w:val="24"/>
-          <w:szCs w:val="24"/>
-        </w:rPr>
-        <w:t>Reyog</w:t>
-      </w:r>
-      <w:proofErr w:type="spellEnd"/>
-      <w:r>
-        <w:rPr>
-          <w:rFonts w:ascii="Arial" w:eastAsia="Arial" w:hAnsi="Arial" w:cs="Arial"/>
-          <w:sz w:val="24"/>
-          <w:szCs w:val="24"/>
-        </w:rPr>
-        <w:t xml:space="preserve"> Ponorogo XXXI 2026</w:t>
-      </w:r>
-      <w:r>
-        <w:rPr>
-          <w:rFonts w:ascii="Arial" w:eastAsia="Arial" w:hAnsi="Arial" w:cs="Arial"/>
-          <w:sz w:val="24"/>
-          <w:szCs w:val="24"/>
-        </w:rPr>
-        <w:t xml:space="preserve"> selama </w:t>
-      </w:r>
-      <w:r>
-        <w:rPr>
-          <w:rFonts w:ascii="Arial" w:eastAsia="Arial" w:hAnsi="Arial" w:cs="Arial"/>
-          <w:sz w:val="24"/>
-          <w:szCs w:val="24"/>
-        </w:rPr>
-        <w:t>4</w:t>
-      </w:r>
-      <w:r>
-        <w:rPr>
-          <w:rFonts w:ascii="Arial" w:eastAsia="Arial" w:hAnsi="Arial" w:cs="Arial"/>
-          <w:sz w:val="24"/>
-          <w:szCs w:val="24"/>
-        </w:rPr>
-        <w:t xml:space="preserve"> (</w:t>
-      </w:r>
-      <w:r>
-        <w:rPr>
-          <w:rFonts w:ascii="Arial" w:eastAsia="Arial" w:hAnsi="Arial" w:cs="Arial"/>
-          <w:sz w:val="24"/>
-          <w:szCs w:val="24"/>
-        </w:rPr>
-        <w:t>empat</w:t>
-      </w:r>
-      <w:r>
-        <w:rPr>
-          <w:rFonts w:ascii="Arial" w:eastAsia="Arial" w:hAnsi="Arial" w:cs="Arial"/>
-          <w:sz w:val="24"/>
-          <w:szCs w:val="24"/>
-        </w:rPr>
-        <w:t>) hari pada tanggal 11-1</w:t>
-      </w:r>
-      <w:r>
-        <w:rPr>
-          <w:rFonts w:ascii="Arial" w:eastAsia="Arial" w:hAnsi="Arial" w:cs="Arial"/>
-          <w:sz w:val="24"/>
-          <w:szCs w:val="24"/>
-        </w:rPr>
-        <w:t>4</w:t>
-      </w:r>
-      <w:r>
-        <w:rPr>
-          <w:rFonts w:ascii="Arial" w:eastAsia="Arial" w:hAnsi="Arial" w:cs="Arial"/>
-          <w:sz w:val="24"/>
-          <w:szCs w:val="24"/>
-        </w:rPr>
-        <w:t xml:space="preserve"> </w:t>
-      </w:r>
-      <w:r>
-        <w:rPr>
-          <w:rFonts w:ascii="Arial" w:eastAsia="Arial" w:hAnsi="Arial" w:cs="Arial"/>
-          <w:sz w:val="24"/>
-          <w:szCs w:val="24"/>
-        </w:rPr>
-        <w:t>Juni</w:t>
-      </w:r>
-      <w:r>
-        <w:rPr>
-          <w:rFonts w:ascii="Arial" w:eastAsia="Arial" w:hAnsi="Arial" w:cs="Arial"/>
-          <w:sz w:val="24"/>
-          <w:szCs w:val="24"/>
-        </w:rPr>
-        <w:t xml:space="preserve"> 2026</w:t>
-      </w:r>
-      <w:r>
-        <w:rPr>
-          <w:rFonts w:ascii="Arial" w:eastAsia="Arial" w:hAnsi="Arial" w:cs="Arial"/>
-          <w:sz w:val="24"/>
-          <w:szCs w:val="24"/>
-        </w:rPr>
-        <w:t>.</w:t>
+        <w:t>Perjalanan Dinas ke Kabupaten Ponorogo dalam rangka pendampingan dan pembuatan konten video KYAI LODRA selama 4 (empat) hari pada tanggal 11-14 Juni 2026.</w:t>
       </w:r>
     </w:p>
     <w:tbl>
@@ -2176,7 +1343,7 @@
           <w:p>
             <w:pPr>
               <w:spacing w:before="120"/>
-              <w:ind w:left="-27"/>
+              <w:ind w:left="135"/>
               <w:jc w:val="both"/>
               <w:rPr>
                 <w:sz w:val="24"/>
@@ -2186,23 +1353,25 @@
             <w:proofErr w:type="spellStart"/>
             <w:r>
               <w:rPr>
+                <w:rFonts w:ascii="Arial" w:hAnsi="Arial" w:eastAsia="Arial" w:cs="Arial"/>
                 <w:sz w:val="24"/>
                 <w:szCs w:val="24"/>
               </w:rPr>
-              <w:t>Ditetapkan</w:t>
+              <w:t>Ditetapkan di Surabaya</w:t>
             </w:r>
             <w:proofErr w:type="spellEnd"/>
             <w:r>
               <w:rPr>
+                <w:rFonts w:ascii="Arial" w:hAnsi="Arial" w:eastAsia="Arial" w:cs="Arial"/>
                 <w:sz w:val="24"/>
                 <w:szCs w:val="24"/>
               </w:rPr>
-              <w:t xml:space="preserve"> di Surabaya</w:t>
+              <w:t xml:space="preserve"/>
             </w:r>
           </w:p>
           <w:p>
             <w:pPr>
-              <w:ind w:left="-27"/>
+              <w:ind w:left="135"/>
               <w:jc w:val="both"/>
               <w:rPr>
                 <w:sz w:val="24"/>
@@ -2211,6 +1380,7 @@
             </w:pPr>
             <w:r>
               <w:rPr>
+                <w:rFonts w:ascii="Arial" w:hAnsi="Arial" w:eastAsia="Arial" w:cs="Arial"/>
                 <w:noProof/>
                 <w:sz w:val="24"/>
                 <w:szCs w:val="24"/>
@@ -2646,31 +1816,35 @@
             </w:r>
             <w:r>
               <w:rPr>
+                <w:rFonts w:ascii="Arial" w:hAnsi="Arial" w:eastAsia="Arial" w:cs="Arial"/>
                 <w:sz w:val="24"/>
                 <w:szCs w:val="24"/>
               </w:rPr>
-              <w:t>pada tanggal</w:t>
-            </w:r>
-            <w:r>
-              <w:rPr>
+              <w:t>pada tanggal 10 Juni 2026</w:t>
+            </w:r>
+            <w:r>
+              <w:rPr>
+                <w:rFonts w:ascii="Arial" w:hAnsi="Arial" w:eastAsia="Arial" w:cs="Arial"/>
                 <w:sz w:val="24"/>
                 <w:szCs w:val="24"/>
               </w:rPr>
-              <w:t xml:space="preserve">       </w:t>
-            </w:r>
-            <w:r>
-              <w:rPr>
+              <w:t xml:space="preserve"/>
+            </w:r>
+            <w:r>
+              <w:rPr>
+                <w:rFonts w:ascii="Arial" w:hAnsi="Arial" w:eastAsia="Arial" w:cs="Arial"/>
                 <w:sz w:val="24"/>
                 <w:szCs w:val="24"/>
               </w:rPr>
-              <w:t>Juni</w:t>
-            </w:r>
-            <w:r>
-              <w:rPr>
+              <w:t/>
+            </w:r>
+            <w:r>
+              <w:rPr>
+                <w:rFonts w:ascii="Arial" w:hAnsi="Arial" w:eastAsia="Arial" w:cs="Arial"/>
                 <w:sz w:val="24"/>
                 <w:szCs w:val="24"/>
               </w:rPr>
-              <w:t xml:space="preserve"> 2026</w:t>
+              <w:t xml:space="preserve"/>
             </w:r>
           </w:p>
           <w:p>
